--- a/entregables/manual-usuario-padelclub-os.docx
+++ b/entregables/manual-usuario-padelclub-os.docx
@@ -165,7 +165,7 @@
                 <w:color w:val="1C1A17"/>
                 <w:sz w:val="18"/>
               </w:rPr>
-              <w:t>1.0</w:t>
+              <w:t>1.1</w:t>
             </w:r>
           </w:p>
         </w:tc>
@@ -814,7 +814,7 @@
                 <w:color w:val="1C1A17"/>
                 <w:sz w:val="16"/>
               </w:rPr>
-              <w:t>Acceso, navegación, roles y arranque rápido</w:t>
+              <w:t>Acceso, navegación, idioma, roles y arranque rápido</w:t>
             </w:r>
           </w:p>
         </w:tc>
@@ -1312,7 +1312,7 @@
                 <w:color w:val="1C1A17"/>
                 <w:sz w:val="16"/>
               </w:rPr>
-              <w:t>Reservar, cancelar, competir, conversar y gestionar el perfil</w:t>
+              <w:t>Reservar, reagendar, competir, conversar y gestionar el perfil</w:t>
             </w:r>
           </w:p>
         </w:tc>
@@ -1644,7 +1644,7 @@
                 <w:color w:val="1C1A17"/>
                 <w:sz w:val="18"/>
               </w:rPr>
-              <w:t>Acceso · Navegación · Roles · Arranque rápido</w:t>
+              <w:t>Acceso · Navegación · Idioma e instalación · Roles · Arranque rápido</w:t>
             </w:r>
           </w:p>
         </w:tc>
@@ -1889,6 +1889,89 @@
         </w:tc>
       </w:tr>
     </w:tbl>
+    <w:tbl>
+      <w:tblPr>
+        <w:tblW w:type="auto" w:w="0"/>
+        <w:jc w:val="center"/>
+        <w:tblLayout w:type="fixed"/>
+        <w:tblLook w:firstColumn="1" w:firstRow="1" w:lastColumn="0" w:lastRow="0" w:noHBand="0" w:noVBand="1" w:val="04A0"/>
+      </w:tblPr>
+      <w:tblGrid>
+        <w:gridCol w:w="4819"/>
+        <w:gridCol w:w="4819"/>
+      </w:tblGrid>
+      <w:tr>
+        <w:trPr>
+          <w:cantSplit/>
+        </w:trPr>
+        <w:tc>
+          <w:tcPr>
+            <w:tcW w:type="dxa" w:w="172"/>
+            <w:shd w:fill="9A6817"/>
+            <w:tcMar>
+              <w:top w:w="100" w:type="dxa"/>
+              <w:start w:w="0" w:type="dxa"/>
+              <w:bottom w:w="100" w:type="dxa"/>
+              <w:end w:w="0" w:type="dxa"/>
+            </w:tcMar>
+          </w:tcPr>
+          <w:p>
+            <w:pPr>
+              <w:spacing w:after="0"/>
+            </w:pPr>
+          </w:p>
+        </w:tc>
+        <w:tc>
+          <w:tcPr>
+            <w:tcW w:type="dxa" w:w="8856"/>
+            <w:shd w:fill="F5EBD8"/>
+            <w:tcMar>
+              <w:top w:w="120" w:type="dxa"/>
+              <w:start w:w="180" w:type="dxa"/>
+              <w:bottom w:w="120" w:type="dxa"/>
+              <w:end w:w="180" w:type="dxa"/>
+            </w:tcMar>
+          </w:tcPr>
+          <w:p>
+            <w:pPr>
+              <w:spacing w:after="40"/>
+            </w:pPr>
+            <w:r>
+              <w:rPr>
+                <w:rFonts w:ascii="Arial Narrow" w:hAnsi="Arial Narrow"/>
+                <w:b/>
+                <w:color w:val="9A6817"/>
+                <w:sz w:val="18"/>
+              </w:rPr>
+              <w:t>CAPTURA PENDIENTE</w:t>
+            </w:r>
+          </w:p>
+          <w:p>
+            <w:pPr>
+              <w:spacing w:after="0"/>
+            </w:pPr>
+            <w:r>
+              <w:rPr>
+                <w:rFonts w:ascii="Arial" w:hAnsi="Arial"/>
+                <w:color w:val="1C1A17"/>
+                <w:sz w:val="18"/>
+              </w:rPr>
+              <w:t>Sustituye este recuadro por una captura de pantalla que muestre: la pantalla de inicio de sesión. Antes de insertarla, difumina o recorta cualquier dato personal real.</w:t>
+            </w:r>
+          </w:p>
+        </w:tc>
+      </w:tr>
+    </w:tbl>
+    <w:p>
+      <w:r>
+        <w:rPr>
+          <w:i/>
+          <w:color w:val="6B665C"/>
+          <w:sz w:val="18"/>
+        </w:rPr>
+        <w:t>Figura 1 · Pantalla de acceso a PadelClub OS.</w:t>
+      </w:r>
+    </w:p>
     <w:p>
       <w:pPr>
         <w:spacing w:after="0"/>
@@ -2252,6 +2335,89 @@
         </w:tc>
       </w:tr>
     </w:tbl>
+    <w:tbl>
+      <w:tblPr>
+        <w:tblW w:type="auto" w:w="0"/>
+        <w:jc w:val="center"/>
+        <w:tblLayout w:type="fixed"/>
+        <w:tblLook w:firstColumn="1" w:firstRow="1" w:lastColumn="0" w:lastRow="0" w:noHBand="0" w:noVBand="1" w:val="04A0"/>
+      </w:tblPr>
+      <w:tblGrid>
+        <w:gridCol w:w="4819"/>
+        <w:gridCol w:w="4819"/>
+      </w:tblGrid>
+      <w:tr>
+        <w:trPr>
+          <w:cantSplit/>
+        </w:trPr>
+        <w:tc>
+          <w:tcPr>
+            <w:tcW w:type="dxa" w:w="172"/>
+            <w:shd w:fill="9A6817"/>
+            <w:tcMar>
+              <w:top w:w="100" w:type="dxa"/>
+              <w:start w:w="0" w:type="dxa"/>
+              <w:bottom w:w="100" w:type="dxa"/>
+              <w:end w:w="0" w:type="dxa"/>
+            </w:tcMar>
+          </w:tcPr>
+          <w:p>
+            <w:pPr>
+              <w:spacing w:after="0"/>
+            </w:pPr>
+          </w:p>
+        </w:tc>
+        <w:tc>
+          <w:tcPr>
+            <w:tcW w:type="dxa" w:w="8856"/>
+            <w:shd w:fill="F5EBD8"/>
+            <w:tcMar>
+              <w:top w:w="120" w:type="dxa"/>
+              <w:start w:w="180" w:type="dxa"/>
+              <w:bottom w:w="120" w:type="dxa"/>
+              <w:end w:w="180" w:type="dxa"/>
+            </w:tcMar>
+          </w:tcPr>
+          <w:p>
+            <w:pPr>
+              <w:spacing w:after="40"/>
+            </w:pPr>
+            <w:r>
+              <w:rPr>
+                <w:rFonts w:ascii="Arial Narrow" w:hAnsi="Arial Narrow"/>
+                <w:b/>
+                <w:color w:val="9A6817"/>
+                <w:sz w:val="18"/>
+              </w:rPr>
+              <w:t>CAPTURA PENDIENTE</w:t>
+            </w:r>
+          </w:p>
+          <w:p>
+            <w:pPr>
+              <w:spacing w:after="0"/>
+            </w:pPr>
+            <w:r>
+              <w:rPr>
+                <w:rFonts w:ascii="Arial" w:hAnsi="Arial"/>
+                <w:color w:val="1C1A17"/>
+                <w:sz w:val="18"/>
+              </w:rPr>
+              <w:t>Sustituye este recuadro por una captura de pantalla que muestre: el panel de administración con la barra lateral de navegación agrupada. Antes de insertarla, difumina o recorta cualquier dato personal real.</w:t>
+            </w:r>
+          </w:p>
+        </w:tc>
+      </w:tr>
+    </w:tbl>
+    <w:p>
+      <w:r>
+        <w:rPr>
+          <w:i/>
+          <w:color w:val="6B665C"/>
+          <w:sz w:val="18"/>
+        </w:rPr>
+        <w:t>Figura 2 · Panel de administración con la navegación agrupada.</w:t>
+      </w:r>
+    </w:p>
     <w:p>
       <w:pPr>
         <w:spacing w:after="0"/>
@@ -2325,6 +2491,125 @@
                 <w:sz w:val="18"/>
               </w:rPr>
               <w:t>La navegación rápida prioriza Inicio, Reservas, Socios y Pistas. El resto de apartados continúa disponible desde el menú general.</w:t>
+            </w:r>
+          </w:p>
+        </w:tc>
+      </w:tr>
+    </w:tbl>
+    <w:p>
+      <w:pPr>
+        <w:pStyle w:val="Heading2"/>
+      </w:pPr>
+      <w:r>
+        <w:t>Idioma, tema e instalación en el móvil</w:t>
+      </w:r>
+    </w:p>
+    <w:p>
+      <w:r>
+        <w:t>PadelClub OS funciona desde el navegador, en ordenador y en móvil, en español o en inglés y con tema claro u oscuro. No hay nada que instalar, aunque puedes fijarlo como una aplicación más.</w:t>
+      </w:r>
+    </w:p>
+    <w:p>
+      <w:pPr>
+        <w:pStyle w:val="ListBullet"/>
+      </w:pPr>
+      <w:r>
+        <w:rPr>
+          <w:rFonts w:ascii="Arial" w:hAnsi="Arial"/>
+        </w:rPr>
+        <w:t>Para cambiar el idioma, usa el selector de idioma de la cabecera. El cambio se aplica a toda la aplicación.</w:t>
+      </w:r>
+    </w:p>
+    <w:p>
+      <w:pPr>
+        <w:pStyle w:val="ListBullet"/>
+      </w:pPr>
+      <w:r>
+        <w:rPr>
+          <w:rFonts w:ascii="Arial" w:hAnsi="Arial"/>
+        </w:rPr>
+        <w:t>Para alternar entre tema claro y oscuro, usa el conmutador de tema de la cabecera.</w:t>
+      </w:r>
+    </w:p>
+    <w:p>
+      <w:pPr>
+        <w:pStyle w:val="ListBullet"/>
+      </w:pPr>
+      <w:r>
+        <w:rPr>
+          <w:rFonts w:ascii="Arial" w:hAnsi="Arial"/>
+        </w:rPr>
+        <w:t>Para instalar la aplicación en el móvil, abre el portal en el navegador y elige Añadir a pantalla de inicio o la opción de instalación que ofrezca tu navegador. No necesitas ninguna tienda de aplicaciones.</w:t>
+      </w:r>
+    </w:p>
+    <w:tbl>
+      <w:tblPr>
+        <w:tblW w:type="auto" w:w="0"/>
+        <w:jc w:val="center"/>
+        <w:tblLayout w:type="fixed"/>
+        <w:tblLook w:firstColumn="1" w:firstRow="1" w:lastColumn="0" w:lastRow="0" w:noHBand="0" w:noVBand="1" w:val="04A0"/>
+      </w:tblPr>
+      <w:tblGrid>
+        <w:gridCol w:w="4819"/>
+        <w:gridCol w:w="4819"/>
+      </w:tblGrid>
+      <w:tr>
+        <w:trPr>
+          <w:cantSplit/>
+        </w:trPr>
+        <w:tc>
+          <w:tcPr>
+            <w:tcW w:type="dxa" w:w="172"/>
+            <w:shd w:fill="9A6817"/>
+            <w:tcMar>
+              <w:top w:w="100" w:type="dxa"/>
+              <w:start w:w="0" w:type="dxa"/>
+              <w:bottom w:w="100" w:type="dxa"/>
+              <w:end w:w="0" w:type="dxa"/>
+            </w:tcMar>
+          </w:tcPr>
+          <w:p>
+            <w:pPr>
+              <w:spacing w:after="0"/>
+            </w:pPr>
+          </w:p>
+        </w:tc>
+        <w:tc>
+          <w:tcPr>
+            <w:tcW w:type="dxa" w:w="8856"/>
+            <w:shd w:fill="F5EBD8"/>
+            <w:tcMar>
+              <w:top w:w="120" w:type="dxa"/>
+              <w:start w:w="180" w:type="dxa"/>
+              <w:bottom w:w="120" w:type="dxa"/>
+              <w:end w:w="180" w:type="dxa"/>
+            </w:tcMar>
+          </w:tcPr>
+          <w:p>
+            <w:pPr>
+              <w:spacing w:after="40"/>
+            </w:pPr>
+            <w:r>
+              <w:rPr>
+                <w:rFonts w:ascii="Arial Narrow" w:hAnsi="Arial Narrow"/>
+                <w:b/>
+                <w:color w:val="9A6817"/>
+                <w:sz w:val="18"/>
+              </w:rPr>
+              <w:t>TEN EN CUENTA</w:t>
+            </w:r>
+          </w:p>
+          <w:p>
+            <w:pPr>
+              <w:spacing w:after="0"/>
+            </w:pPr>
+            <w:r>
+              <w:rPr>
+                <w:rFonts w:ascii="Arial" w:hAnsi="Arial"/>
+                <w:color w:val="1C1A17"/>
+                <w:sz w:val="18"/>
+              </w:rPr>
+              <w:t>La instalación es opcional. Todas las funciones están disponibles igualmente desde el navegador.</w:t>
             </w:r>
           </w:p>
         </w:tc>
@@ -2854,6 +3139,79 @@
                 <w:color w:val="9A6817"/>
                 <w:sz w:val="18"/>
               </w:rPr>
+              <w:t>ASISTENTE DE CONFIGURACIÓN</w:t>
+            </w:r>
+          </w:p>
+          <w:p>
+            <w:pPr>
+              <w:spacing w:after="0"/>
+            </w:pPr>
+            <w:r>
+              <w:rPr>
+                <w:rFonts w:ascii="Arial" w:hAnsi="Arial"/>
+                <w:color w:val="1C1A17"/>
+                <w:sz w:val="18"/>
+              </w:rPr>
+              <w:t>Si prefieres una guía paso a paso, el asistente de configuración inicial te acompaña por los datos del club, la creación de pistas y sus precios. El panel de inicio muestra además tu progreso de puesta en marcha con los pasos pendientes.</w:t>
+            </w:r>
+          </w:p>
+        </w:tc>
+      </w:tr>
+    </w:tbl>
+    <w:tbl>
+      <w:tblPr>
+        <w:tblW w:type="auto" w:w="0"/>
+        <w:jc w:val="center"/>
+        <w:tblLayout w:type="fixed"/>
+        <w:tblLook w:firstColumn="1" w:firstRow="1" w:lastColumn="0" w:lastRow="0" w:noHBand="0" w:noVBand="1" w:val="04A0"/>
+      </w:tblPr>
+      <w:tblGrid>
+        <w:gridCol w:w="4819"/>
+        <w:gridCol w:w="4819"/>
+      </w:tblGrid>
+      <w:tr>
+        <w:trPr>
+          <w:cantSplit/>
+        </w:trPr>
+        <w:tc>
+          <w:tcPr>
+            <w:tcW w:type="dxa" w:w="172"/>
+            <w:shd w:fill="9A6817"/>
+            <w:tcMar>
+              <w:top w:w="100" w:type="dxa"/>
+              <w:start w:w="0" w:type="dxa"/>
+              <w:bottom w:w="100" w:type="dxa"/>
+              <w:end w:w="0" w:type="dxa"/>
+            </w:tcMar>
+          </w:tcPr>
+          <w:p>
+            <w:pPr>
+              <w:spacing w:after="0"/>
+            </w:pPr>
+          </w:p>
+        </w:tc>
+        <w:tc>
+          <w:tcPr>
+            <w:tcW w:type="dxa" w:w="8856"/>
+            <w:shd w:fill="F5EBD8"/>
+            <w:tcMar>
+              <w:top w:w="120" w:type="dxa"/>
+              <w:start w:w="180" w:type="dxa"/>
+              <w:bottom w:w="120" w:type="dxa"/>
+              <w:end w:w="180" w:type="dxa"/>
+            </w:tcMar>
+          </w:tcPr>
+          <w:p>
+            <w:pPr>
+              <w:spacing w:after="40"/>
+            </w:pPr>
+            <w:r>
+              <w:rPr>
+                <w:rFonts w:ascii="Arial Narrow" w:hAnsi="Arial Narrow"/>
+                <w:b/>
+                <w:color w:val="9A6817"/>
+                <w:sz w:val="18"/>
+              </w:rPr>
               <w:t>ANTES DE ABRIR AL PÚBLICO</w:t>
             </w:r>
           </w:p>
@@ -3012,7 +3370,7 @@
                 <w:color w:val="1C1A17"/>
                 <w:sz w:val="18"/>
               </w:rPr>
-              <w:t>Ajustes · Pistas · Horarios y precios · Bloqueos · Equipo</w:t>
+              <w:t>Ajustes · Publicación · Pistas · Horarios y precios · Bloqueos · Equipo</w:t>
             </w:r>
           </w:p>
         </w:tc>
@@ -3194,17 +3552,95 @@
         </w:tc>
       </w:tr>
     </w:tbl>
-    <w:p>
-      <w:pPr>
-        <w:spacing w:after="0"/>
-      </w:pPr>
+    <w:tbl>
+      <w:tblPr>
+        <w:tblW w:type="auto" w:w="0"/>
+        <w:jc w:val="center"/>
+        <w:tblLayout w:type="fixed"/>
+        <w:tblLook w:firstColumn="1" w:firstRow="1" w:lastColumn="0" w:lastRow="0" w:noHBand="0" w:noVBand="1" w:val="04A0"/>
+      </w:tblPr>
+      <w:tblGrid>
+        <w:gridCol w:w="4819"/>
+        <w:gridCol w:w="4819"/>
+      </w:tblGrid>
+      <w:tr>
+        <w:trPr>
+          <w:cantSplit/>
+        </w:trPr>
+        <w:tc>
+          <w:tcPr>
+            <w:tcW w:type="dxa" w:w="172"/>
+            <w:shd w:fill="9A6817"/>
+            <w:tcMar>
+              <w:top w:w="100" w:type="dxa"/>
+              <w:start w:w="0" w:type="dxa"/>
+              <w:bottom w:w="100" w:type="dxa"/>
+              <w:end w:w="0" w:type="dxa"/>
+            </w:tcMar>
+          </w:tcPr>
+          <w:p>
+            <w:pPr>
+              <w:spacing w:after="0"/>
+            </w:pPr>
+          </w:p>
+        </w:tc>
+        <w:tc>
+          <w:tcPr>
+            <w:tcW w:type="dxa" w:w="8856"/>
+            <w:shd w:fill="F5EBD8"/>
+            <w:tcMar>
+              <w:top w:w="120" w:type="dxa"/>
+              <w:start w:w="180" w:type="dxa"/>
+              <w:bottom w:w="120" w:type="dxa"/>
+              <w:end w:w="180" w:type="dxa"/>
+            </w:tcMar>
+          </w:tcPr>
+          <w:p>
+            <w:pPr>
+              <w:spacing w:after="40"/>
+            </w:pPr>
+            <w:r>
+              <w:rPr>
+                <w:rFonts w:ascii="Arial Narrow" w:hAnsi="Arial Narrow"/>
+                <w:b/>
+                <w:color w:val="9A6817"/>
+                <w:sz w:val="18"/>
+              </w:rPr>
+              <w:t>CAPTURA PENDIENTE</w:t>
+            </w:r>
+          </w:p>
+          <w:p>
+            <w:pPr>
+              <w:spacing w:after="0"/>
+            </w:pPr>
+            <w:r>
+              <w:rPr>
+                <w:rFonts w:ascii="Arial" w:hAnsi="Arial"/>
+                <w:color w:val="1C1A17"/>
+                <w:sz w:val="18"/>
+              </w:rPr>
+              <w:t>Sustituye este recuadro por una captura de pantalla que muestre: la pantalla de Ajustes del club. Antes de insertarla, difumina o recorta cualquier dato personal real.</w:t>
+            </w:r>
+          </w:p>
+        </w:tc>
+      </w:tr>
+    </w:tbl>
+    <w:p>
+      <w:r>
+        <w:rPr>
+          <w:i/>
+          <w:color w:val="6B665C"/>
+          <w:sz w:val="18"/>
+        </w:rPr>
+        <w:t>Figura 3 · Ajustes del club en el panel de administración.</w:t>
+      </w:r>
     </w:p>
     <w:p>
       <w:pPr>
         <w:pStyle w:val="Heading2"/>
       </w:pPr>
       <w:r>
-        <w:t>Crear o editar una pista</w:t>
+        <w:t>Publicar el portal del club</w:t>
       </w:r>
     </w:p>
     <w:p>
@@ -3219,7 +3655,7 @@
         <w:rPr>
           <w:rFonts w:ascii="Arial" w:hAnsi="Arial"/>
         </w:rPr>
-        <w:t>Mantener el inventario de pistas disponible para reservar.</w:t>
+        <w:t>Decidir cuándo el portal pasa de borrador a visible para los jugadores.</w:t>
       </w:r>
     </w:p>
     <w:p>
@@ -3227,14 +3663,11 @@
         <w:pStyle w:val="ListNumber"/>
         <w:numPr>
           <w:ilvl w:val="0"/>
-          <w:numId w:val="13"/>
+          <w:numId w:val="46"/>
         </w:numPr>
       </w:pPr>
       <w:r>
-        <w:rPr>
-          <w:rFonts w:ascii="Arial" w:hAnsi="Arial"/>
-        </w:rPr>
-        <w:t>Abre Pistas dentro de Operación.</w:t>
+        <w:t>Entra en Ajustes y localiza el estado del portal: borrador o publicado.</w:t>
       </w:r>
     </w:p>
     <w:p>
@@ -3242,14 +3675,11 @@
         <w:pStyle w:val="ListNumber"/>
         <w:numPr>
           <w:ilvl w:val="0"/>
-          <w:numId w:val="13"/>
+          <w:numId w:val="46"/>
         </w:numPr>
       </w:pPr>
       <w:r>
-        <w:rPr>
-          <w:rFonts w:ascii="Arial" w:hAnsi="Arial"/>
-        </w:rPr>
-        <w:t>Pulsa la opción para crear una pista o abre una existente para editarla.</w:t>
+        <w:t>Antes de publicar, comprueba que el club tiene nombre y al menos una pista con su tarifa configurada. La aplicación lo verifica y te avisa si falta algo.</w:t>
       </w:r>
     </w:p>
     <w:p>
@@ -3257,14 +3687,11 @@
         <w:pStyle w:val="ListNumber"/>
         <w:numPr>
           <w:ilvl w:val="0"/>
-          <w:numId w:val="13"/>
+          <w:numId w:val="46"/>
         </w:numPr>
       </w:pPr>
       <w:r>
-        <w:rPr>
-          <w:rFonts w:ascii="Arial" w:hAnsi="Arial"/>
-        </w:rPr>
-        <w:t>Escribe un nombre claro y único, por ejemplo Pista 1 Panorámica.</w:t>
+        <w:t>Activa la publicación y guarda.</w:t>
       </w:r>
     </w:p>
     <w:p>
@@ -3272,29 +3699,11 @@
         <w:pStyle w:val="ListNumber"/>
         <w:numPr>
           <w:ilvl w:val="0"/>
-          <w:numId w:val="13"/>
+          <w:numId w:val="46"/>
         </w:numPr>
       </w:pPr>
       <w:r>
-        <w:rPr>
-          <w:rFonts w:ascii="Arial" w:hAnsi="Arial"/>
-        </w:rPr>
-        <w:t>Selecciona el tipo de pista cuando la pantalla lo permita.</w:t>
-      </w:r>
-    </w:p>
-    <w:p>
-      <w:pPr>
-        <w:pStyle w:val="ListNumber"/>
-        <w:numPr>
-          <w:ilvl w:val="0"/>
-          <w:numId w:val="13"/>
-        </w:numPr>
-      </w:pPr>
-      <w:r>
-        <w:rPr>
-          <w:rFonts w:ascii="Arial" w:hAnsi="Arial"/>
-        </w:rPr>
-        <w:t>Guarda y comprueba que aparece en el listado.</w:t>
+        <w:t>Abre el portal público del club y comprueba que la información visible es correcta.</w:t>
       </w:r>
     </w:p>
     <w:tbl>
@@ -3364,17 +3773,12 @@
                 <w:color w:val="1C1A17"/>
                 <w:sz w:val="18"/>
               </w:rPr>
-              <w:t>La pista figura una sola vez, con un nombre reconocible para recepción y jugadores.</w:t>
+              <w:t>Los jugadores pueden ver el portal y registrarse o reservar según la configuración del club.</w:t>
             </w:r>
           </w:p>
         </w:tc>
       </w:tr>
     </w:tbl>
-    <w:p>
-      <w:pPr>
-        <w:spacing w:after="0"/>
-      </w:pPr>
-    </w:p>
     <w:tbl>
       <w:tblPr>
         <w:tblW w:type="auto" w:w="0"/>
@@ -3442,7 +3846,7 @@
                 <w:color w:val="1C1A17"/>
                 <w:sz w:val="18"/>
               </w:rPr>
-              <w:t>No borres una pista con reservas futuras sin revisar antes el calendario. Cuando la indisponibilidad sea temporal, utiliza un bloqueo.</w:t>
+              <w:t>Mientras el portal está en borrador puedes preparar pistas, precios y contenido con calma. Publica solo cuando la base operativa esté revisada.</w:t>
             </w:r>
           </w:p>
         </w:tc>
@@ -3458,7 +3862,7 @@
         <w:pStyle w:val="Heading2"/>
       </w:pPr>
       <w:r>
-        <w:t>Configurar horarios y precios</w:t>
+        <w:t>Crear o editar una pista</w:t>
       </w:r>
     </w:p>
     <w:p>
@@ -3473,7 +3877,7 @@
         <w:rPr>
           <w:rFonts w:ascii="Arial" w:hAnsi="Arial"/>
         </w:rPr>
-        <w:t>Definir cuándo puede reservarse cada pista y cuánto corresponde cobrar.</w:t>
+        <w:t>Mantener el inventario de pistas disponible para reservar.</w:t>
       </w:r>
     </w:p>
     <w:p>
@@ -3481,14 +3885,14 @@
         <w:pStyle w:val="ListNumber"/>
         <w:numPr>
           <w:ilvl w:val="0"/>
-          <w:numId w:val="14"/>
+          <w:numId w:val="13"/>
         </w:numPr>
       </w:pPr>
       <w:r>
         <w:rPr>
           <w:rFonts w:ascii="Arial" w:hAnsi="Arial"/>
         </w:rPr>
-        <w:t>Revisa el horario de apertura y cierre del club.</w:t>
+        <w:t>Abre Pistas dentro de Operación.</w:t>
       </w:r>
     </w:p>
     <w:p>
@@ -3496,14 +3900,14 @@
         <w:pStyle w:val="ListNumber"/>
         <w:numPr>
           <w:ilvl w:val="0"/>
-          <w:numId w:val="14"/>
+          <w:numId w:val="13"/>
         </w:numPr>
       </w:pPr>
       <w:r>
         <w:rPr>
           <w:rFonts w:ascii="Arial" w:hAnsi="Arial"/>
         </w:rPr>
-        <w:t>En Pistas o en el apartado de precios, selecciona la pista que quieres configurar.</w:t>
+        <w:t>Pulsa la opción para crear una pista o abre una existente para editarla.</w:t>
       </w:r>
     </w:p>
     <w:p>
@@ -3511,14 +3915,14 @@
         <w:pStyle w:val="ListNumber"/>
         <w:numPr>
           <w:ilvl w:val="0"/>
-          <w:numId w:val="14"/>
+          <w:numId w:val="13"/>
         </w:numPr>
       </w:pPr>
       <w:r>
         <w:rPr>
           <w:rFonts w:ascii="Arial" w:hAnsi="Arial"/>
         </w:rPr>
-        <w:t>Crea las franjas de precio por día y tramo horario.</w:t>
+        <w:t>Escribe un nombre claro y único, por ejemplo Pista 1 Panorámica.</w:t>
       </w:r>
     </w:p>
     <w:p>
@@ -3526,14 +3930,14 @@
         <w:pStyle w:val="ListNumber"/>
         <w:numPr>
           <w:ilvl w:val="0"/>
-          <w:numId w:val="14"/>
+          <w:numId w:val="13"/>
         </w:numPr>
       </w:pPr>
       <w:r>
         <w:rPr>
           <w:rFonts w:ascii="Arial" w:hAnsi="Arial"/>
         </w:rPr>
-        <w:t>Evita franjas solapadas y comprueba especialmente noches, fines de semana y festivos.</w:t>
+        <w:t>Selecciona el tipo de pista cuando la pantalla lo permita.</w:t>
       </w:r>
     </w:p>
     <w:p>
@@ -3541,14 +3945,14 @@
         <w:pStyle w:val="ListNumber"/>
         <w:numPr>
           <w:ilvl w:val="0"/>
-          <w:numId w:val="14"/>
+          <w:numId w:val="13"/>
         </w:numPr>
       </w:pPr>
       <w:r>
         <w:rPr>
           <w:rFonts w:ascii="Arial" w:hAnsi="Arial"/>
         </w:rPr>
-        <w:t>Guarda y realiza reservas de prueba en dos franjas distintas.</w:t>
+        <w:t>Guarda y comprueba que aparece en el listado.</w:t>
       </w:r>
     </w:p>
     <w:tbl>
@@ -3618,7 +4022,7 @@
                 <w:color w:val="1C1A17"/>
                 <w:sz w:val="18"/>
               </w:rPr>
-              <w:t>Cada reserva de prueba muestra la franja y el precio esperados.</w:t>
+              <w:t>La pista figura una sola vez, con un nombre reconocible para recepción y jugadores.</w:t>
             </w:r>
           </w:p>
         </w:tc>
@@ -3696,7 +4100,7 @@
                 <w:color w:val="1C1A17"/>
                 <w:sz w:val="18"/>
               </w:rPr>
-              <w:t>Los indicadores de ocupación usan el horario real del club. Un horario mal definido también distorsiona las analíticas.</w:t>
+              <w:t>No borres una pista con reservas futuras sin revisar antes el calendario. Cuando la indisponibilidad sea temporal, utiliza un bloqueo.</w:t>
             </w:r>
           </w:p>
         </w:tc>
@@ -3712,7 +4116,7 @@
         <w:pStyle w:val="Heading2"/>
       </w:pPr>
       <w:r>
-        <w:t>Crear un bloqueo</w:t>
+        <w:t>Configurar horarios y precios</w:t>
       </w:r>
     </w:p>
     <w:p>
@@ -3727,7 +4131,7 @@
         <w:rPr>
           <w:rFonts w:ascii="Arial" w:hAnsi="Arial"/>
         </w:rPr>
-        <w:t>Impedir reservas durante mantenimiento, torneo interno u otra indisponibilidad.</w:t>
+        <w:t>Definir cuándo puede reservarse cada pista y cuánto corresponde cobrar.</w:t>
       </w:r>
     </w:p>
     <w:p>
@@ -3735,14 +4139,14 @@
         <w:pStyle w:val="ListNumber"/>
         <w:numPr>
           <w:ilvl w:val="0"/>
-          <w:numId w:val="15"/>
+          <w:numId w:val="14"/>
         </w:numPr>
       </w:pPr>
       <w:r>
         <w:rPr>
           <w:rFonts w:ascii="Arial" w:hAnsi="Arial"/>
         </w:rPr>
-        <w:t>Abre Bloqueos en Operación.</w:t>
+        <w:t>Revisa el horario de apertura y cierre del club.</w:t>
       </w:r>
     </w:p>
     <w:p>
@@ -3750,14 +4154,14 @@
         <w:pStyle w:val="ListNumber"/>
         <w:numPr>
           <w:ilvl w:val="0"/>
-          <w:numId w:val="15"/>
+          <w:numId w:val="14"/>
         </w:numPr>
       </w:pPr>
       <w:r>
         <w:rPr>
           <w:rFonts w:ascii="Arial" w:hAnsi="Arial"/>
         </w:rPr>
-        <w:t>Pulsa crear y elige si afecta a una pista concreta o a todas.</w:t>
+        <w:t>En Pistas o en el apartado de precios, selecciona la pista que quieres configurar.</w:t>
       </w:r>
     </w:p>
     <w:p>
@@ -3765,14 +4169,14 @@
         <w:pStyle w:val="ListNumber"/>
         <w:numPr>
           <w:ilvl w:val="0"/>
-          <w:numId w:val="15"/>
+          <w:numId w:val="14"/>
         </w:numPr>
       </w:pPr>
       <w:r>
         <w:rPr>
           <w:rFonts w:ascii="Arial" w:hAnsi="Arial"/>
         </w:rPr>
-        <w:t>Indica fecha, hora de inicio, hora de fin y motivo.</w:t>
+        <w:t>Crea las franjas de precio por día y tramo horario.</w:t>
       </w:r>
     </w:p>
     <w:p>
@@ -3780,14 +4184,14 @@
         <w:pStyle w:val="ListNumber"/>
         <w:numPr>
           <w:ilvl w:val="0"/>
-          <w:numId w:val="15"/>
+          <w:numId w:val="14"/>
         </w:numPr>
       </w:pPr>
       <w:r>
         <w:rPr>
           <w:rFonts w:ascii="Arial" w:hAnsi="Arial"/>
         </w:rPr>
-        <w:t>Guarda el bloqueo.</w:t>
+        <w:t>Evita franjas solapadas y comprueba especialmente noches, fines de semana y festivos.</w:t>
       </w:r>
     </w:p>
     <w:p>
@@ -3795,14 +4199,14 @@
         <w:pStyle w:val="ListNumber"/>
         <w:numPr>
           <w:ilvl w:val="0"/>
-          <w:numId w:val="15"/>
+          <w:numId w:val="14"/>
         </w:numPr>
       </w:pPr>
       <w:r>
         <w:rPr>
           <w:rFonts w:ascii="Arial" w:hAnsi="Arial"/>
         </w:rPr>
-        <w:t>Comprueba en Reservas que el intervalo ya no está disponible.</w:t>
+        <w:t>Guarda y realiza reservas de prueba en dos franjas distintas.</w:t>
       </w:r>
     </w:p>
     <w:tbl>
@@ -3872,17 +4276,12 @@
                 <w:color w:val="1C1A17"/>
                 <w:sz w:val="18"/>
               </w:rPr>
-              <w:t>El calendario muestra el periodo bloqueado y no permite una reserva incompatible.</w:t>
+              <w:t>Cada reserva de prueba muestra la franja y el precio esperados.</w:t>
             </w:r>
           </w:p>
         </w:tc>
       </w:tr>
     </w:tbl>
-    <w:p>
-      <w:pPr>
-        <w:spacing w:after="0"/>
-      </w:pPr>
-    </w:p>
     <w:tbl>
       <w:tblPr>
         <w:tblW w:type="auto" w:w="0"/>
@@ -3937,7 +4336,7 @@
                 <w:color w:val="9A6817"/>
                 <w:sz w:val="18"/>
               </w:rPr>
-              <w:t>TEN EN CUENTA</w:t>
+              <w:t>CAPTURA PENDIENTE</w:t>
             </w:r>
           </w:p>
           <w:p>
@@ -3950,23 +4349,106 @@
                 <w:color w:val="1C1A17"/>
                 <w:sz w:val="18"/>
               </w:rPr>
-              <w:t>Usa motivos descriptivos. El bloqueo no sustituye a la cancelación de reservas ya existentes.</w:t>
+              <w:t>Sustituye este recuadro por una captura de pantalla que muestre: la configuración de precios de una pista, con la parrilla de días y franjas. Antes de insertarla, difumina o recorta cualquier dato personal real.</w:t>
             </w:r>
           </w:p>
         </w:tc>
       </w:tr>
     </w:tbl>
     <w:p>
+      <w:r>
+        <w:rPr>
+          <w:i/>
+          <w:color w:val="6B665C"/>
+          <w:sz w:val="18"/>
+        </w:rPr>
+        <w:t>Figura 4 · Configuración de precios por día y franja horaria de una pista.</w:t>
+      </w:r>
+    </w:p>
+    <w:p>
       <w:pPr>
         <w:spacing w:after="0"/>
       </w:pPr>
     </w:p>
+    <w:tbl>
+      <w:tblPr>
+        <w:tblW w:type="auto" w:w="0"/>
+        <w:jc w:val="center"/>
+        <w:tblLayout w:type="fixed"/>
+        <w:tblLook w:firstColumn="1" w:firstRow="1" w:lastColumn="0" w:lastRow="0" w:noHBand="0" w:noVBand="1" w:val="04A0"/>
+      </w:tblPr>
+      <w:tblGrid>
+        <w:gridCol w:w="4819"/>
+        <w:gridCol w:w="4819"/>
+      </w:tblGrid>
+      <w:tr>
+        <w:trPr>
+          <w:cantSplit/>
+        </w:trPr>
+        <w:tc>
+          <w:tcPr>
+            <w:tcW w:type="dxa" w:w="172"/>
+            <w:shd w:fill="9A6817"/>
+            <w:tcMar>
+              <w:top w:w="100" w:type="dxa"/>
+              <w:start w:w="0" w:type="dxa"/>
+              <w:bottom w:w="100" w:type="dxa"/>
+              <w:end w:w="0" w:type="dxa"/>
+            </w:tcMar>
+          </w:tcPr>
+          <w:p>
+            <w:pPr>
+              <w:spacing w:after="0"/>
+            </w:pPr>
+          </w:p>
+        </w:tc>
+        <w:tc>
+          <w:tcPr>
+            <w:tcW w:type="dxa" w:w="8856"/>
+            <w:shd w:fill="F5EBD8"/>
+            <w:tcMar>
+              <w:top w:w="120" w:type="dxa"/>
+              <w:start w:w="180" w:type="dxa"/>
+              <w:bottom w:w="120" w:type="dxa"/>
+              <w:end w:w="180" w:type="dxa"/>
+            </w:tcMar>
+          </w:tcPr>
+          <w:p>
+            <w:pPr>
+              <w:spacing w:after="40"/>
+            </w:pPr>
+            <w:r>
+              <w:rPr>
+                <w:rFonts w:ascii="Arial Narrow" w:hAnsi="Arial Narrow"/>
+                <w:b/>
+                <w:color w:val="9A6817"/>
+                <w:sz w:val="18"/>
+              </w:rPr>
+              <w:t>TEN EN CUENTA</w:t>
+            </w:r>
+          </w:p>
+          <w:p>
+            <w:pPr>
+              <w:spacing w:after="0"/>
+            </w:pPr>
+            <w:r>
+              <w:rPr>
+                <w:rFonts w:ascii="Arial" w:hAnsi="Arial"/>
+                <w:color w:val="1C1A17"/>
+                <w:sz w:val="18"/>
+              </w:rPr>
+              <w:t>Los indicadores de ocupación usan el horario real del club. Un horario mal definido también distorsiona las analíticas.</w:t>
+            </w:r>
+          </w:p>
+        </w:tc>
+      </w:tr>
+    </w:tbl>
     <w:p>
       <w:pPr>
         <w:pStyle w:val="Heading2"/>
       </w:pPr>
       <w:r>
-        <w:t>Invitar y gestionar al equipo</w:t>
+        <w:t>Ajustar las políticas de reserva</w:t>
       </w:r>
     </w:p>
     <w:p>
@@ -3981,7 +4463,7 @@
         <w:rPr>
           <w:rFonts w:ascii="Arial" w:hAnsi="Arial"/>
         </w:rPr>
-        <w:t>Dar acceso individual con el nivel adecuado.</w:t>
+        <w:t>Definir las reglas que la plataforma aplicará a las reservas de los jugadores.</w:t>
       </w:r>
     </w:p>
     <w:p>
@@ -3989,14 +4471,11 @@
         <w:pStyle w:val="ListNumber"/>
         <w:numPr>
           <w:ilvl w:val="0"/>
-          <w:numId w:val="16"/>
+          <w:numId w:val="53"/>
         </w:numPr>
       </w:pPr>
       <w:r>
-        <w:rPr>
-          <w:rFonts w:ascii="Arial" w:hAnsi="Arial"/>
-        </w:rPr>
-        <w:t>Abre Equipo dentro de Sistema.</w:t>
+        <w:t>Entra en Ajustes y localiza las políticas de reserva.</w:t>
       </w:r>
     </w:p>
     <w:p>
@@ -4004,14 +4483,11 @@
         <w:pStyle w:val="ListNumber"/>
         <w:numPr>
           <w:ilvl w:val="0"/>
-          <w:numId w:val="16"/>
+          <w:numId w:val="53"/>
         </w:numPr>
       </w:pPr>
       <w:r>
-        <w:rPr>
-          <w:rFonts w:ascii="Arial" w:hAnsi="Arial"/>
-        </w:rPr>
-        <w:t>Pulsa invitar y escribe el correo de la persona.</w:t>
+        <w:t>Define la antelación máxima con la que un jugador puede reservar, entre 1 y 90 días. Un valor habitual es 7.</w:t>
       </w:r>
     </w:p>
     <w:p>
@@ -4019,14 +4495,11 @@
         <w:pStyle w:val="ListNumber"/>
         <w:numPr>
           <w:ilvl w:val="0"/>
-          <w:numId w:val="16"/>
+          <w:numId w:val="53"/>
         </w:numPr>
       </w:pPr>
       <w:r>
-        <w:rPr>
-          <w:rFonts w:ascii="Arial" w:hAnsi="Arial"/>
-        </w:rPr>
-        <w:t>Elige Administrador del club o Personal según sus responsabilidades.</w:t>
+        <w:t>Define con cuántas horas de antelación puede cancelarse una reserva, entre 0 y 72. Un valor habitual es 2.</w:t>
       </w:r>
     </w:p>
     <w:p>
@@ -4034,14 +4507,11 @@
         <w:pStyle w:val="ListNumber"/>
         <w:numPr>
           <w:ilvl w:val="0"/>
-          <w:numId w:val="16"/>
+          <w:numId w:val="53"/>
         </w:numPr>
       </w:pPr>
       <w:r>
-        <w:rPr>
-          <w:rFonts w:ascii="Arial" w:hAnsi="Arial"/>
-        </w:rPr>
-        <w:t>Envía la invitación y comprueba su estado.</w:t>
+        <w:t>Elige la duración estándar de la reserva: 60, 90 o 120 minutos.</w:t>
       </w:r>
     </w:p>
     <w:p>
@@ -4049,14 +4519,23 @@
         <w:pStyle w:val="ListNumber"/>
         <w:numPr>
           <w:ilvl w:val="0"/>
-          <w:numId w:val="16"/>
+          <w:numId w:val="53"/>
         </w:numPr>
       </w:pPr>
       <w:r>
-        <w:rPr>
-          <w:rFonts w:ascii="Arial" w:hAnsi="Arial"/>
-        </w:rPr>
-        <w:t>Cuando la persona ya no trabaje con el club, retira su acceso desde Equipo.</w:t>
+        <w:t>Decide si los jugadores pueden reservar por su cuenta desde el portal y si las partidas abiertas están activas.</w:t>
+      </w:r>
+    </w:p>
+    <w:p>
+      <w:pPr>
+        <w:pStyle w:val="ListNumber"/>
+        <w:numPr>
+          <w:ilvl w:val="0"/>
+          <w:numId w:val="53"/>
+        </w:numPr>
+      </w:pPr>
+      <w:r>
+        <w:t>Guarda y haz una reserva de prueba desde el portal para comprobar el efecto.</w:t>
       </w:r>
     </w:p>
     <w:tbl>
@@ -4126,17 +4605,12 @@
                 <w:color w:val="1C1A17"/>
                 <w:sz w:val="18"/>
               </w:rPr>
-              <w:t>Cada miembro entra con su propia cuenta y ve únicamente lo que su rol permite.</w:t>
+              <w:t>Las reservas del portal respetan la antelación, la duración y la política de cancelación definidas.</w:t>
             </w:r>
           </w:p>
         </w:tc>
       </w:tr>
     </w:tbl>
-    <w:p>
-      <w:pPr>
-        <w:spacing w:after="0"/>
-      </w:pPr>
-    </w:p>
     <w:tbl>
       <w:tblPr>
         <w:tblW w:type="auto" w:w="0"/>
@@ -4204,7 +4678,588 @@
                 <w:color w:val="1C1A17"/>
                 <w:sz w:val="18"/>
               </w:rPr>
+              <w:t>Si desactivas la reserva de jugadores, el equipo seguirá pudiendo crear reservas desde administración. Los cambios afectan a las reservas nuevas, no a las ya existentes.</w:t>
+            </w:r>
+          </w:p>
+        </w:tc>
+      </w:tr>
+    </w:tbl>
+    <w:p>
+      <w:pPr>
+        <w:spacing w:after="0"/>
+      </w:pPr>
+    </w:p>
+    <w:p>
+      <w:pPr>
+        <w:pStyle w:val="Heading2"/>
+      </w:pPr>
+      <w:r>
+        <w:t>Crear un bloqueo</w:t>
+      </w:r>
+    </w:p>
+    <w:p>
+      <w:r>
+        <w:rPr>
+          <w:rFonts w:ascii="Arial" w:hAnsi="Arial"/>
+          <w:b/>
+        </w:rPr>
+        <w:t xml:space="preserve">Objetivo. </w:t>
+      </w:r>
+      <w:r>
+        <w:rPr>
+          <w:rFonts w:ascii="Arial" w:hAnsi="Arial"/>
+        </w:rPr>
+        <w:t>Impedir reservas durante mantenimiento, torneo interno u otra indisponibilidad.</w:t>
+      </w:r>
+    </w:p>
+    <w:p>
+      <w:pPr>
+        <w:pStyle w:val="ListNumber"/>
+        <w:numPr>
+          <w:ilvl w:val="0"/>
+          <w:numId w:val="15"/>
+        </w:numPr>
+      </w:pPr>
+      <w:r>
+        <w:rPr>
+          <w:rFonts w:ascii="Arial" w:hAnsi="Arial"/>
+        </w:rPr>
+        <w:t>Abre Bloqueos en Operación.</w:t>
+      </w:r>
+    </w:p>
+    <w:p>
+      <w:pPr>
+        <w:pStyle w:val="ListNumber"/>
+        <w:numPr>
+          <w:ilvl w:val="0"/>
+          <w:numId w:val="15"/>
+        </w:numPr>
+      </w:pPr>
+      <w:r>
+        <w:rPr>
+          <w:rFonts w:ascii="Arial" w:hAnsi="Arial"/>
+        </w:rPr>
+        <w:t>Pulsa crear y elige si afecta a una pista concreta o a todas.</w:t>
+      </w:r>
+    </w:p>
+    <w:p>
+      <w:pPr>
+        <w:pStyle w:val="ListNumber"/>
+        <w:numPr>
+          <w:ilvl w:val="0"/>
+          <w:numId w:val="15"/>
+        </w:numPr>
+      </w:pPr>
+      <w:r>
+        <w:rPr>
+          <w:rFonts w:ascii="Arial" w:hAnsi="Arial"/>
+        </w:rPr>
+        <w:t>Indica fecha, hora de inicio, hora de fin y motivo.</w:t>
+      </w:r>
+    </w:p>
+    <w:p>
+      <w:pPr>
+        <w:pStyle w:val="ListNumber"/>
+        <w:numPr>
+          <w:ilvl w:val="0"/>
+          <w:numId w:val="15"/>
+        </w:numPr>
+      </w:pPr>
+      <w:r>
+        <w:rPr>
+          <w:rFonts w:ascii="Arial" w:hAnsi="Arial"/>
+        </w:rPr>
+        <w:t>Guarda el bloqueo.</w:t>
+      </w:r>
+    </w:p>
+    <w:p>
+      <w:pPr>
+        <w:pStyle w:val="ListNumber"/>
+        <w:numPr>
+          <w:ilvl w:val="0"/>
+          <w:numId w:val="15"/>
+        </w:numPr>
+      </w:pPr>
+      <w:r>
+        <w:rPr>
+          <w:rFonts w:ascii="Arial" w:hAnsi="Arial"/>
+        </w:rPr>
+        <w:t>Comprueba en Reservas que el intervalo ya no está disponible.</w:t>
+      </w:r>
+    </w:p>
+    <w:tbl>
+      <w:tblPr>
+        <w:tblW w:type="auto" w:w="0"/>
+        <w:jc w:val="center"/>
+        <w:tblLayout w:type="fixed"/>
+        <w:tblLook w:firstColumn="1" w:firstRow="1" w:lastColumn="0" w:lastRow="0" w:noHBand="0" w:noVBand="1" w:val="04A0"/>
+      </w:tblPr>
+      <w:tblGrid>
+        <w:gridCol w:w="4819"/>
+        <w:gridCol w:w="4819"/>
+      </w:tblGrid>
+      <w:tr>
+        <w:trPr>
+          <w:cantSplit/>
+        </w:trPr>
+        <w:tc>
+          <w:tcPr>
+            <w:tcW w:type="dxa" w:w="172"/>
+            <w:shd w:fill="157A54"/>
+            <w:tcMar>
+              <w:top w:w="100" w:type="dxa"/>
+              <w:start w:w="0" w:type="dxa"/>
+              <w:bottom w:w="100" w:type="dxa"/>
+              <w:end w:w="0" w:type="dxa"/>
+            </w:tcMar>
+          </w:tcPr>
+          <w:p>
+            <w:pPr>
+              <w:spacing w:after="0"/>
+            </w:pPr>
+          </w:p>
+        </w:tc>
+        <w:tc>
+          <w:tcPr>
+            <w:tcW w:type="dxa" w:w="8856"/>
+            <w:shd w:fill="E5F0EA"/>
+            <w:tcMar>
+              <w:top w:w="120" w:type="dxa"/>
+              <w:start w:w="180" w:type="dxa"/>
+              <w:bottom w:w="120" w:type="dxa"/>
+              <w:end w:w="180" w:type="dxa"/>
+            </w:tcMar>
+          </w:tcPr>
+          <w:p>
+            <w:pPr>
+              <w:spacing w:after="40"/>
+            </w:pPr>
+            <w:r>
+              <w:rPr>
+                <w:rFonts w:ascii="Arial Narrow" w:hAnsi="Arial Narrow"/>
+                <w:b/>
+                <w:color w:val="157A54"/>
+                <w:sz w:val="18"/>
+              </w:rPr>
+              <w:t>RESULTADO ESPERADO</w:t>
+            </w:r>
+          </w:p>
+          <w:p>
+            <w:pPr>
+              <w:spacing w:after="0"/>
+            </w:pPr>
+            <w:r>
+              <w:rPr>
+                <w:rFonts w:ascii="Arial" w:hAnsi="Arial"/>
+                <w:color w:val="1C1A17"/>
+                <w:sz w:val="18"/>
+              </w:rPr>
+              <w:t>El calendario muestra el periodo bloqueado y no permite una reserva incompatible.</w:t>
+            </w:r>
+          </w:p>
+        </w:tc>
+      </w:tr>
+    </w:tbl>
+    <w:p>
+      <w:pPr>
+        <w:spacing w:after="0"/>
+      </w:pPr>
+    </w:p>
+    <w:tbl>
+      <w:tblPr>
+        <w:tblW w:type="auto" w:w="0"/>
+        <w:jc w:val="center"/>
+        <w:tblLayout w:type="fixed"/>
+        <w:tblLook w:firstColumn="1" w:firstRow="1" w:lastColumn="0" w:lastRow="0" w:noHBand="0" w:noVBand="1" w:val="04A0"/>
+      </w:tblPr>
+      <w:tblGrid>
+        <w:gridCol w:w="4819"/>
+        <w:gridCol w:w="4819"/>
+      </w:tblGrid>
+      <w:tr>
+        <w:trPr>
+          <w:cantSplit/>
+        </w:trPr>
+        <w:tc>
+          <w:tcPr>
+            <w:tcW w:type="dxa" w:w="172"/>
+            <w:shd w:fill="9A6817"/>
+            <w:tcMar>
+              <w:top w:w="100" w:type="dxa"/>
+              <w:start w:w="0" w:type="dxa"/>
+              <w:bottom w:w="100" w:type="dxa"/>
+              <w:end w:w="0" w:type="dxa"/>
+            </w:tcMar>
+          </w:tcPr>
+          <w:p>
+            <w:pPr>
+              <w:spacing w:after="0"/>
+            </w:pPr>
+          </w:p>
+        </w:tc>
+        <w:tc>
+          <w:tcPr>
+            <w:tcW w:type="dxa" w:w="8856"/>
+            <w:shd w:fill="F5EBD8"/>
+            <w:tcMar>
+              <w:top w:w="120" w:type="dxa"/>
+              <w:start w:w="180" w:type="dxa"/>
+              <w:bottom w:w="120" w:type="dxa"/>
+              <w:end w:w="180" w:type="dxa"/>
+            </w:tcMar>
+          </w:tcPr>
+          <w:p>
+            <w:pPr>
+              <w:spacing w:after="40"/>
+            </w:pPr>
+            <w:r>
+              <w:rPr>
+                <w:rFonts w:ascii="Arial Narrow" w:hAnsi="Arial Narrow"/>
+                <w:b/>
+                <w:color w:val="9A6817"/>
+                <w:sz w:val="18"/>
+              </w:rPr>
+              <w:t>TEN EN CUENTA</w:t>
+            </w:r>
+          </w:p>
+          <w:p>
+            <w:pPr>
+              <w:spacing w:after="0"/>
+            </w:pPr>
+            <w:r>
+              <w:rPr>
+                <w:rFonts w:ascii="Arial" w:hAnsi="Arial"/>
+                <w:color w:val="1C1A17"/>
+                <w:sz w:val="18"/>
+              </w:rPr>
+              <w:t>Usa motivos descriptivos. El bloqueo no sustituye a la cancelación de reservas ya existentes.</w:t>
+            </w:r>
+          </w:p>
+        </w:tc>
+      </w:tr>
+    </w:tbl>
+    <w:p>
+      <w:pPr>
+        <w:spacing w:after="0"/>
+      </w:pPr>
+    </w:p>
+    <w:p>
+      <w:pPr>
+        <w:pStyle w:val="Heading2"/>
+      </w:pPr>
+      <w:r>
+        <w:t>Invitar y gestionar al equipo</w:t>
+      </w:r>
+    </w:p>
+    <w:p>
+      <w:r>
+        <w:rPr>
+          <w:rFonts w:ascii="Arial" w:hAnsi="Arial"/>
+          <w:b/>
+        </w:rPr>
+        <w:t xml:space="preserve">Objetivo. </w:t>
+      </w:r>
+      <w:r>
+        <w:rPr>
+          <w:rFonts w:ascii="Arial" w:hAnsi="Arial"/>
+        </w:rPr>
+        <w:t>Dar acceso individual con el nivel adecuado.</w:t>
+      </w:r>
+    </w:p>
+    <w:p>
+      <w:pPr>
+        <w:pStyle w:val="ListNumber"/>
+        <w:numPr>
+          <w:ilvl w:val="0"/>
+          <w:numId w:val="16"/>
+        </w:numPr>
+      </w:pPr>
+      <w:r>
+        <w:rPr>
+          <w:rFonts w:ascii="Arial" w:hAnsi="Arial"/>
+        </w:rPr>
+        <w:t>Abre Equipo dentro de Sistema.</w:t>
+      </w:r>
+    </w:p>
+    <w:p>
+      <w:pPr>
+        <w:pStyle w:val="ListNumber"/>
+        <w:numPr>
+          <w:ilvl w:val="0"/>
+          <w:numId w:val="16"/>
+        </w:numPr>
+      </w:pPr>
+      <w:r>
+        <w:rPr>
+          <w:rFonts w:ascii="Arial" w:hAnsi="Arial"/>
+        </w:rPr>
+        <w:t>Pulsa invitar y escribe el correo de la persona.</w:t>
+      </w:r>
+    </w:p>
+    <w:p>
+      <w:pPr>
+        <w:pStyle w:val="ListNumber"/>
+        <w:numPr>
+          <w:ilvl w:val="0"/>
+          <w:numId w:val="16"/>
+        </w:numPr>
+      </w:pPr>
+      <w:r>
+        <w:rPr>
+          <w:rFonts w:ascii="Arial" w:hAnsi="Arial"/>
+        </w:rPr>
+        <w:t>Elige Administrador del club o Personal según sus responsabilidades.</w:t>
+      </w:r>
+    </w:p>
+    <w:p>
+      <w:pPr>
+        <w:pStyle w:val="ListNumber"/>
+        <w:numPr>
+          <w:ilvl w:val="0"/>
+          <w:numId w:val="16"/>
+        </w:numPr>
+      </w:pPr>
+      <w:r>
+        <w:rPr>
+          <w:rFonts w:ascii="Arial" w:hAnsi="Arial"/>
+        </w:rPr>
+        <w:t>Envía la invitación y comprueba su estado.</w:t>
+      </w:r>
+    </w:p>
+    <w:p>
+      <w:pPr>
+        <w:pStyle w:val="ListNumber"/>
+        <w:numPr>
+          <w:ilvl w:val="0"/>
+          <w:numId w:val="16"/>
+        </w:numPr>
+      </w:pPr>
+      <w:r>
+        <w:rPr>
+          <w:rFonts w:ascii="Arial" w:hAnsi="Arial"/>
+        </w:rPr>
+        <w:t>Cuando la persona ya no trabaje con el club, retira su acceso desde Equipo.</w:t>
+      </w:r>
+    </w:p>
+    <w:tbl>
+      <w:tblPr>
+        <w:tblW w:type="auto" w:w="0"/>
+        <w:jc w:val="center"/>
+        <w:tblLayout w:type="fixed"/>
+        <w:tblLook w:firstColumn="1" w:firstRow="1" w:lastColumn="0" w:lastRow="0" w:noHBand="0" w:noVBand="1" w:val="04A0"/>
+      </w:tblPr>
+      <w:tblGrid>
+        <w:gridCol w:w="4819"/>
+        <w:gridCol w:w="4819"/>
+      </w:tblGrid>
+      <w:tr>
+        <w:trPr>
+          <w:cantSplit/>
+        </w:trPr>
+        <w:tc>
+          <w:tcPr>
+            <w:tcW w:type="dxa" w:w="172"/>
+            <w:shd w:fill="157A54"/>
+            <w:tcMar>
+              <w:top w:w="100" w:type="dxa"/>
+              <w:start w:w="0" w:type="dxa"/>
+              <w:bottom w:w="100" w:type="dxa"/>
+              <w:end w:w="0" w:type="dxa"/>
+            </w:tcMar>
+          </w:tcPr>
+          <w:p>
+            <w:pPr>
+              <w:spacing w:after="0"/>
+            </w:pPr>
+          </w:p>
+        </w:tc>
+        <w:tc>
+          <w:tcPr>
+            <w:tcW w:type="dxa" w:w="8856"/>
+            <w:shd w:fill="E5F0EA"/>
+            <w:tcMar>
+              <w:top w:w="120" w:type="dxa"/>
+              <w:start w:w="180" w:type="dxa"/>
+              <w:bottom w:w="120" w:type="dxa"/>
+              <w:end w:w="180" w:type="dxa"/>
+            </w:tcMar>
+          </w:tcPr>
+          <w:p>
+            <w:pPr>
+              <w:spacing w:after="40"/>
+            </w:pPr>
+            <w:r>
+              <w:rPr>
+                <w:rFonts w:ascii="Arial Narrow" w:hAnsi="Arial Narrow"/>
+                <w:b/>
+                <w:color w:val="157A54"/>
+                <w:sz w:val="18"/>
+              </w:rPr>
+              <w:t>RESULTADO ESPERADO</w:t>
+            </w:r>
+          </w:p>
+          <w:p>
+            <w:pPr>
+              <w:spacing w:after="0"/>
+            </w:pPr>
+            <w:r>
+              <w:rPr>
+                <w:rFonts w:ascii="Arial" w:hAnsi="Arial"/>
+                <w:color w:val="1C1A17"/>
+                <w:sz w:val="18"/>
+              </w:rPr>
+              <w:t>Cada miembro entra con su propia cuenta y ve únicamente lo que su rol permite.</w:t>
+            </w:r>
+          </w:p>
+        </w:tc>
+      </w:tr>
+    </w:tbl>
+    <w:p>
+      <w:pPr>
+        <w:spacing w:after="0"/>
+      </w:pPr>
+    </w:p>
+    <w:tbl>
+      <w:tblPr>
+        <w:tblW w:type="auto" w:w="0"/>
+        <w:jc w:val="center"/>
+        <w:tblLayout w:type="fixed"/>
+        <w:tblLook w:firstColumn="1" w:firstRow="1" w:lastColumn="0" w:lastRow="0" w:noHBand="0" w:noVBand="1" w:val="04A0"/>
+      </w:tblPr>
+      <w:tblGrid>
+        <w:gridCol w:w="4819"/>
+        <w:gridCol w:w="4819"/>
+      </w:tblGrid>
+      <w:tr>
+        <w:trPr>
+          <w:cantSplit/>
+        </w:trPr>
+        <w:tc>
+          <w:tcPr>
+            <w:tcW w:type="dxa" w:w="172"/>
+            <w:shd w:fill="9A6817"/>
+            <w:tcMar>
+              <w:top w:w="100" w:type="dxa"/>
+              <w:start w:w="0" w:type="dxa"/>
+              <w:bottom w:w="100" w:type="dxa"/>
+              <w:end w:w="0" w:type="dxa"/>
+            </w:tcMar>
+          </w:tcPr>
+          <w:p>
+            <w:pPr>
+              <w:spacing w:after="0"/>
+            </w:pPr>
+          </w:p>
+        </w:tc>
+        <w:tc>
+          <w:tcPr>
+            <w:tcW w:type="dxa" w:w="8856"/>
+            <w:shd w:fill="F5EBD8"/>
+            <w:tcMar>
+              <w:top w:w="120" w:type="dxa"/>
+              <w:start w:w="180" w:type="dxa"/>
+              <w:bottom w:w="120" w:type="dxa"/>
+              <w:end w:w="180" w:type="dxa"/>
+            </w:tcMar>
+          </w:tcPr>
+          <w:p>
+            <w:pPr>
+              <w:spacing w:after="40"/>
+            </w:pPr>
+            <w:r>
+              <w:rPr>
+                <w:rFonts w:ascii="Arial Narrow" w:hAnsi="Arial Narrow"/>
+                <w:b/>
+                <w:color w:val="9A6817"/>
+                <w:sz w:val="18"/>
+              </w:rPr>
+              <w:t>TEN EN CUENTA</w:t>
+            </w:r>
+          </w:p>
+          <w:p>
+            <w:pPr>
+              <w:spacing w:after="0"/>
+            </w:pPr>
+            <w:r>
+              <w:rPr>
+                <w:rFonts w:ascii="Arial" w:hAnsi="Arial"/>
+                <w:color w:val="1C1A17"/>
+                <w:sz w:val="18"/>
+              </w:rPr>
               <w:t>Aplica el mínimo acceso necesario. Reserva el rol de administrador para quien deba cambiar ajustes, importaciones, equipo o facturación.</w:t>
+            </w:r>
+          </w:p>
+        </w:tc>
+      </w:tr>
+    </w:tbl>
+    <w:tbl>
+      <w:tblPr>
+        <w:tblW w:type="auto" w:w="0"/>
+        <w:jc w:val="center"/>
+        <w:tblLayout w:type="fixed"/>
+        <w:tblLook w:firstColumn="1" w:firstRow="1" w:lastColumn="0" w:lastRow="0" w:noHBand="0" w:noVBand="1" w:val="04A0"/>
+      </w:tblPr>
+      <w:tblGrid>
+        <w:gridCol w:w="4819"/>
+        <w:gridCol w:w="4819"/>
+      </w:tblGrid>
+      <w:tr>
+        <w:trPr>
+          <w:cantSplit/>
+        </w:trPr>
+        <w:tc>
+          <w:tcPr>
+            <w:tcW w:type="dxa" w:w="172"/>
+            <w:shd w:fill="9A6817"/>
+            <w:tcMar>
+              <w:top w:w="100" w:type="dxa"/>
+              <w:start w:w="0" w:type="dxa"/>
+              <w:bottom w:w="100" w:type="dxa"/>
+              <w:end w:w="0" w:type="dxa"/>
+            </w:tcMar>
+          </w:tcPr>
+          <w:p>
+            <w:pPr>
+              <w:spacing w:after="0"/>
+            </w:pPr>
+          </w:p>
+        </w:tc>
+        <w:tc>
+          <w:tcPr>
+            <w:tcW w:type="dxa" w:w="8856"/>
+            <w:shd w:fill="F5EBD8"/>
+            <w:tcMar>
+              <w:top w:w="120" w:type="dxa"/>
+              <w:start w:w="180" w:type="dxa"/>
+              <w:bottom w:w="120" w:type="dxa"/>
+              <w:end w:w="180" w:type="dxa"/>
+            </w:tcMar>
+          </w:tcPr>
+          <w:p>
+            <w:pPr>
+              <w:spacing w:after="40"/>
+            </w:pPr>
+            <w:r>
+              <w:rPr>
+                <w:rFonts w:ascii="Arial Narrow" w:hAnsi="Arial Narrow"/>
+                <w:b/>
+                <w:color w:val="9A6817"/>
+                <w:sz w:val="18"/>
+              </w:rPr>
+              <w:t>INVITACIONES</w:t>
+            </w:r>
+          </w:p>
+          <w:p>
+            <w:pPr>
+              <w:spacing w:after="0"/>
+            </w:pPr>
+            <w:r>
+              <w:rPr>
+                <w:rFonts w:ascii="Arial" w:hAnsi="Arial"/>
+                <w:color w:val="1C1A17"/>
+                <w:sz w:val="18"/>
+              </w:rPr>
+              <w:t>Las invitaciones se envían por correo y caducan a las 48 horas. Si una invitación caduca, envíala de nuevo desde la misma pantalla de Equipo.</w:t>
             </w:r>
           </w:p>
         </w:tc>
@@ -4507,6 +5562,89 @@
         </w:tc>
       </w:tr>
     </w:tbl>
+    <w:tbl>
+      <w:tblPr>
+        <w:tblW w:type="auto" w:w="0"/>
+        <w:jc w:val="center"/>
+        <w:tblLayout w:type="fixed"/>
+        <w:tblLook w:firstColumn="1" w:firstRow="1" w:lastColumn="0" w:lastRow="0" w:noHBand="0" w:noVBand="1" w:val="04A0"/>
+      </w:tblPr>
+      <w:tblGrid>
+        <w:gridCol w:w="4819"/>
+        <w:gridCol w:w="4819"/>
+      </w:tblGrid>
+      <w:tr>
+        <w:trPr>
+          <w:cantSplit/>
+        </w:trPr>
+        <w:tc>
+          <w:tcPr>
+            <w:tcW w:type="dxa" w:w="172"/>
+            <w:shd w:fill="9A6817"/>
+            <w:tcMar>
+              <w:top w:w="100" w:type="dxa"/>
+              <w:start w:w="0" w:type="dxa"/>
+              <w:bottom w:w="100" w:type="dxa"/>
+              <w:end w:w="0" w:type="dxa"/>
+            </w:tcMar>
+          </w:tcPr>
+          <w:p>
+            <w:pPr>
+              <w:spacing w:after="0"/>
+            </w:pPr>
+          </w:p>
+        </w:tc>
+        <w:tc>
+          <w:tcPr>
+            <w:tcW w:type="dxa" w:w="8856"/>
+            <w:shd w:fill="F5EBD8"/>
+            <w:tcMar>
+              <w:top w:w="120" w:type="dxa"/>
+              <w:start w:w="180" w:type="dxa"/>
+              <w:bottom w:w="120" w:type="dxa"/>
+              <w:end w:w="180" w:type="dxa"/>
+            </w:tcMar>
+          </w:tcPr>
+          <w:p>
+            <w:pPr>
+              <w:spacing w:after="40"/>
+            </w:pPr>
+            <w:r>
+              <w:rPr>
+                <w:rFonts w:ascii="Arial Narrow" w:hAnsi="Arial Narrow"/>
+                <w:b/>
+                <w:color w:val="9A6817"/>
+                <w:sz w:val="18"/>
+              </w:rPr>
+              <w:t>CAPTURA PENDIENTE</w:t>
+            </w:r>
+          </w:p>
+          <w:p>
+            <w:pPr>
+              <w:spacing w:after="0"/>
+            </w:pPr>
+            <w:r>
+              <w:rPr>
+                <w:rFonts w:ascii="Arial" w:hAnsi="Arial"/>
+                <w:color w:val="1C1A17"/>
+                <w:sz w:val="18"/>
+              </w:rPr>
+              <w:t>Sustituye este recuadro por una captura de pantalla que muestre: una pantalla de importación con la vista previa y los mensajes de validación por fila. Antes de insertarla, difumina o recorta cualquier dato personal real.</w:t>
+            </w:r>
+          </w:p>
+        </w:tc>
+      </w:tr>
+    </w:tbl>
+    <w:p>
+      <w:r>
+        <w:rPr>
+          <w:i/>
+          <w:color w:val="6B665C"/>
+          <w:sz w:val="18"/>
+        </w:rPr>
+        <w:t>Figura 5 · Importación de datos con vista previa y validación por filas.</w:t>
+      </w:r>
+    </w:p>
     <w:p>
       <w:pPr>
         <w:spacing w:after="0"/>
@@ -5962,6 +7100,89 @@
         <w:t>Coordina con recepción cualquier cobro presencial pendiente.</w:t>
       </w:r>
     </w:p>
+    <w:tbl>
+      <w:tblPr>
+        <w:tblW w:type="auto" w:w="0"/>
+        <w:jc w:val="center"/>
+        <w:tblLayout w:type="fixed"/>
+        <w:tblLook w:firstColumn="1" w:firstRow="1" w:lastColumn="0" w:lastRow="0" w:noHBand="0" w:noVBand="1" w:val="04A0"/>
+      </w:tblPr>
+      <w:tblGrid>
+        <w:gridCol w:w="4819"/>
+        <w:gridCol w:w="4819"/>
+      </w:tblGrid>
+      <w:tr>
+        <w:trPr>
+          <w:cantSplit/>
+        </w:trPr>
+        <w:tc>
+          <w:tcPr>
+            <w:tcW w:type="dxa" w:w="172"/>
+            <w:shd w:fill="9A6817"/>
+            <w:tcMar>
+              <w:top w:w="100" w:type="dxa"/>
+              <w:start w:w="0" w:type="dxa"/>
+              <w:bottom w:w="100" w:type="dxa"/>
+              <w:end w:w="0" w:type="dxa"/>
+            </w:tcMar>
+          </w:tcPr>
+          <w:p>
+            <w:pPr>
+              <w:spacing w:after="0"/>
+            </w:pPr>
+          </w:p>
+        </w:tc>
+        <w:tc>
+          <w:tcPr>
+            <w:tcW w:type="dxa" w:w="8856"/>
+            <w:shd w:fill="F5EBD8"/>
+            <w:tcMar>
+              <w:top w:w="120" w:type="dxa"/>
+              <w:start w:w="180" w:type="dxa"/>
+              <w:bottom w:w="120" w:type="dxa"/>
+              <w:end w:w="180" w:type="dxa"/>
+            </w:tcMar>
+          </w:tcPr>
+          <w:p>
+            <w:pPr>
+              <w:spacing w:after="40"/>
+            </w:pPr>
+            <w:r>
+              <w:rPr>
+                <w:rFonts w:ascii="Arial Narrow" w:hAnsi="Arial Narrow"/>
+                <w:b/>
+                <w:color w:val="9A6817"/>
+                <w:sz w:val="18"/>
+              </w:rPr>
+              <w:t>CAPTURA PENDIENTE</w:t>
+            </w:r>
+          </w:p>
+          <w:p>
+            <w:pPr>
+              <w:spacing w:after="0"/>
+            </w:pPr>
+            <w:r>
+              <w:rPr>
+                <w:rFonts w:ascii="Arial" w:hAnsi="Arial"/>
+                <w:color w:val="1C1A17"/>
+                <w:sz w:val="18"/>
+              </w:rPr>
+              <w:t>Sustituye este recuadro por una captura de pantalla que muestre: el panel de inicio con la agenda del día y el resumen financiero. Antes de insertarla, difumina o recorta cualquier dato personal real.</w:t>
+            </w:r>
+          </w:p>
+        </w:tc>
+      </w:tr>
+    </w:tbl>
+    <w:p>
+      <w:r>
+        <w:rPr>
+          <w:i/>
+          <w:color w:val="6B665C"/>
+          <w:sz w:val="18"/>
+        </w:rPr>
+        <w:t>Figura 6 · Panel de inicio con la agenda del día.</w:t>
+      </w:r>
+    </w:p>
     <w:p>
       <w:pPr>
         <w:pStyle w:val="Heading2"/>
@@ -6042,7 +7263,7 @@
         <w:rPr>
           <w:rFonts w:ascii="Arial" w:hAnsi="Arial"/>
         </w:rPr>
-        <w:t>Revisa hora de inicio, hora de fin, participantes, precio y observaciones.</w:t>
+        <w:t>Revisa hora de inicio, hora de fin, número de jugadores, precio y observaciones.</w:t>
       </w:r>
     </w:p>
     <w:p>
@@ -6211,6 +7432,79 @@
         </w:tc>
       </w:tr>
     </w:tbl>
+    <w:tbl>
+      <w:tblPr>
+        <w:tblW w:type="auto" w:w="0"/>
+        <w:jc w:val="center"/>
+        <w:tblLayout w:type="fixed"/>
+        <w:tblLook w:firstColumn="1" w:firstRow="1" w:lastColumn="0" w:lastRow="0" w:noHBand="0" w:noVBand="1" w:val="04A0"/>
+      </w:tblPr>
+      <w:tblGrid>
+        <w:gridCol w:w="4819"/>
+        <w:gridCol w:w="4819"/>
+      </w:tblGrid>
+      <w:tr>
+        <w:trPr>
+          <w:cantSplit/>
+        </w:trPr>
+        <w:tc>
+          <w:tcPr>
+            <w:tcW w:type="dxa" w:w="172"/>
+            <w:shd w:fill="9A6817"/>
+            <w:tcMar>
+              <w:top w:w="100" w:type="dxa"/>
+              <w:start w:w="0" w:type="dxa"/>
+              <w:bottom w:w="100" w:type="dxa"/>
+              <w:end w:w="0" w:type="dxa"/>
+            </w:tcMar>
+          </w:tcPr>
+          <w:p>
+            <w:pPr>
+              <w:spacing w:after="0"/>
+            </w:pPr>
+          </w:p>
+        </w:tc>
+        <w:tc>
+          <w:tcPr>
+            <w:tcW w:type="dxa" w:w="8856"/>
+            <w:shd w:fill="F5EBD8"/>
+            <w:tcMar>
+              <w:top w:w="120" w:type="dxa"/>
+              <w:start w:w="180" w:type="dxa"/>
+              <w:bottom w:w="120" w:type="dxa"/>
+              <w:end w:w="180" w:type="dxa"/>
+            </w:tcMar>
+          </w:tcPr>
+          <w:p>
+            <w:pPr>
+              <w:spacing w:after="40"/>
+            </w:pPr>
+            <w:r>
+              <w:rPr>
+                <w:rFonts w:ascii="Arial Narrow" w:hAnsi="Arial Narrow"/>
+                <w:b/>
+                <w:color w:val="9A6817"/>
+                <w:sz w:val="18"/>
+              </w:rPr>
+              <w:t>RECORDATORIOS AUTOMÁTICOS</w:t>
+            </w:r>
+          </w:p>
+          <w:p>
+            <w:pPr>
+              <w:spacing w:after="0"/>
+            </w:pPr>
+            <w:r>
+              <w:rPr>
+                <w:rFonts w:ascii="Arial" w:hAnsi="Arial"/>
+                <w:color w:val="1C1A17"/>
+                <w:sz w:val="18"/>
+              </w:rPr>
+              <w:t>La plataforma envía recordatorios automáticos al jugador antes de su reserva por los canales activados. El equipo no necesita llamar para recordar horarios.</w:t>
+            </w:r>
+          </w:p>
+        </w:tc>
+      </w:tr>
+    </w:tbl>
     <w:p>
       <w:pPr>
         <w:spacing w:after="0"/>
@@ -6641,11 +7935,6 @@
         </w:tc>
       </w:tr>
     </w:tbl>
-    <w:p>
-      <w:pPr>
-        <w:spacing w:after="0"/>
-      </w:pPr>
-    </w:p>
     <w:tbl>
       <w:tblPr>
         <w:tblW w:type="auto" w:w="0"/>
@@ -6700,6 +7989,94 @@
                 <w:color w:val="9A6817"/>
                 <w:sz w:val="18"/>
               </w:rPr>
+              <w:t>CAPTURA PENDIENTE</w:t>
+            </w:r>
+          </w:p>
+          <w:p>
+            <w:pPr>
+              <w:spacing w:after="0"/>
+            </w:pPr>
+            <w:r>
+              <w:rPr>
+                <w:rFonts w:ascii="Arial" w:hAnsi="Arial"/>
+                <w:color w:val="1C1A17"/>
+                <w:sz w:val="18"/>
+              </w:rPr>
+              <w:t>Sustituye este recuadro por una captura de pantalla que muestre: el listado de reservas recurrentes con una serie activa. Antes de insertarla, difumina o recorta cualquier dato personal real.</w:t>
+            </w:r>
+          </w:p>
+        </w:tc>
+      </w:tr>
+    </w:tbl>
+    <w:p>
+      <w:r>
+        <w:rPr>
+          <w:i/>
+          <w:color w:val="6B665C"/>
+          <w:sz w:val="18"/>
+        </w:rPr>
+        <w:t>Figura 7 · Gestión de reservas recurrentes.</w:t>
+      </w:r>
+    </w:p>
+    <w:p>
+      <w:pPr>
+        <w:spacing w:after="0"/>
+      </w:pPr>
+    </w:p>
+    <w:tbl>
+      <w:tblPr>
+        <w:tblW w:type="auto" w:w="0"/>
+        <w:jc w:val="center"/>
+        <w:tblLayout w:type="fixed"/>
+        <w:tblLook w:firstColumn="1" w:firstRow="1" w:lastColumn="0" w:lastRow="0" w:noHBand="0" w:noVBand="1" w:val="04A0"/>
+      </w:tblPr>
+      <w:tblGrid>
+        <w:gridCol w:w="4819"/>
+        <w:gridCol w:w="4819"/>
+      </w:tblGrid>
+      <w:tr>
+        <w:trPr>
+          <w:cantSplit/>
+        </w:trPr>
+        <w:tc>
+          <w:tcPr>
+            <w:tcW w:type="dxa" w:w="172"/>
+            <w:shd w:fill="9A6817"/>
+            <w:tcMar>
+              <w:top w:w="100" w:type="dxa"/>
+              <w:start w:w="0" w:type="dxa"/>
+              <w:bottom w:w="100" w:type="dxa"/>
+              <w:end w:w="0" w:type="dxa"/>
+            </w:tcMar>
+          </w:tcPr>
+          <w:p>
+            <w:pPr>
+              <w:spacing w:after="0"/>
+            </w:pPr>
+          </w:p>
+        </w:tc>
+        <w:tc>
+          <w:tcPr>
+            <w:tcW w:type="dxa" w:w="8856"/>
+            <w:shd w:fill="F5EBD8"/>
+            <w:tcMar>
+              <w:top w:w="120" w:type="dxa"/>
+              <w:start w:w="180" w:type="dxa"/>
+              <w:bottom w:w="120" w:type="dxa"/>
+              <w:end w:w="180" w:type="dxa"/>
+            </w:tcMar>
+          </w:tcPr>
+          <w:p>
+            <w:pPr>
+              <w:spacing w:after="40"/>
+            </w:pPr>
+            <w:r>
+              <w:rPr>
+                <w:rFonts w:ascii="Arial Narrow" w:hAnsi="Arial Narrow"/>
+                <w:b/>
+                <w:color w:val="9A6817"/>
+                <w:sz w:val="18"/>
+              </w:rPr>
               <w:t>TEN EN CUENTA</w:t>
             </w:r>
           </w:p>
@@ -6895,11 +8272,6 @@
         </w:tc>
       </w:tr>
     </w:tbl>
-    <w:p>
-      <w:pPr>
-        <w:spacing w:after="0"/>
-      </w:pPr>
-    </w:p>
     <w:tbl>
       <w:tblPr>
         <w:tblW w:type="auto" w:w="0"/>
@@ -6954,6 +8326,94 @@
                 <w:color w:val="9A6817"/>
                 <w:sz w:val="18"/>
               </w:rPr>
+              <w:t>CAPTURA PENDIENTE</w:t>
+            </w:r>
+          </w:p>
+          <w:p>
+            <w:pPr>
+              <w:spacing w:after="0"/>
+            </w:pPr>
+            <w:r>
+              <w:rPr>
+                <w:rFonts w:ascii="Arial" w:hAnsi="Arial"/>
+                <w:color w:val="1C1A17"/>
+                <w:sz w:val="18"/>
+              </w:rPr>
+              <w:t>Sustituye este recuadro por una captura de pantalla que muestre: el detalle de una reserva con el desglose de pagos por jugador. Antes de insertarla, difumina o recorta cualquier dato personal real.</w:t>
+            </w:r>
+          </w:p>
+        </w:tc>
+      </w:tr>
+    </w:tbl>
+    <w:p>
+      <w:r>
+        <w:rPr>
+          <w:i/>
+          <w:color w:val="6B665C"/>
+          <w:sz w:val="18"/>
+        </w:rPr>
+        <w:t>Figura 8 · Detalle de una reserva con el desglose de pagos por jugador.</w:t>
+      </w:r>
+    </w:p>
+    <w:p>
+      <w:pPr>
+        <w:spacing w:after="0"/>
+      </w:pPr>
+    </w:p>
+    <w:tbl>
+      <w:tblPr>
+        <w:tblW w:type="auto" w:w="0"/>
+        <w:jc w:val="center"/>
+        <w:tblLayout w:type="fixed"/>
+        <w:tblLook w:firstColumn="1" w:firstRow="1" w:lastColumn="0" w:lastRow="0" w:noHBand="0" w:noVBand="1" w:val="04A0"/>
+      </w:tblPr>
+      <w:tblGrid>
+        <w:gridCol w:w="4819"/>
+        <w:gridCol w:w="4819"/>
+      </w:tblGrid>
+      <w:tr>
+        <w:trPr>
+          <w:cantSplit/>
+        </w:trPr>
+        <w:tc>
+          <w:tcPr>
+            <w:tcW w:type="dxa" w:w="172"/>
+            <w:shd w:fill="9A6817"/>
+            <w:tcMar>
+              <w:top w:w="100" w:type="dxa"/>
+              <w:start w:w="0" w:type="dxa"/>
+              <w:bottom w:w="100" w:type="dxa"/>
+              <w:end w:w="0" w:type="dxa"/>
+            </w:tcMar>
+          </w:tcPr>
+          <w:p>
+            <w:pPr>
+              <w:spacing w:after="0"/>
+            </w:pPr>
+          </w:p>
+        </w:tc>
+        <w:tc>
+          <w:tcPr>
+            <w:tcW w:type="dxa" w:w="8856"/>
+            <w:shd w:fill="F5EBD8"/>
+            <w:tcMar>
+              <w:top w:w="120" w:type="dxa"/>
+              <w:start w:w="180" w:type="dxa"/>
+              <w:bottom w:w="120" w:type="dxa"/>
+              <w:end w:w="180" w:type="dxa"/>
+            </w:tcMar>
+          </w:tcPr>
+          <w:p>
+            <w:pPr>
+              <w:spacing w:after="40"/>
+            </w:pPr>
+            <w:r>
+              <w:rPr>
+                <w:rFonts w:ascii="Arial Narrow" w:hAnsi="Arial Narrow"/>
+                <w:b/>
+                <w:color w:val="9A6817"/>
+                <w:sz w:val="18"/>
+              </w:rPr>
               <w:t>TEN EN CUENTA</w:t>
             </w:r>
           </w:p>
@@ -6968,6 +8428,79 @@
                 <w:sz w:val="18"/>
               </w:rPr>
               <w:t>PadelClub OS registra el estado del pago de la reserva, pero no procesa ese cobro en línea. El pago se realiza de forma presencial o mediante el procedimiento externo decidido por el club.</w:t>
+            </w:r>
+          </w:p>
+        </w:tc>
+      </w:tr>
+    </w:tbl>
+    <w:tbl>
+      <w:tblPr>
+        <w:tblW w:type="auto" w:w="0"/>
+        <w:jc w:val="center"/>
+        <w:tblLayout w:type="fixed"/>
+        <w:tblLook w:firstColumn="1" w:firstRow="1" w:lastColumn="0" w:lastRow="0" w:noHBand="0" w:noVBand="1" w:val="04A0"/>
+      </w:tblPr>
+      <w:tblGrid>
+        <w:gridCol w:w="4819"/>
+        <w:gridCol w:w="4819"/>
+      </w:tblGrid>
+      <w:tr>
+        <w:trPr>
+          <w:cantSplit/>
+        </w:trPr>
+        <w:tc>
+          <w:tcPr>
+            <w:tcW w:type="dxa" w:w="172"/>
+            <w:shd w:fill="9A6817"/>
+            <w:tcMar>
+              <w:top w:w="100" w:type="dxa"/>
+              <w:start w:w="0" w:type="dxa"/>
+              <w:bottom w:w="100" w:type="dxa"/>
+              <w:end w:w="0" w:type="dxa"/>
+            </w:tcMar>
+          </w:tcPr>
+          <w:p>
+            <w:pPr>
+              <w:spacing w:after="0"/>
+            </w:pPr>
+          </w:p>
+        </w:tc>
+        <w:tc>
+          <w:tcPr>
+            <w:tcW w:type="dxa" w:w="8856"/>
+            <w:shd w:fill="F5EBD8"/>
+            <w:tcMar>
+              <w:top w:w="120" w:type="dxa"/>
+              <w:start w:w="180" w:type="dxa"/>
+              <w:bottom w:w="120" w:type="dxa"/>
+              <w:end w:w="180" w:type="dxa"/>
+            </w:tcMar>
+          </w:tcPr>
+          <w:p>
+            <w:pPr>
+              <w:spacing w:after="40"/>
+            </w:pPr>
+            <w:r>
+              <w:rPr>
+                <w:rFonts w:ascii="Arial Narrow" w:hAnsi="Arial Narrow"/>
+                <w:b/>
+                <w:color w:val="9A6817"/>
+                <w:sz w:val="18"/>
+              </w:rPr>
+              <w:t>OPCIONES DEL DESGLOSE</w:t>
+            </w:r>
+          </w:p>
+          <w:p>
+            <w:pPr>
+              <w:spacing w:after="0"/>
+            </w:pPr>
+            <w:r>
+              <w:rPr>
+                <w:rFonts w:ascii="Arial" w:hAnsi="Arial"/>
+                <w:color w:val="1C1A17"/>
+                <w:sz w:val="18"/>
+              </w:rPr>
+              <w:t>Puedes dividir el importe entre 2, 3 o 4 jugadores, editar el nombre de cada invitado y usar «Cobrar todo» cuando una sola persona paga la reserva completa. El desglose se recalcula automáticamente.</w:t>
             </w:r>
           </w:p>
         </w:tc>
@@ -7189,7 +8722,7 @@
         <w:rPr>
           <w:rFonts w:ascii="Arial" w:hAnsi="Arial"/>
         </w:rPr>
-        <w:t>Abre la reserva o franja afectada y consulta la lista de espera.</w:t>
+        <w:t>Cuando una reserva se cancela o se elimina, la plataforma avisa automáticamente por notificación y correo a todas las personas apuntadas a esa franja.</w:t>
       </w:r>
     </w:p>
     <w:p>
@@ -7204,7 +8737,7 @@
         <w:rPr>
           <w:rFonts w:ascii="Arial" w:hAnsi="Arial"/>
         </w:rPr>
-        <w:t>Comprueba el orden y el estado de cada solicitud.</w:t>
+        <w:t>La plaza no se asigna por orden de lista: se la queda la primera persona que complete la reserva.</w:t>
       </w:r>
     </w:p>
     <w:p>
@@ -7219,7 +8752,7 @@
         <w:rPr>
           <w:rFonts w:ascii="Arial" w:hAnsi="Arial"/>
         </w:rPr>
-        <w:t>Sigue la política del club para avisar al siguiente jugador.</w:t>
+        <w:t>Consulta la lista de espera de una franja para conocer la demanda real de ese horario y valorar aperturas o refuerzos.</w:t>
       </w:r>
     </w:p>
     <w:p>
@@ -7234,9 +8767,82 @@
         <w:rPr>
           <w:rFonts w:ascii="Arial" w:hAnsi="Arial"/>
         </w:rPr>
-        <w:t>Cuando la plaza quede asignada, confirma la reserva y revisa el resto de la lista.</w:t>
-      </w:r>
-    </w:p>
+        <w:t>Si resuelves el hueco por teléfono, crea la reserva con normalidad: las solicitudes de espera se limpian solas al ocuparse la franja.</w:t>
+      </w:r>
+    </w:p>
+    <w:tbl>
+      <w:tblPr>
+        <w:tblW w:type="auto" w:w="0"/>
+        <w:jc w:val="center"/>
+        <w:tblLayout w:type="fixed"/>
+        <w:tblLook w:firstColumn="1" w:firstRow="1" w:lastColumn="0" w:lastRow="0" w:noHBand="0" w:noVBand="1" w:val="04A0"/>
+      </w:tblPr>
+      <w:tblGrid>
+        <w:gridCol w:w="4819"/>
+        <w:gridCol w:w="4819"/>
+      </w:tblGrid>
+      <w:tr>
+        <w:trPr>
+          <w:cantSplit/>
+        </w:trPr>
+        <w:tc>
+          <w:tcPr>
+            <w:tcW w:type="dxa" w:w="172"/>
+            <w:shd w:fill="157A54"/>
+            <w:tcMar>
+              <w:top w:w="100" w:type="dxa"/>
+              <w:start w:w="0" w:type="dxa"/>
+              <w:bottom w:w="100" w:type="dxa"/>
+              <w:end w:w="0" w:type="dxa"/>
+            </w:tcMar>
+          </w:tcPr>
+          <w:p>
+            <w:pPr>
+              <w:spacing w:after="0"/>
+            </w:pPr>
+          </w:p>
+        </w:tc>
+        <w:tc>
+          <w:tcPr>
+            <w:tcW w:type="dxa" w:w="8856"/>
+            <w:shd w:fill="E5F0EA"/>
+            <w:tcMar>
+              <w:top w:w="120" w:type="dxa"/>
+              <w:start w:w="180" w:type="dxa"/>
+              <w:bottom w:w="120" w:type="dxa"/>
+              <w:end w:w="180" w:type="dxa"/>
+            </w:tcMar>
+          </w:tcPr>
+          <w:p>
+            <w:pPr>
+              <w:spacing w:after="40"/>
+            </w:pPr>
+            <w:r>
+              <w:rPr>
+                <w:rFonts w:ascii="Arial Narrow" w:hAnsi="Arial Narrow"/>
+                <w:b/>
+                <w:color w:val="157A54"/>
+                <w:sz w:val="18"/>
+              </w:rPr>
+              <w:t>RESULTADO ESPERADO</w:t>
+            </w:r>
+          </w:p>
+          <w:p>
+            <w:pPr>
+              <w:spacing w:after="0"/>
+            </w:pPr>
+            <w:r>
+              <w:rPr>
+                <w:rFonts w:ascii="Arial" w:hAnsi="Arial"/>
+                <w:color w:val="1C1A17"/>
+                <w:sz w:val="18"/>
+              </w:rPr>
+              <w:t>Los avisos salen sin trabajo manual del equipo y la demanda de las franjas completas queda registrada.</w:t>
+            </w:r>
+          </w:p>
+        </w:tc>
+      </w:tr>
+    </w:tbl>
     <w:p>
       <w:r>
         <w:br w:type="page"/>
@@ -7822,11 +9428,6 @@
         </w:tc>
       </w:tr>
     </w:tbl>
-    <w:p>
-      <w:pPr>
-        <w:spacing w:after="0"/>
-      </w:pPr>
-    </w:p>
     <w:tbl>
       <w:tblPr>
         <w:tblW w:type="auto" w:w="0"/>
@@ -7881,6 +9482,94 @@
                 <w:color w:val="9A6817"/>
                 <w:sz w:val="18"/>
               </w:rPr>
+              <w:t>CAPTURA PENDIENTE</w:t>
+            </w:r>
+          </w:p>
+          <w:p>
+            <w:pPr>
+              <w:spacing w:after="0"/>
+            </w:pPr>
+            <w:r>
+              <w:rPr>
+                <w:rFonts w:ascii="Arial" w:hAnsi="Arial"/>
+                <w:color w:val="1C1A17"/>
+                <w:sz w:val="18"/>
+              </w:rPr>
+              <w:t>Sustituye este recuadro por una captura de pantalla que muestre: una competición con su clasificación o cuadro actualizado. Antes de insertarla, difumina o recorta cualquier dato personal real.</w:t>
+            </w:r>
+          </w:p>
+        </w:tc>
+      </w:tr>
+    </w:tbl>
+    <w:p>
+      <w:r>
+        <w:rPr>
+          <w:i/>
+          <w:color w:val="6B665C"/>
+          <w:sz w:val="18"/>
+        </w:rPr>
+        <w:t>Figura 9 · Competición con clasificación actualizada.</w:t>
+      </w:r>
+    </w:p>
+    <w:p>
+      <w:pPr>
+        <w:spacing w:after="0"/>
+      </w:pPr>
+    </w:p>
+    <w:tbl>
+      <w:tblPr>
+        <w:tblW w:type="auto" w:w="0"/>
+        <w:jc w:val="center"/>
+        <w:tblLayout w:type="fixed"/>
+        <w:tblLook w:firstColumn="1" w:firstRow="1" w:lastColumn="0" w:lastRow="0" w:noHBand="0" w:noVBand="1" w:val="04A0"/>
+      </w:tblPr>
+      <w:tblGrid>
+        <w:gridCol w:w="4819"/>
+        <w:gridCol w:w="4819"/>
+      </w:tblGrid>
+      <w:tr>
+        <w:trPr>
+          <w:cantSplit/>
+        </w:trPr>
+        <w:tc>
+          <w:tcPr>
+            <w:tcW w:type="dxa" w:w="172"/>
+            <w:shd w:fill="9A6817"/>
+            <w:tcMar>
+              <w:top w:w="100" w:type="dxa"/>
+              <w:start w:w="0" w:type="dxa"/>
+              <w:bottom w:w="100" w:type="dxa"/>
+              <w:end w:w="0" w:type="dxa"/>
+            </w:tcMar>
+          </w:tcPr>
+          <w:p>
+            <w:pPr>
+              <w:spacing w:after="0"/>
+            </w:pPr>
+          </w:p>
+        </w:tc>
+        <w:tc>
+          <w:tcPr>
+            <w:tcW w:type="dxa" w:w="8856"/>
+            <w:shd w:fill="F5EBD8"/>
+            <w:tcMar>
+              <w:top w:w="120" w:type="dxa"/>
+              <w:start w:w="180" w:type="dxa"/>
+              <w:bottom w:w="120" w:type="dxa"/>
+              <w:end w:w="180" w:type="dxa"/>
+            </w:tcMar>
+          </w:tcPr>
+          <w:p>
+            <w:pPr>
+              <w:spacing w:after="40"/>
+            </w:pPr>
+            <w:r>
+              <w:rPr>
+                <w:rFonts w:ascii="Arial Narrow" w:hAnsi="Arial Narrow"/>
+                <w:b/>
+                <w:color w:val="9A6817"/>
+                <w:sz w:val="18"/>
+              </w:rPr>
               <w:t>TEN EN CUENTA</w:t>
             </w:r>
           </w:p>
@@ -7895,6 +9584,79 @@
                 <w:sz w:val="18"/>
               </w:rPr>
               <w:t>Revisa dos veces un resultado antes de guardarlo. Puede afectar a clasificación y puntuación ELO.</w:t>
+            </w:r>
+          </w:p>
+        </w:tc>
+      </w:tr>
+    </w:tbl>
+    <w:tbl>
+      <w:tblPr>
+        <w:tblW w:type="auto" w:w="0"/>
+        <w:jc w:val="center"/>
+        <w:tblLayout w:type="fixed"/>
+        <w:tblLook w:firstColumn="1" w:firstRow="1" w:lastColumn="0" w:lastRow="0" w:noHBand="0" w:noVBand="1" w:val="04A0"/>
+      </w:tblPr>
+      <w:tblGrid>
+        <w:gridCol w:w="4819"/>
+        <w:gridCol w:w="4819"/>
+      </w:tblGrid>
+      <w:tr>
+        <w:trPr>
+          <w:cantSplit/>
+        </w:trPr>
+        <w:tc>
+          <w:tcPr>
+            <w:tcW w:type="dxa" w:w="172"/>
+            <w:shd w:fill="9A6817"/>
+            <w:tcMar>
+              <w:top w:w="100" w:type="dxa"/>
+              <w:start w:w="0" w:type="dxa"/>
+              <w:bottom w:w="100" w:type="dxa"/>
+              <w:end w:w="0" w:type="dxa"/>
+            </w:tcMar>
+          </w:tcPr>
+          <w:p>
+            <w:pPr>
+              <w:spacing w:after="0"/>
+            </w:pPr>
+          </w:p>
+        </w:tc>
+        <w:tc>
+          <w:tcPr>
+            <w:tcW w:type="dxa" w:w="8856"/>
+            <w:shd w:fill="F5EBD8"/>
+            <w:tcMar>
+              <w:top w:w="120" w:type="dxa"/>
+              <w:start w:w="180" w:type="dxa"/>
+              <w:bottom w:w="120" w:type="dxa"/>
+              <w:end w:w="180" w:type="dxa"/>
+            </w:tcMar>
+          </w:tcPr>
+          <w:p>
+            <w:pPr>
+              <w:spacing w:after="40"/>
+            </w:pPr>
+            <w:r>
+              <w:rPr>
+                <w:rFonts w:ascii="Arial Narrow" w:hAnsi="Arial Narrow"/>
+                <w:b/>
+                <w:color w:val="9A6817"/>
+                <w:sz w:val="18"/>
+              </w:rPr>
+              <w:t>FORMATO DE RESULTADOS</w:t>
+            </w:r>
+          </w:p>
+          <w:p>
+            <w:pPr>
+              <w:spacing w:after="0"/>
+            </w:pPr>
+            <w:r>
+              <w:rPr>
+                <w:rFonts w:ascii="Arial" w:hAnsi="Arial"/>
+                <w:color w:val="1C1A17"/>
+                <w:sz w:val="18"/>
+              </w:rPr>
+              <w:t>Los resultados se registran por sets con el formato 6-2 6-4. Al guardar, la clasificación, las estadísticas y la puntuación ELO se recalculan automáticamente.</w:t>
             </w:r>
           </w:p>
         </w:tc>
@@ -8237,6 +9999,79 @@
         </w:tc>
       </w:tr>
     </w:tbl>
+    <w:tbl>
+      <w:tblPr>
+        <w:tblW w:type="auto" w:w="0"/>
+        <w:jc w:val="center"/>
+        <w:tblLayout w:type="fixed"/>
+        <w:tblLook w:firstColumn="1" w:firstRow="1" w:lastColumn="0" w:lastRow="0" w:noHBand="0" w:noVBand="1" w:val="04A0"/>
+      </w:tblPr>
+      <w:tblGrid>
+        <w:gridCol w:w="4819"/>
+        <w:gridCol w:w="4819"/>
+      </w:tblGrid>
+      <w:tr>
+        <w:trPr>
+          <w:cantSplit/>
+        </w:trPr>
+        <w:tc>
+          <w:tcPr>
+            <w:tcW w:type="dxa" w:w="172"/>
+            <w:shd w:fill="9A6817"/>
+            <w:tcMar>
+              <w:top w:w="100" w:type="dxa"/>
+              <w:start w:w="0" w:type="dxa"/>
+              <w:bottom w:w="100" w:type="dxa"/>
+              <w:end w:w="0" w:type="dxa"/>
+            </w:tcMar>
+          </w:tcPr>
+          <w:p>
+            <w:pPr>
+              <w:spacing w:after="0"/>
+            </w:pPr>
+          </w:p>
+        </w:tc>
+        <w:tc>
+          <w:tcPr>
+            <w:tcW w:type="dxa" w:w="8856"/>
+            <w:shd w:fill="F5EBD8"/>
+            <w:tcMar>
+              <w:top w:w="120" w:type="dxa"/>
+              <w:start w:w="180" w:type="dxa"/>
+              <w:bottom w:w="120" w:type="dxa"/>
+              <w:end w:w="180" w:type="dxa"/>
+            </w:tcMar>
+          </w:tcPr>
+          <w:p>
+            <w:pPr>
+              <w:spacing w:after="40"/>
+            </w:pPr>
+            <w:r>
+              <w:rPr>
+                <w:rFonts w:ascii="Arial Narrow" w:hAnsi="Arial Narrow"/>
+                <w:b/>
+                <w:color w:val="9A6817"/>
+                <w:sz w:val="18"/>
+              </w:rPr>
+              <w:t>AVISO AUTOMÁTICO</w:t>
+            </w:r>
+          </w:p>
+          <w:p>
+            <w:pPr>
+              <w:spacing w:after="0"/>
+            </w:pPr>
+            <w:r>
+              <w:rPr>
+                <w:rFonts w:ascii="Arial" w:hAnsi="Arial"/>
+                <w:color w:val="1C1A17"/>
+                <w:sz w:val="18"/>
+              </w:rPr>
+              <w:t>Al publicar una noticia, los jugadores reciben una notificación según sus preferencias. No necesitas reenviarla por otros canales salvo que quieras reforzarla con una comunicación.</w:t>
+            </w:r>
+          </w:p>
+        </w:tc>
+      </w:tr>
+    </w:tbl>
     <w:p>
       <w:pPr>
         <w:spacing w:after="0"/>
@@ -8292,7 +10127,7 @@
         <w:rPr>
           <w:rFonts w:ascii="Arial" w:hAnsi="Arial"/>
         </w:rPr>
-        <w:t>Selecciona el público destinatario con el menor alcance necesario.</w:t>
+        <w:t>Selecciona el público con el menor alcance necesario: todos los socios, solo activos, solo inactivos o un nivel de juego concreto.</w:t>
       </w:r>
     </w:p>
     <w:p>
@@ -8428,11 +10263,6 @@
         </w:tc>
       </w:tr>
     </w:tbl>
-    <w:p>
-      <w:pPr>
-        <w:spacing w:after="0"/>
-      </w:pPr>
-    </w:p>
     <w:tbl>
       <w:tblPr>
         <w:tblW w:type="auto" w:w="0"/>
@@ -8487,6 +10317,94 @@
                 <w:color w:val="9A6817"/>
                 <w:sz w:val="18"/>
               </w:rPr>
+              <w:t>CAPTURA PENDIENTE</w:t>
+            </w:r>
+          </w:p>
+          <w:p>
+            <w:pPr>
+              <w:spacing w:after="0"/>
+            </w:pPr>
+            <w:r>
+              <w:rPr>
+                <w:rFonts w:ascii="Arial" w:hAnsi="Arial"/>
+                <w:color w:val="1C1A17"/>
+                <w:sz w:val="18"/>
+              </w:rPr>
+              <w:t>Sustituye este recuadro por una captura de pantalla que muestre: el formulario de nueva comunicación con audiencia y canales seleccionados. Antes de insertarla, difumina o recorta cualquier dato personal real.</w:t>
+            </w:r>
+          </w:p>
+        </w:tc>
+      </w:tr>
+    </w:tbl>
+    <w:p>
+      <w:r>
+        <w:rPr>
+          <w:i/>
+          <w:color w:val="6B665C"/>
+          <w:sz w:val="18"/>
+        </w:rPr>
+        <w:t>Figura 10 · Redacción de una comunicación con audiencia y canales.</w:t>
+      </w:r>
+    </w:p>
+    <w:p>
+      <w:pPr>
+        <w:spacing w:after="0"/>
+      </w:pPr>
+    </w:p>
+    <w:tbl>
+      <w:tblPr>
+        <w:tblW w:type="auto" w:w="0"/>
+        <w:jc w:val="center"/>
+        <w:tblLayout w:type="fixed"/>
+        <w:tblLook w:firstColumn="1" w:firstRow="1" w:lastColumn="0" w:lastRow="0" w:noHBand="0" w:noVBand="1" w:val="04A0"/>
+      </w:tblPr>
+      <w:tblGrid>
+        <w:gridCol w:w="4819"/>
+        <w:gridCol w:w="4819"/>
+      </w:tblGrid>
+      <w:tr>
+        <w:trPr>
+          <w:cantSplit/>
+        </w:trPr>
+        <w:tc>
+          <w:tcPr>
+            <w:tcW w:type="dxa" w:w="172"/>
+            <w:shd w:fill="9A6817"/>
+            <w:tcMar>
+              <w:top w:w="100" w:type="dxa"/>
+              <w:start w:w="0" w:type="dxa"/>
+              <w:bottom w:w="100" w:type="dxa"/>
+              <w:end w:w="0" w:type="dxa"/>
+            </w:tcMar>
+          </w:tcPr>
+          <w:p>
+            <w:pPr>
+              <w:spacing w:after="0"/>
+            </w:pPr>
+          </w:p>
+        </w:tc>
+        <w:tc>
+          <w:tcPr>
+            <w:tcW w:type="dxa" w:w="8856"/>
+            <w:shd w:fill="F5EBD8"/>
+            <w:tcMar>
+              <w:top w:w="120" w:type="dxa"/>
+              <w:start w:w="180" w:type="dxa"/>
+              <w:bottom w:w="120" w:type="dxa"/>
+              <w:end w:w="180" w:type="dxa"/>
+            </w:tcMar>
+          </w:tcPr>
+          <w:p>
+            <w:pPr>
+              <w:spacing w:after="40"/>
+            </w:pPr>
+            <w:r>
+              <w:rPr>
+                <w:rFonts w:ascii="Arial Narrow" w:hAnsi="Arial Narrow"/>
+                <w:b/>
+                <w:color w:val="9A6817"/>
+                <w:sz w:val="18"/>
+              </w:rPr>
               <w:t>TEN EN CUENTA</w:t>
             </w:r>
           </w:p>
@@ -8501,6 +10419,79 @@
                 <w:sz w:val="18"/>
               </w:rPr>
               <w:t>No uses la comunicación masiva para datos personales, contraseñas o información financiera sensible.</w:t>
+            </w:r>
+          </w:p>
+        </w:tc>
+      </w:tr>
+    </w:tbl>
+    <w:tbl>
+      <w:tblPr>
+        <w:tblW w:type="auto" w:w="0"/>
+        <w:jc w:val="center"/>
+        <w:tblLayout w:type="fixed"/>
+        <w:tblLook w:firstColumn="1" w:firstRow="1" w:lastColumn="0" w:lastRow="0" w:noHBand="0" w:noVBand="1" w:val="04A0"/>
+      </w:tblPr>
+      <w:tblGrid>
+        <w:gridCol w:w="4819"/>
+        <w:gridCol w:w="4819"/>
+      </w:tblGrid>
+      <w:tr>
+        <w:trPr>
+          <w:cantSplit/>
+        </w:trPr>
+        <w:tc>
+          <w:tcPr>
+            <w:tcW w:type="dxa" w:w="172"/>
+            <w:shd w:fill="9A6817"/>
+            <w:tcMar>
+              <w:top w:w="100" w:type="dxa"/>
+              <w:start w:w="0" w:type="dxa"/>
+              <w:bottom w:w="100" w:type="dxa"/>
+              <w:end w:w="0" w:type="dxa"/>
+            </w:tcMar>
+          </w:tcPr>
+          <w:p>
+            <w:pPr>
+              <w:spacing w:after="0"/>
+            </w:pPr>
+          </w:p>
+        </w:tc>
+        <w:tc>
+          <w:tcPr>
+            <w:tcW w:type="dxa" w:w="8856"/>
+            <w:shd w:fill="F5EBD8"/>
+            <w:tcMar>
+              <w:top w:w="120" w:type="dxa"/>
+              <w:start w:w="180" w:type="dxa"/>
+              <w:bottom w:w="120" w:type="dxa"/>
+              <w:end w:w="180" w:type="dxa"/>
+            </w:tcMar>
+          </w:tcPr>
+          <w:p>
+            <w:pPr>
+              <w:spacing w:after="40"/>
+            </w:pPr>
+            <w:r>
+              <w:rPr>
+                <w:rFonts w:ascii="Arial Narrow" w:hAnsi="Arial Narrow"/>
+                <w:b/>
+                <w:color w:val="9A6817"/>
+                <w:sz w:val="18"/>
+              </w:rPr>
+              <w:t>LÍMITE DE ENVÍOS</w:t>
+            </w:r>
+          </w:p>
+          <w:p>
+            <w:pPr>
+              <w:spacing w:after="0"/>
+            </w:pPr>
+            <w:r>
+              <w:rPr>
+                <w:rFonts w:ascii="Arial" w:hAnsi="Arial"/>
+                <w:color w:val="1C1A17"/>
+                <w:sz w:val="18"/>
+              </w:rPr>
+              <w:t>Existe un límite de envíos por hora para proteger la entregabilidad y evitar errores masivos. Prepara el mensaje con calma: mejor un envío bien segmentado que varios seguidos.</w:t>
             </w:r>
           </w:p>
         </w:tc>
@@ -9158,12 +11149,95 @@
                 <w:color w:val="1C1A17"/>
                 <w:sz w:val="18"/>
               </w:rPr>
-              <w:t>Las analíticas se calculan con datos reales del club. Si faltan horarios, precios o estados, el resultado también será incompleto. Contrasta siempre decisiones importantes con la operación y la contabilidad.</w:t>
+              <w:t>Las analíticas se calculan con datos reales del club. Si faltan horarios, precios o estados, el resultado también será incompleto. Contrasta siempre decisiones importantes con la operación y la contabilidad. Todos los cálculos usan la zona horaria configurada del club.</w:t>
             </w:r>
           </w:p>
         </w:tc>
       </w:tr>
     </w:tbl>
+    <w:tbl>
+      <w:tblPr>
+        <w:tblW w:type="auto" w:w="0"/>
+        <w:jc w:val="center"/>
+        <w:tblLayout w:type="fixed"/>
+        <w:tblLook w:firstColumn="1" w:firstRow="1" w:lastColumn="0" w:lastRow="0" w:noHBand="0" w:noVBand="1" w:val="04A0"/>
+      </w:tblPr>
+      <w:tblGrid>
+        <w:gridCol w:w="4819"/>
+        <w:gridCol w:w="4819"/>
+      </w:tblGrid>
+      <w:tr>
+        <w:trPr>
+          <w:cantSplit/>
+        </w:trPr>
+        <w:tc>
+          <w:tcPr>
+            <w:tcW w:type="dxa" w:w="172"/>
+            <w:shd w:fill="9A6817"/>
+            <w:tcMar>
+              <w:top w:w="100" w:type="dxa"/>
+              <w:start w:w="0" w:type="dxa"/>
+              <w:bottom w:w="100" w:type="dxa"/>
+              <w:end w:w="0" w:type="dxa"/>
+            </w:tcMar>
+          </w:tcPr>
+          <w:p>
+            <w:pPr>
+              <w:spacing w:after="0"/>
+            </w:pPr>
+          </w:p>
+        </w:tc>
+        <w:tc>
+          <w:tcPr>
+            <w:tcW w:type="dxa" w:w="8856"/>
+            <w:shd w:fill="F5EBD8"/>
+            <w:tcMar>
+              <w:top w:w="120" w:type="dxa"/>
+              <w:start w:w="180" w:type="dxa"/>
+              <w:bottom w:w="120" w:type="dxa"/>
+              <w:end w:w="180" w:type="dxa"/>
+            </w:tcMar>
+          </w:tcPr>
+          <w:p>
+            <w:pPr>
+              <w:spacing w:after="40"/>
+            </w:pPr>
+            <w:r>
+              <w:rPr>
+                <w:rFonts w:ascii="Arial Narrow" w:hAnsi="Arial Narrow"/>
+                <w:b/>
+                <w:color w:val="9A6817"/>
+                <w:sz w:val="18"/>
+              </w:rPr>
+              <w:t>CAPTURA PENDIENTE</w:t>
+            </w:r>
+          </w:p>
+          <w:p>
+            <w:pPr>
+              <w:spacing w:after="0"/>
+            </w:pPr>
+            <w:r>
+              <w:rPr>
+                <w:rFonts w:ascii="Arial" w:hAnsi="Arial"/>
+                <w:color w:val="1C1A17"/>
+                <w:sz w:val="18"/>
+              </w:rPr>
+              <w:t>Sustituye este recuadro por una captura de pantalla que muestre: el panel de analíticas con sus indicadores y gráficos. Antes de insertarla, difumina o recorta cualquier dato personal real.</w:t>
+            </w:r>
+          </w:p>
+        </w:tc>
+      </w:tr>
+    </w:tbl>
+    <w:p>
+      <w:r>
+        <w:rPr>
+          <w:i/>
+          <w:color w:val="6B665C"/>
+          <w:sz w:val="18"/>
+        </w:rPr>
+        <w:t>Figura 11 · Panel de analíticas del club.</w:t>
+      </w:r>
+    </w:p>
     <w:p>
       <w:pPr>
         <w:spacing w:after="0"/>
@@ -9380,7 +11454,7 @@
         <w:rPr>
           <w:rFonts w:ascii="Arial" w:hAnsi="Arial"/>
         </w:rPr>
-        <w:t>Entra en el apartado que contenga la exportación necesaria.</w:t>
+        <w:t>Entra en el apartado correspondiente. Hay exportaciones disponibles al menos para reservas, socios y pagos.</w:t>
       </w:r>
     </w:p>
     <w:p>
@@ -10148,7 +12222,598 @@
                 <w:color w:val="1C1A17"/>
                 <w:sz w:val="18"/>
               </w:rPr>
-              <w:t>Cuenta · Reservas · Espera · Partidas · Competiciones · Perfil y privacidad</w:t>
+              <w:t>Cuenta · Reservas · Tarifas · Espera · Partidas · Jugadores · Perfil y privacidad</w:t>
+            </w:r>
+          </w:p>
+        </w:tc>
+      </w:tr>
+    </w:tbl>
+    <w:p>
+      <w:pPr>
+        <w:pStyle w:val="Heading2"/>
+      </w:pPr>
+      <w:r>
+        <w:t>Mapa del portal</w:t>
+      </w:r>
+    </w:p>
+    <w:p>
+      <w:r>
+        <w:t>Algunos apartados pueden no estar visibles si el club los ha desactivado.</w:t>
+      </w:r>
+    </w:p>
+    <w:tbl>
+      <w:tblPr>
+        <w:tblW w:type="auto" w:w="0"/>
+        <w:jc w:val="center"/>
+        <w:tblLayout w:type="fixed"/>
+        <w:tblLook w:firstColumn="1" w:firstRow="1" w:lastColumn="0" w:lastRow="0" w:noHBand="0" w:noVBand="1" w:val="04A0"/>
+      </w:tblPr>
+      <w:tblGrid>
+        <w:gridCol w:w="4819"/>
+        <w:gridCol w:w="4819"/>
+      </w:tblGrid>
+      <w:tr>
+        <w:trPr>
+          <w:tblHeader w:val="true"/>
+        </w:trPr>
+        <w:tc>
+          <w:tcPr>
+            <w:tcW w:type="dxa" w:w="2232"/>
+            <w:shd w:fill="1C1A17"/>
+            <w:tcMar>
+              <w:top w:w="100" w:type="dxa"/>
+              <w:start w:w="100" w:type="dxa"/>
+              <w:bottom w:w="100" w:type="dxa"/>
+              <w:end w:w="100" w:type="dxa"/>
+            </w:tcMar>
+            <w:vAlign w:val="center"/>
+          </w:tcPr>
+          <w:p>
+            <w:r>
+              <w:rPr>
+                <w:rFonts w:ascii="Arial Narrow" w:hAnsi="Arial Narrow"/>
+                <w:b/>
+                <w:color w:val="FFFFFF"/>
+                <w:sz w:val="17"/>
+              </w:rPr>
+              <w:t>Apartado</w:t>
+            </w:r>
+          </w:p>
+        </w:tc>
+        <w:tc>
+          <w:tcPr>
+            <w:tcW w:type="dxa" w:w="6796"/>
+            <w:shd w:fill="1C1A17"/>
+            <w:tcMar>
+              <w:top w:w="100" w:type="dxa"/>
+              <w:start w:w="100" w:type="dxa"/>
+              <w:bottom w:w="100" w:type="dxa"/>
+              <w:end w:w="100" w:type="dxa"/>
+            </w:tcMar>
+            <w:vAlign w:val="center"/>
+          </w:tcPr>
+          <w:p>
+            <w:r>
+              <w:rPr>
+                <w:rFonts w:ascii="Arial Narrow" w:hAnsi="Arial Narrow"/>
+                <w:b/>
+                <w:color w:val="FFFFFF"/>
+                <w:sz w:val="17"/>
+              </w:rPr>
+              <w:t>Qué encontrarás</w:t>
+            </w:r>
+          </w:p>
+        </w:tc>
+      </w:tr>
+      <w:tr>
+        <w:trPr>
+          <w:cantSplit/>
+        </w:trPr>
+        <w:tc>
+          <w:tcPr>
+            <w:tcW w:type="dxa" w:w="2232"/>
+            <w:tcMar>
+              <w:top w:w="85" w:type="dxa"/>
+              <w:start w:w="100" w:type="dxa"/>
+              <w:bottom w:w="85" w:type="dxa"/>
+              <w:end w:w="100" w:type="dxa"/>
+            </w:tcMar>
+            <w:shd w:fill="FFFFFF"/>
+            <w:vAlign w:val="top"/>
+          </w:tcPr>
+          <w:p>
+            <w:pPr>
+              <w:spacing w:after="0"/>
+            </w:pPr>
+            <w:r>
+              <w:rPr>
+                <w:rFonts w:ascii="Arial" w:hAnsi="Arial"/>
+                <w:color w:val="1C1A17"/>
+                <w:sz w:val="16"/>
+              </w:rPr>
+              <w:t>Inicio</w:t>
+            </w:r>
+          </w:p>
+        </w:tc>
+        <w:tc>
+          <w:tcPr>
+            <w:tcW w:type="dxa" w:w="6796"/>
+            <w:tcMar>
+              <w:top w:w="85" w:type="dxa"/>
+              <w:start w:w="100" w:type="dxa"/>
+              <w:bottom w:w="85" w:type="dxa"/>
+              <w:end w:w="100" w:type="dxa"/>
+            </w:tcMar>
+            <w:shd w:fill="FFFFFF"/>
+            <w:vAlign w:val="top"/>
+          </w:tcPr>
+          <w:p>
+            <w:pPr>
+              <w:spacing w:after="0"/>
+            </w:pPr>
+            <w:r>
+              <w:rPr>
+                <w:rFonts w:ascii="Arial" w:hAnsi="Arial"/>
+                <w:color w:val="1C1A17"/>
+                <w:sz w:val="16"/>
+              </w:rPr>
+              <w:t>Resumen del club, próximas reservas y accesos rápidos.</w:t>
+            </w:r>
+          </w:p>
+        </w:tc>
+      </w:tr>
+      <w:tr>
+        <w:trPr>
+          <w:cantSplit/>
+        </w:trPr>
+        <w:tc>
+          <w:tcPr>
+            <w:tcW w:type="dxa" w:w="2232"/>
+            <w:tcMar>
+              <w:top w:w="85" w:type="dxa"/>
+              <w:start w:w="100" w:type="dxa"/>
+              <w:bottom w:w="85" w:type="dxa"/>
+              <w:end w:w="100" w:type="dxa"/>
+            </w:tcMar>
+            <w:shd w:fill="F6F3ED"/>
+            <w:vAlign w:val="top"/>
+          </w:tcPr>
+          <w:p>
+            <w:pPr>
+              <w:spacing w:after="0"/>
+            </w:pPr>
+            <w:r>
+              <w:rPr>
+                <w:rFonts w:ascii="Arial" w:hAnsi="Arial"/>
+                <w:color w:val="1C1A17"/>
+                <w:sz w:val="16"/>
+              </w:rPr>
+              <w:t>Reservar</w:t>
+            </w:r>
+          </w:p>
+        </w:tc>
+        <w:tc>
+          <w:tcPr>
+            <w:tcW w:type="dxa" w:w="6796"/>
+            <w:tcMar>
+              <w:top w:w="85" w:type="dxa"/>
+              <w:start w:w="100" w:type="dxa"/>
+              <w:bottom w:w="85" w:type="dxa"/>
+              <w:end w:w="100" w:type="dxa"/>
+            </w:tcMar>
+            <w:shd w:fill="F6F3ED"/>
+            <w:vAlign w:val="top"/>
+          </w:tcPr>
+          <w:p>
+            <w:pPr>
+              <w:spacing w:after="0"/>
+            </w:pPr>
+            <w:r>
+              <w:rPr>
+                <w:rFonts w:ascii="Arial" w:hAnsi="Arial"/>
+                <w:color w:val="1C1A17"/>
+                <w:sz w:val="16"/>
+              </w:rPr>
+              <w:t>Parrilla de disponibilidad para reservar pista, si el club lo permite.</w:t>
+            </w:r>
+          </w:p>
+        </w:tc>
+      </w:tr>
+      <w:tr>
+        <w:trPr>
+          <w:cantSplit/>
+        </w:trPr>
+        <w:tc>
+          <w:tcPr>
+            <w:tcW w:type="dxa" w:w="2232"/>
+            <w:tcMar>
+              <w:top w:w="85" w:type="dxa"/>
+              <w:start w:w="100" w:type="dxa"/>
+              <w:bottom w:w="85" w:type="dxa"/>
+              <w:end w:w="100" w:type="dxa"/>
+            </w:tcMar>
+            <w:shd w:fill="FFFFFF"/>
+            <w:vAlign w:val="top"/>
+          </w:tcPr>
+          <w:p>
+            <w:pPr>
+              <w:spacing w:after="0"/>
+            </w:pPr>
+            <w:r>
+              <w:rPr>
+                <w:rFonts w:ascii="Arial" w:hAnsi="Arial"/>
+                <w:color w:val="1C1A17"/>
+                <w:sz w:val="16"/>
+              </w:rPr>
+              <w:t>Partidas</w:t>
+            </w:r>
+          </w:p>
+        </w:tc>
+        <w:tc>
+          <w:tcPr>
+            <w:tcW w:type="dxa" w:w="6796"/>
+            <w:tcMar>
+              <w:top w:w="85" w:type="dxa"/>
+              <w:start w:w="100" w:type="dxa"/>
+              <w:bottom w:w="85" w:type="dxa"/>
+              <w:end w:w="100" w:type="dxa"/>
+            </w:tcMar>
+            <w:shd w:fill="FFFFFF"/>
+            <w:vAlign w:val="top"/>
+          </w:tcPr>
+          <w:p>
+            <w:pPr>
+              <w:spacing w:after="0"/>
+            </w:pPr>
+            <w:r>
+              <w:rPr>
+                <w:rFonts w:ascii="Arial" w:hAnsi="Arial"/>
+                <w:color w:val="1C1A17"/>
+                <w:sz w:val="16"/>
+              </w:rPr>
+              <w:t>Partidas abiertas para crear, unirte o completar plazas, si están activas.</w:t>
+            </w:r>
+          </w:p>
+        </w:tc>
+      </w:tr>
+      <w:tr>
+        <w:trPr>
+          <w:cantSplit/>
+        </w:trPr>
+        <w:tc>
+          <w:tcPr>
+            <w:tcW w:type="dxa" w:w="2232"/>
+            <w:tcMar>
+              <w:top w:w="85" w:type="dxa"/>
+              <w:start w:w="100" w:type="dxa"/>
+              <w:bottom w:w="85" w:type="dxa"/>
+              <w:end w:w="100" w:type="dxa"/>
+            </w:tcMar>
+            <w:shd w:fill="F6F3ED"/>
+            <w:vAlign w:val="top"/>
+          </w:tcPr>
+          <w:p>
+            <w:pPr>
+              <w:spacing w:after="0"/>
+            </w:pPr>
+            <w:r>
+              <w:rPr>
+                <w:rFonts w:ascii="Arial" w:hAnsi="Arial"/>
+                <w:color w:val="1C1A17"/>
+                <w:sz w:val="16"/>
+              </w:rPr>
+              <w:t>Competiciones</w:t>
+            </w:r>
+          </w:p>
+        </w:tc>
+        <w:tc>
+          <w:tcPr>
+            <w:tcW w:type="dxa" w:w="6796"/>
+            <w:tcMar>
+              <w:top w:w="85" w:type="dxa"/>
+              <w:start w:w="100" w:type="dxa"/>
+              <w:bottom w:w="85" w:type="dxa"/>
+              <w:end w:w="100" w:type="dxa"/>
+            </w:tcMar>
+            <w:shd w:fill="F6F3ED"/>
+            <w:vAlign w:val="top"/>
+          </w:tcPr>
+          <w:p>
+            <w:pPr>
+              <w:spacing w:after="0"/>
+            </w:pPr>
+            <w:r>
+              <w:rPr>
+                <w:rFonts w:ascii="Arial" w:hAnsi="Arial"/>
+                <w:color w:val="1C1A17"/>
+                <w:sz w:val="16"/>
+              </w:rPr>
+              <w:t>Ligas y torneos del club con cuadros y resultados.</w:t>
+            </w:r>
+          </w:p>
+        </w:tc>
+      </w:tr>
+      <w:tr>
+        <w:trPr>
+          <w:cantSplit/>
+        </w:trPr>
+        <w:tc>
+          <w:tcPr>
+            <w:tcW w:type="dxa" w:w="2232"/>
+            <w:tcMar>
+              <w:top w:w="85" w:type="dxa"/>
+              <w:start w:w="100" w:type="dxa"/>
+              <w:bottom w:w="85" w:type="dxa"/>
+              <w:end w:w="100" w:type="dxa"/>
+            </w:tcMar>
+            <w:shd w:fill="FFFFFF"/>
+            <w:vAlign w:val="top"/>
+          </w:tcPr>
+          <w:p>
+            <w:pPr>
+              <w:spacing w:after="0"/>
+            </w:pPr>
+            <w:r>
+              <w:rPr>
+                <w:rFonts w:ascii="Arial" w:hAnsi="Arial"/>
+                <w:color w:val="1C1A17"/>
+                <w:sz w:val="16"/>
+              </w:rPr>
+              <w:t>Rankings</w:t>
+            </w:r>
+          </w:p>
+        </w:tc>
+        <w:tc>
+          <w:tcPr>
+            <w:tcW w:type="dxa" w:w="6796"/>
+            <w:tcMar>
+              <w:top w:w="85" w:type="dxa"/>
+              <w:start w:w="100" w:type="dxa"/>
+              <w:bottom w:w="85" w:type="dxa"/>
+              <w:end w:w="100" w:type="dxa"/>
+            </w:tcMar>
+            <w:shd w:fill="FFFFFF"/>
+            <w:vAlign w:val="top"/>
+          </w:tcPr>
+          <w:p>
+            <w:pPr>
+              <w:spacing w:after="0"/>
+            </w:pPr>
+            <w:r>
+              <w:rPr>
+                <w:rFonts w:ascii="Arial" w:hAnsi="Arial"/>
+                <w:color w:val="1C1A17"/>
+                <w:sz w:val="16"/>
+              </w:rPr>
+              <w:t>Clasificación ELO del club.</w:t>
+            </w:r>
+          </w:p>
+        </w:tc>
+      </w:tr>
+      <w:tr>
+        <w:trPr>
+          <w:cantSplit/>
+        </w:trPr>
+        <w:tc>
+          <w:tcPr>
+            <w:tcW w:type="dxa" w:w="2232"/>
+            <w:tcMar>
+              <w:top w:w="85" w:type="dxa"/>
+              <w:start w:w="100" w:type="dxa"/>
+              <w:bottom w:w="85" w:type="dxa"/>
+              <w:end w:w="100" w:type="dxa"/>
+            </w:tcMar>
+            <w:shd w:fill="FFFFFF"/>
+            <w:vAlign w:val="top"/>
+          </w:tcPr>
+          <w:p>
+            <w:pPr>
+              <w:spacing w:after="0"/>
+            </w:pPr>
+            <w:r>
+              <w:rPr>
+                <w:rFonts w:ascii="Arial" w:hAnsi="Arial"/>
+                <w:color w:val="1C1A17"/>
+                <w:sz w:val="16"/>
+              </w:rPr>
+              <w:t>Jugadores</w:t>
+            </w:r>
+          </w:p>
+        </w:tc>
+        <w:tc>
+          <w:tcPr>
+            <w:tcW w:type="dxa" w:w="6796"/>
+            <w:tcMar>
+              <w:top w:w="85" w:type="dxa"/>
+              <w:start w:w="100" w:type="dxa"/>
+              <w:bottom w:w="85" w:type="dxa"/>
+              <w:end w:w="100" w:type="dxa"/>
+            </w:tcMar>
+            <w:shd w:fill="FFFFFF"/>
+            <w:vAlign w:val="top"/>
+          </w:tcPr>
+          <w:p>
+            <w:pPr>
+              <w:spacing w:after="0"/>
+            </w:pPr>
+            <w:r>
+              <w:rPr>
+                <w:rFonts w:ascii="Arial" w:hAnsi="Arial"/>
+                <w:color w:val="1C1A17"/>
+                <w:sz w:val="16"/>
+              </w:rPr>
+              <w:t>Directorio de la comunidad con perfiles y valoraciones.</w:t>
+            </w:r>
+          </w:p>
+        </w:tc>
+      </w:tr>
+      <w:tr>
+        <w:trPr>
+          <w:cantSplit/>
+        </w:trPr>
+        <w:tc>
+          <w:tcPr>
+            <w:tcW w:type="dxa" w:w="2232"/>
+            <w:tcMar>
+              <w:top w:w="85" w:type="dxa"/>
+              <w:start w:w="100" w:type="dxa"/>
+              <w:bottom w:w="85" w:type="dxa"/>
+              <w:end w:w="100" w:type="dxa"/>
+            </w:tcMar>
+            <w:shd w:fill="FFFFFF"/>
+            <w:vAlign w:val="top"/>
+          </w:tcPr>
+          <w:p>
+            <w:pPr>
+              <w:spacing w:after="0"/>
+            </w:pPr>
+            <w:r>
+              <w:rPr>
+                <w:rFonts w:ascii="Arial" w:hAnsi="Arial"/>
+                <w:color w:val="1C1A17"/>
+                <w:sz w:val="16"/>
+              </w:rPr>
+              <w:t>Noticias</w:t>
+            </w:r>
+          </w:p>
+        </w:tc>
+        <w:tc>
+          <w:tcPr>
+            <w:tcW w:type="dxa" w:w="6796"/>
+            <w:tcMar>
+              <w:top w:w="85" w:type="dxa"/>
+              <w:start w:w="100" w:type="dxa"/>
+              <w:bottom w:w="85" w:type="dxa"/>
+              <w:end w:w="100" w:type="dxa"/>
+            </w:tcMar>
+            <w:shd w:fill="FFFFFF"/>
+            <w:vAlign w:val="top"/>
+          </w:tcPr>
+          <w:p>
+            <w:pPr>
+              <w:spacing w:after="0"/>
+            </w:pPr>
+            <w:r>
+              <w:rPr>
+                <w:rFonts w:ascii="Arial" w:hAnsi="Arial"/>
+                <w:color w:val="1C1A17"/>
+                <w:sz w:val="16"/>
+              </w:rPr>
+              <w:t>Publicaciones del club.</w:t>
+            </w:r>
+          </w:p>
+        </w:tc>
+      </w:tr>
+      <w:tr>
+        <w:trPr>
+          <w:cantSplit/>
+        </w:trPr>
+        <w:tc>
+          <w:tcPr>
+            <w:tcW w:type="dxa" w:w="2232"/>
+            <w:tcMar>
+              <w:top w:w="85" w:type="dxa"/>
+              <w:start w:w="100" w:type="dxa"/>
+              <w:bottom w:w="85" w:type="dxa"/>
+              <w:end w:w="100" w:type="dxa"/>
+            </w:tcMar>
+            <w:shd w:fill="FFFFFF"/>
+            <w:vAlign w:val="top"/>
+          </w:tcPr>
+          <w:p>
+            <w:pPr>
+              <w:spacing w:after="0"/>
+            </w:pPr>
+            <w:r>
+              <w:rPr>
+                <w:rFonts w:ascii="Arial" w:hAnsi="Arial"/>
+                <w:color w:val="1C1A17"/>
+                <w:sz w:val="16"/>
+              </w:rPr>
+              <w:t>Tarifas</w:t>
+            </w:r>
+          </w:p>
+        </w:tc>
+        <w:tc>
+          <w:tcPr>
+            <w:tcW w:type="dxa" w:w="6796"/>
+            <w:tcMar>
+              <w:top w:w="85" w:type="dxa"/>
+              <w:start w:w="100" w:type="dxa"/>
+              <w:bottom w:w="85" w:type="dxa"/>
+              <w:end w:w="100" w:type="dxa"/>
+            </w:tcMar>
+            <w:shd w:fill="FFFFFF"/>
+            <w:vAlign w:val="top"/>
+          </w:tcPr>
+          <w:p>
+            <w:pPr>
+              <w:spacing w:after="0"/>
+            </w:pPr>
+            <w:r>
+              <w:rPr>
+                <w:rFonts w:ascii="Arial" w:hAnsi="Arial"/>
+                <w:color w:val="1C1A17"/>
+                <w:sz w:val="16"/>
+              </w:rPr>
+              <w:t>Precios por pista, día y franja horaria.</w:t>
+            </w:r>
+          </w:p>
+        </w:tc>
+      </w:tr>
+      <w:tr>
+        <w:trPr>
+          <w:cantSplit/>
+        </w:trPr>
+        <w:tc>
+          <w:tcPr>
+            <w:tcW w:type="dxa" w:w="2232"/>
+            <w:tcMar>
+              <w:top w:w="85" w:type="dxa"/>
+              <w:start w:w="100" w:type="dxa"/>
+              <w:bottom w:w="85" w:type="dxa"/>
+              <w:end w:w="100" w:type="dxa"/>
+            </w:tcMar>
+            <w:shd w:fill="FFFFFF"/>
+            <w:vAlign w:val="top"/>
+          </w:tcPr>
+          <w:p>
+            <w:pPr>
+              <w:spacing w:after="0"/>
+            </w:pPr>
+            <w:r>
+              <w:rPr>
+                <w:rFonts w:ascii="Arial" w:hAnsi="Arial"/>
+                <w:color w:val="1C1A17"/>
+                <w:sz w:val="16"/>
+              </w:rPr>
+              <w:t>Perfil</w:t>
+            </w:r>
+          </w:p>
+        </w:tc>
+        <w:tc>
+          <w:tcPr>
+            <w:tcW w:type="dxa" w:w="6796"/>
+            <w:tcMar>
+              <w:top w:w="85" w:type="dxa"/>
+              <w:start w:w="100" w:type="dxa"/>
+              <w:bottom w:w="85" w:type="dxa"/>
+              <w:end w:w="100" w:type="dxa"/>
+            </w:tcMar>
+            <w:shd w:fill="FFFFFF"/>
+            <w:vAlign w:val="top"/>
+          </w:tcPr>
+          <w:p>
+            <w:pPr>
+              <w:spacing w:after="0"/>
+            </w:pPr>
+            <w:r>
+              <w:rPr>
+                <w:rFonts w:ascii="Arial" w:hAnsi="Arial"/>
+                <w:color w:val="1C1A17"/>
+                <w:sz w:val="16"/>
+              </w:rPr>
+              <w:t>Tus datos, reservas, lista de espera, notificaciones y privacidad.</w:t>
             </w:r>
           </w:p>
         </w:tc>
@@ -10330,11 +12995,6 @@
         </w:tc>
       </w:tr>
     </w:tbl>
-    <w:p>
-      <w:pPr>
-        <w:spacing w:after="0"/>
-      </w:pPr>
-    </w:p>
     <w:tbl>
       <w:tblPr>
         <w:tblW w:type="auto" w:w="0"/>
@@ -10389,6 +13049,94 @@
                 <w:color w:val="9A6817"/>
                 <w:sz w:val="18"/>
               </w:rPr>
+              <w:t>CAPTURA PENDIENTE</w:t>
+            </w:r>
+          </w:p>
+          <w:p>
+            <w:pPr>
+              <w:spacing w:after="0"/>
+            </w:pPr>
+            <w:r>
+              <w:rPr>
+                <w:rFonts w:ascii="Arial" w:hAnsi="Arial"/>
+                <w:color w:val="1C1A17"/>
+                <w:sz w:val="18"/>
+              </w:rPr>
+              <w:t>Sustituye este recuadro por una captura de pantalla que muestre: la página de inicio del portal del jugador con la marca del club. Antes de insertarla, difumina o recorta cualquier dato personal real.</w:t>
+            </w:r>
+          </w:p>
+        </w:tc>
+      </w:tr>
+    </w:tbl>
+    <w:p>
+      <w:r>
+        <w:rPr>
+          <w:i/>
+          <w:color w:val="6B665C"/>
+          <w:sz w:val="18"/>
+        </w:rPr>
+        <w:t>Figura 12 · Inicio del portal del jugador con la marca del club.</w:t>
+      </w:r>
+    </w:p>
+    <w:p>
+      <w:pPr>
+        <w:spacing w:after="0"/>
+      </w:pPr>
+    </w:p>
+    <w:tbl>
+      <w:tblPr>
+        <w:tblW w:type="auto" w:w="0"/>
+        <w:jc w:val="center"/>
+        <w:tblLayout w:type="fixed"/>
+        <w:tblLook w:firstColumn="1" w:firstRow="1" w:lastColumn="0" w:lastRow="0" w:noHBand="0" w:noVBand="1" w:val="04A0"/>
+      </w:tblPr>
+      <w:tblGrid>
+        <w:gridCol w:w="4819"/>
+        <w:gridCol w:w="4819"/>
+      </w:tblGrid>
+      <w:tr>
+        <w:trPr>
+          <w:cantSplit/>
+        </w:trPr>
+        <w:tc>
+          <w:tcPr>
+            <w:tcW w:type="dxa" w:w="172"/>
+            <w:shd w:fill="9A6817"/>
+            <w:tcMar>
+              <w:top w:w="100" w:type="dxa"/>
+              <w:start w:w="0" w:type="dxa"/>
+              <w:bottom w:w="100" w:type="dxa"/>
+              <w:end w:w="0" w:type="dxa"/>
+            </w:tcMar>
+          </w:tcPr>
+          <w:p>
+            <w:pPr>
+              <w:spacing w:after="0"/>
+            </w:pPr>
+          </w:p>
+        </w:tc>
+        <w:tc>
+          <w:tcPr>
+            <w:tcW w:type="dxa" w:w="8856"/>
+            <w:shd w:fill="F5EBD8"/>
+            <w:tcMar>
+              <w:top w:w="120" w:type="dxa"/>
+              <w:start w:w="180" w:type="dxa"/>
+              <w:bottom w:w="120" w:type="dxa"/>
+              <w:end w:w="180" w:type="dxa"/>
+            </w:tcMar>
+          </w:tcPr>
+          <w:p>
+            <w:pPr>
+              <w:spacing w:after="40"/>
+            </w:pPr>
+            <w:r>
+              <w:rPr>
+                <w:rFonts w:ascii="Arial Narrow" w:hAnsi="Arial Narrow"/>
+                <w:b/>
+                <w:color w:val="9A6817"/>
+                <w:sz w:val="18"/>
+              </w:rPr>
               <w:t>TEN EN CUENTA</w:t>
             </w:r>
           </w:p>
@@ -10584,11 +13332,6 @@
         </w:tc>
       </w:tr>
     </w:tbl>
-    <w:p>
-      <w:pPr>
-        <w:spacing w:after="0"/>
-      </w:pPr>
-    </w:p>
     <w:tbl>
       <w:tblPr>
         <w:tblW w:type="auto" w:w="0"/>
@@ -10643,6 +13386,94 @@
                 <w:color w:val="9A6817"/>
                 <w:sz w:val="18"/>
               </w:rPr>
+              <w:t>CAPTURA PENDIENTE</w:t>
+            </w:r>
+          </w:p>
+          <w:p>
+            <w:pPr>
+              <w:spacing w:after="0"/>
+            </w:pPr>
+            <w:r>
+              <w:rPr>
+                <w:rFonts w:ascii="Arial" w:hAnsi="Arial"/>
+                <w:color w:val="1C1A17"/>
+                <w:sz w:val="18"/>
+              </w:rPr>
+              <w:t>Sustituye este recuadro por una captura de pantalla que muestre: la parrilla de reservas del portal del jugador con franjas libres y ocupadas. Antes de insertarla, difumina o recorta cualquier dato personal real.</w:t>
+            </w:r>
+          </w:p>
+        </w:tc>
+      </w:tr>
+    </w:tbl>
+    <w:p>
+      <w:r>
+        <w:rPr>
+          <w:i/>
+          <w:color w:val="6B665C"/>
+          <w:sz w:val="18"/>
+        </w:rPr>
+        <w:t>Figura 13 · Parrilla de reservas del portal del jugador.</w:t>
+      </w:r>
+    </w:p>
+    <w:p>
+      <w:pPr>
+        <w:spacing w:after="0"/>
+      </w:pPr>
+    </w:p>
+    <w:tbl>
+      <w:tblPr>
+        <w:tblW w:type="auto" w:w="0"/>
+        <w:jc w:val="center"/>
+        <w:tblLayout w:type="fixed"/>
+        <w:tblLook w:firstColumn="1" w:firstRow="1" w:lastColumn="0" w:lastRow="0" w:noHBand="0" w:noVBand="1" w:val="04A0"/>
+      </w:tblPr>
+      <w:tblGrid>
+        <w:gridCol w:w="4819"/>
+        <w:gridCol w:w="4819"/>
+      </w:tblGrid>
+      <w:tr>
+        <w:trPr>
+          <w:cantSplit/>
+        </w:trPr>
+        <w:tc>
+          <w:tcPr>
+            <w:tcW w:type="dxa" w:w="172"/>
+            <w:shd w:fill="9A6817"/>
+            <w:tcMar>
+              <w:top w:w="100" w:type="dxa"/>
+              <w:start w:w="0" w:type="dxa"/>
+              <w:bottom w:w="100" w:type="dxa"/>
+              <w:end w:w="0" w:type="dxa"/>
+            </w:tcMar>
+          </w:tcPr>
+          <w:p>
+            <w:pPr>
+              <w:spacing w:after="0"/>
+            </w:pPr>
+          </w:p>
+        </w:tc>
+        <w:tc>
+          <w:tcPr>
+            <w:tcW w:type="dxa" w:w="8856"/>
+            <w:shd w:fill="F5EBD8"/>
+            <w:tcMar>
+              <w:top w:w="120" w:type="dxa"/>
+              <w:start w:w="180" w:type="dxa"/>
+              <w:bottom w:w="120" w:type="dxa"/>
+              <w:end w:w="180" w:type="dxa"/>
+            </w:tcMar>
+          </w:tcPr>
+          <w:p>
+            <w:pPr>
+              <w:spacing w:after="40"/>
+            </w:pPr>
+            <w:r>
+              <w:rPr>
+                <w:rFonts w:ascii="Arial Narrow" w:hAnsi="Arial Narrow"/>
+                <w:b/>
+                <w:color w:val="9A6817"/>
+                <w:sz w:val="18"/>
+              </w:rPr>
               <w:t>TEN EN CUENTA</w:t>
             </w:r>
           </w:p>
@@ -10664,15 +13495,10 @@
     </w:tbl>
     <w:p>
       <w:pPr>
-        <w:spacing w:after="0"/>
-      </w:pPr>
-    </w:p>
-    <w:p>
-      <w:pPr>
         <w:pStyle w:val="Heading2"/>
       </w:pPr>
       <w:r>
-        <w:t>Cancelar una reserva</w:t>
+        <w:t>Consultar las tarifas</w:t>
       </w:r>
     </w:p>
     <w:p>
@@ -10687,7 +13513,7 @@
         <w:rPr>
           <w:rFonts w:ascii="Arial" w:hAnsi="Arial"/>
         </w:rPr>
-        <w:t>Liberar la pista dentro de la política del club.</w:t>
+        <w:t>Conocer el precio orientativo antes de reservar.</w:t>
       </w:r>
     </w:p>
     <w:p>
@@ -10695,14 +13521,11 @@
         <w:pStyle w:val="ListNumber"/>
         <w:numPr>
           <w:ilvl w:val="0"/>
-          <w:numId w:val="38"/>
+          <w:numId w:val="47"/>
         </w:numPr>
       </w:pPr>
       <w:r>
-        <w:rPr>
-          <w:rFonts w:ascii="Arial" w:hAnsi="Arial"/>
-        </w:rPr>
-        <w:t>Abre Mis reservas y selecciona la reserva correcta.</w:t>
+        <w:t>Abre el apartado Tarifas del portal del club.</w:t>
       </w:r>
     </w:p>
     <w:p>
@@ -10710,14 +13533,11 @@
         <w:pStyle w:val="ListNumber"/>
         <w:numPr>
           <w:ilvl w:val="0"/>
-          <w:numId w:val="38"/>
+          <w:numId w:val="47"/>
         </w:numPr>
       </w:pPr>
       <w:r>
-        <w:rPr>
-          <w:rFonts w:ascii="Arial" w:hAnsi="Arial"/>
-        </w:rPr>
-        <w:t>Revisa la fecha y las condiciones de cancelación.</w:t>
+        <w:t>Revisa los precios por pista, día y franja horaria.</w:t>
       </w:r>
     </w:p>
     <w:p>
@@ -10725,29 +13545,11 @@
         <w:pStyle w:val="ListNumber"/>
         <w:numPr>
           <w:ilvl w:val="0"/>
-          <w:numId w:val="38"/>
+          <w:numId w:val="47"/>
         </w:numPr>
       </w:pPr>
       <w:r>
-        <w:rPr>
-          <w:rFonts w:ascii="Arial" w:hAnsi="Arial"/>
-        </w:rPr>
-        <w:t>Pulsa cancelar y confirma la acción.</w:t>
-      </w:r>
-    </w:p>
-    <w:p>
-      <w:pPr>
-        <w:pStyle w:val="ListNumber"/>
-        <w:numPr>
-          <w:ilvl w:val="0"/>
-          <w:numId w:val="38"/>
-        </w:numPr>
-      </w:pPr>
-      <w:r>
-        <w:rPr>
-          <w:rFonts w:ascii="Arial" w:hAnsi="Arial"/>
-        </w:rPr>
-        <w:t>Comprueba que el estado cambió y que la reserva ya no figura como activa.</w:t>
+        <w:t>Ante cualquier duda sobre bonos, descuentos o casos especiales, consulta directamente al club.</w:t>
       </w:r>
     </w:p>
     <w:tbl>
@@ -10817,6 +13619,167 @@
                 <w:color w:val="1C1A17"/>
                 <w:sz w:val="18"/>
               </w:rPr>
+              <w:t>Sabes qué importe corresponde a tu reserva antes de confirmarla.</w:t>
+            </w:r>
+          </w:p>
+        </w:tc>
+      </w:tr>
+    </w:tbl>
+    <w:p>
+      <w:pPr>
+        <w:spacing w:after="0"/>
+      </w:pPr>
+    </w:p>
+    <w:p>
+      <w:pPr>
+        <w:pStyle w:val="Heading2"/>
+      </w:pPr>
+      <w:r>
+        <w:t>Cancelar una reserva</w:t>
+      </w:r>
+    </w:p>
+    <w:p>
+      <w:r>
+        <w:rPr>
+          <w:rFonts w:ascii="Arial" w:hAnsi="Arial"/>
+          <w:b/>
+        </w:rPr>
+        <w:t xml:space="preserve">Objetivo. </w:t>
+      </w:r>
+      <w:r>
+        <w:rPr>
+          <w:rFonts w:ascii="Arial" w:hAnsi="Arial"/>
+        </w:rPr>
+        <w:t>Liberar la pista dentro de la política del club.</w:t>
+      </w:r>
+    </w:p>
+    <w:p>
+      <w:pPr>
+        <w:pStyle w:val="ListNumber"/>
+        <w:numPr>
+          <w:ilvl w:val="0"/>
+          <w:numId w:val="38"/>
+        </w:numPr>
+      </w:pPr>
+      <w:r>
+        <w:rPr>
+          <w:rFonts w:ascii="Arial" w:hAnsi="Arial"/>
+        </w:rPr>
+        <w:t>Abre Mis reservas y selecciona la reserva correcta.</w:t>
+      </w:r>
+    </w:p>
+    <w:p>
+      <w:pPr>
+        <w:pStyle w:val="ListNumber"/>
+        <w:numPr>
+          <w:ilvl w:val="0"/>
+          <w:numId w:val="38"/>
+        </w:numPr>
+      </w:pPr>
+      <w:r>
+        <w:rPr>
+          <w:rFonts w:ascii="Arial" w:hAnsi="Arial"/>
+        </w:rPr>
+        <w:t>Revisa la fecha y las condiciones de cancelación.</w:t>
+      </w:r>
+    </w:p>
+    <w:p>
+      <w:pPr>
+        <w:pStyle w:val="ListNumber"/>
+        <w:numPr>
+          <w:ilvl w:val="0"/>
+          <w:numId w:val="38"/>
+        </w:numPr>
+      </w:pPr>
+      <w:r>
+        <w:rPr>
+          <w:rFonts w:ascii="Arial" w:hAnsi="Arial"/>
+        </w:rPr>
+        <w:t>Pulsa cancelar y confirma la acción.</w:t>
+      </w:r>
+    </w:p>
+    <w:p>
+      <w:pPr>
+        <w:pStyle w:val="ListNumber"/>
+        <w:numPr>
+          <w:ilvl w:val="0"/>
+          <w:numId w:val="38"/>
+        </w:numPr>
+      </w:pPr>
+      <w:r>
+        <w:rPr>
+          <w:rFonts w:ascii="Arial" w:hAnsi="Arial"/>
+        </w:rPr>
+        <w:t>Comprueba que el estado cambió y que la reserva ya no figura como activa.</w:t>
+      </w:r>
+    </w:p>
+    <w:tbl>
+      <w:tblPr>
+        <w:tblW w:type="auto" w:w="0"/>
+        <w:jc w:val="center"/>
+        <w:tblLayout w:type="fixed"/>
+        <w:tblLook w:firstColumn="1" w:firstRow="1" w:lastColumn="0" w:lastRow="0" w:noHBand="0" w:noVBand="1" w:val="04A0"/>
+      </w:tblPr>
+      <w:tblGrid>
+        <w:gridCol w:w="4819"/>
+        <w:gridCol w:w="4819"/>
+      </w:tblGrid>
+      <w:tr>
+        <w:trPr>
+          <w:cantSplit/>
+        </w:trPr>
+        <w:tc>
+          <w:tcPr>
+            <w:tcW w:type="dxa" w:w="172"/>
+            <w:shd w:fill="157A54"/>
+            <w:tcMar>
+              <w:top w:w="100" w:type="dxa"/>
+              <w:start w:w="0" w:type="dxa"/>
+              <w:bottom w:w="100" w:type="dxa"/>
+              <w:end w:w="0" w:type="dxa"/>
+            </w:tcMar>
+          </w:tcPr>
+          <w:p>
+            <w:pPr>
+              <w:spacing w:after="0"/>
+            </w:pPr>
+          </w:p>
+        </w:tc>
+        <w:tc>
+          <w:tcPr>
+            <w:tcW w:type="dxa" w:w="8856"/>
+            <w:shd w:fill="E5F0EA"/>
+            <w:tcMar>
+              <w:top w:w="120" w:type="dxa"/>
+              <w:start w:w="180" w:type="dxa"/>
+              <w:bottom w:w="120" w:type="dxa"/>
+              <w:end w:w="180" w:type="dxa"/>
+            </w:tcMar>
+          </w:tcPr>
+          <w:p>
+            <w:pPr>
+              <w:spacing w:after="40"/>
+            </w:pPr>
+            <w:r>
+              <w:rPr>
+                <w:rFonts w:ascii="Arial Narrow" w:hAnsi="Arial Narrow"/>
+                <w:b/>
+                <w:color w:val="157A54"/>
+                <w:sz w:val="18"/>
+              </w:rPr>
+              <w:t>RESULTADO ESPERADO</w:t>
+            </w:r>
+          </w:p>
+          <w:p>
+            <w:pPr>
+              <w:spacing w:after="0"/>
+            </w:pPr>
+            <w:r>
+              <w:rPr>
+                <w:rFonts w:ascii="Arial" w:hAnsi="Arial"/>
+                <w:color w:val="1C1A17"/>
+                <w:sz w:val="18"/>
+              </w:rPr>
               <w:t>La reserva aparece cancelada y el horario puede volver a estar disponible según la política del club.</w:t>
             </w:r>
           </w:p>
@@ -10903,15 +13866,10 @@
     </w:tbl>
     <w:p>
       <w:pPr>
-        <w:spacing w:after="0"/>
-      </w:pPr>
-    </w:p>
-    <w:p>
-      <w:pPr>
         <w:pStyle w:val="Heading2"/>
       </w:pPr>
       <w:r>
-        <w:t>Usar la lista de espera</w:t>
+        <w:t>Reagendar una reserva</w:t>
       </w:r>
     </w:p>
     <w:p>
@@ -10926,7 +13884,7 @@
         <w:rPr>
           <w:rFonts w:ascii="Arial" w:hAnsi="Arial"/>
         </w:rPr>
-        <w:t>Solicitar una plaza cuando la franja esté completa.</w:t>
+        <w:t>Cambiar una reserva a otra fecha u hora sin cancelarla y volver a empezar.</w:t>
       </w:r>
     </w:p>
     <w:p>
@@ -10934,14 +13892,11 @@
         <w:pStyle w:val="ListNumber"/>
         <w:numPr>
           <w:ilvl w:val="0"/>
-          <w:numId w:val="39"/>
+          <w:numId w:val="48"/>
         </w:numPr>
       </w:pPr>
       <w:r>
-        <w:rPr>
-          <w:rFonts w:ascii="Arial" w:hAnsi="Arial"/>
-        </w:rPr>
-        <w:t>Abre la reserva o franja completa.</w:t>
+        <w:t>Abre Mis reservas y localiza la reserva que quieres mover.</w:t>
       </w:r>
     </w:p>
     <w:p>
@@ -10949,14 +13904,11 @@
         <w:pStyle w:val="ListNumber"/>
         <w:numPr>
           <w:ilvl w:val="0"/>
-          <w:numId w:val="39"/>
+          <w:numId w:val="48"/>
         </w:numPr>
       </w:pPr>
       <w:r>
-        <w:rPr>
-          <w:rFonts w:ascii="Arial" w:hAnsi="Arial"/>
-        </w:rPr>
-        <w:t>Pulsa la opción para entrar en lista de espera.</w:t>
+        <w:t>Pulsa la opción de reagendar.</w:t>
       </w:r>
     </w:p>
     <w:p>
@@ -10964,14 +13916,11 @@
         <w:pStyle w:val="ListNumber"/>
         <w:numPr>
           <w:ilvl w:val="0"/>
-          <w:numId w:val="39"/>
+          <w:numId w:val="48"/>
         </w:numPr>
       </w:pPr>
       <w:r>
-        <w:rPr>
-          <w:rFonts w:ascii="Arial" w:hAnsi="Arial"/>
-        </w:rPr>
-        <w:t>Comprueba que la solicitud figura en tu cuenta.</w:t>
+        <w:t>Elige la nueva fecha y una franja disponible. Solo verás huecos compatibles.</w:t>
       </w:r>
     </w:p>
     <w:p>
@@ -10979,14 +13928,11 @@
         <w:pStyle w:val="ListNumber"/>
         <w:numPr>
           <w:ilvl w:val="0"/>
-          <w:numId w:val="39"/>
+          <w:numId w:val="48"/>
         </w:numPr>
       </w:pPr>
       <w:r>
-        <w:rPr>
-          <w:rFonts w:ascii="Arial" w:hAnsi="Arial"/>
-        </w:rPr>
-        <w:t>Mantén activadas las notificaciones para no perder un aviso.</w:t>
+        <w:t>Confirma el cambio.</w:t>
       </w:r>
     </w:p>
     <w:p>
@@ -10994,14 +13940,11 @@
         <w:pStyle w:val="ListNumber"/>
         <w:numPr>
           <w:ilvl w:val="0"/>
-          <w:numId w:val="39"/>
+          <w:numId w:val="48"/>
         </w:numPr>
       </w:pPr>
       <w:r>
-        <w:rPr>
-          <w:rFonts w:ascii="Arial" w:hAnsi="Arial"/>
-        </w:rPr>
-        <w:t>Si ya no te interesa, retírate de la lista.</w:t>
+        <w:t>Comprueba que la reserva muestra el nuevo horario y que recibiste la confirmación.</w:t>
       </w:r>
     </w:p>
     <w:tbl>
@@ -11071,23 +14014,91 @@
                 <w:color w:val="1C1A17"/>
                 <w:sz w:val="18"/>
               </w:rPr>
-              <w:t>Tu solicitud tiene un estado visible y puedes retirarla cuando corresponda.</w:t>
+              <w:t>La reserva conserva su historial y pasa al nuevo horario. La franja anterior queda libre para otros jugadores.</w:t>
             </w:r>
           </w:p>
         </w:tc>
       </w:tr>
     </w:tbl>
-    <w:p>
-      <w:pPr>
-        <w:spacing w:after="0"/>
-      </w:pPr>
-    </w:p>
+    <w:tbl>
+      <w:tblPr>
+        <w:tblW w:type="auto" w:w="0"/>
+        <w:jc w:val="center"/>
+        <w:tblLayout w:type="fixed"/>
+        <w:tblLook w:firstColumn="1" w:firstRow="1" w:lastColumn="0" w:lastRow="0" w:noHBand="0" w:noVBand="1" w:val="04A0"/>
+      </w:tblPr>
+      <w:tblGrid>
+        <w:gridCol w:w="4819"/>
+        <w:gridCol w:w="4819"/>
+      </w:tblGrid>
+      <w:tr>
+        <w:trPr>
+          <w:cantSplit/>
+        </w:trPr>
+        <w:tc>
+          <w:tcPr>
+            <w:tcW w:type="dxa" w:w="172"/>
+            <w:shd w:fill="9A6817"/>
+            <w:tcMar>
+              <w:top w:w="100" w:type="dxa"/>
+              <w:start w:w="0" w:type="dxa"/>
+              <w:bottom w:w="100" w:type="dxa"/>
+              <w:end w:w="0" w:type="dxa"/>
+            </w:tcMar>
+          </w:tcPr>
+          <w:p>
+            <w:pPr>
+              <w:spacing w:after="0"/>
+            </w:pPr>
+          </w:p>
+        </w:tc>
+        <w:tc>
+          <w:tcPr>
+            <w:tcW w:type="dxa" w:w="8856"/>
+            <w:shd w:fill="F5EBD8"/>
+            <w:tcMar>
+              <w:top w:w="120" w:type="dxa"/>
+              <w:start w:w="180" w:type="dxa"/>
+              <w:bottom w:w="120" w:type="dxa"/>
+              <w:end w:w="180" w:type="dxa"/>
+            </w:tcMar>
+          </w:tcPr>
+          <w:p>
+            <w:pPr>
+              <w:spacing w:after="40"/>
+            </w:pPr>
+            <w:r>
+              <w:rPr>
+                <w:rFonts w:ascii="Arial Narrow" w:hAnsi="Arial Narrow"/>
+                <w:b/>
+                <w:color w:val="9A6817"/>
+                <w:sz w:val="18"/>
+              </w:rPr>
+              <w:t>TEN EN CUENTA</w:t>
+            </w:r>
+          </w:p>
+          <w:p>
+            <w:pPr>
+              <w:spacing w:after="0"/>
+            </w:pPr>
+            <w:r>
+              <w:rPr>
+                <w:rFonts w:ascii="Arial" w:hAnsi="Arial"/>
+                <w:color w:val="1C1A17"/>
+                <w:sz w:val="18"/>
+              </w:rPr>
+              <w:t>El reagendado respeta la política de cancelación y la antelación máxima del club. Si el plazo ya venció, contacta con el club.</w:t>
+            </w:r>
+          </w:p>
+        </w:tc>
+      </w:tr>
+    </w:tbl>
     <w:p>
       <w:pPr>
         <w:pStyle w:val="Heading2"/>
       </w:pPr>
       <w:r>
-        <w:t>Crear o unirse a una partida abierta</w:t>
+        <w:t>Repetir una reserva</w:t>
       </w:r>
     </w:p>
     <w:p>
@@ -11102,7 +14113,7 @@
         <w:rPr>
           <w:rFonts w:ascii="Arial" w:hAnsi="Arial"/>
         </w:rPr>
-        <w:t>Encontrar compañeros para completar un partido.</w:t>
+        <w:t>Volver a reservar tu combinación habitual en un par de toques.</w:t>
       </w:r>
     </w:p>
     <w:p>
@@ -11110,14 +14121,11 @@
         <w:pStyle w:val="ListNumber"/>
         <w:numPr>
           <w:ilvl w:val="0"/>
-          <w:numId w:val="40"/>
+          <w:numId w:val="49"/>
         </w:numPr>
       </w:pPr>
       <w:r>
-        <w:rPr>
-          <w:rFonts w:ascii="Arial" w:hAnsi="Arial"/>
-        </w:rPr>
-        <w:t>Abre Partidas abiertas y filtra por fecha o nivel.</w:t>
+        <w:t>Abre tu historial de reservas en el perfil.</w:t>
       </w:r>
     </w:p>
     <w:p>
@@ -11125,14 +14133,11 @@
         <w:pStyle w:val="ListNumber"/>
         <w:numPr>
           <w:ilvl w:val="0"/>
-          <w:numId w:val="40"/>
+          <w:numId w:val="49"/>
         </w:numPr>
       </w:pPr>
       <w:r>
-        <w:rPr>
-          <w:rFonts w:ascii="Arial" w:hAnsi="Arial"/>
-        </w:rPr>
-        <w:t>Revisa pista, horario, plazas y nivel orientativo.</w:t>
+        <w:t>Pulsa la opción de repetir en la reserva que quieras reproducir.</w:t>
       </w:r>
     </w:p>
     <w:p>
@@ -11140,14 +14145,11 @@
         <w:pStyle w:val="ListNumber"/>
         <w:numPr>
           <w:ilvl w:val="0"/>
-          <w:numId w:val="40"/>
+          <w:numId w:val="49"/>
         </w:numPr>
       </w:pPr>
       <w:r>
-        <w:rPr>
-          <w:rFonts w:ascii="Arial" w:hAnsi="Arial"/>
-        </w:rPr>
-        <w:t>Pulsa unirte o crea una nueva partida si no existe una adecuada.</w:t>
+        <w:t>La aplicación te lleva al calendario con la próxima fecha equivalente: mismo día de la semana, misma hora y misma pista.</w:t>
       </w:r>
     </w:p>
     <w:p>
@@ -11155,29 +14157,11 @@
         <w:pStyle w:val="ListNumber"/>
         <w:numPr>
           <w:ilvl w:val="0"/>
-          <w:numId w:val="40"/>
+          <w:numId w:val="49"/>
         </w:numPr>
       </w:pPr>
       <w:r>
-        <w:rPr>
-          <w:rFonts w:ascii="Arial" w:hAnsi="Arial"/>
-        </w:rPr>
-        <w:t>Comprueba los participantes y utiliza el chat de forma respetuosa.</w:t>
-      </w:r>
-    </w:p>
-    <w:p>
-      <w:pPr>
-        <w:pStyle w:val="ListNumber"/>
-        <w:numPr>
-          <w:ilvl w:val="0"/>
-          <w:numId w:val="40"/>
-        </w:numPr>
-      </w:pPr>
-      <w:r>
-        <w:rPr>
-          <w:rFonts w:ascii="Arial" w:hAnsi="Arial"/>
-        </w:rPr>
-        <w:t>Si no puedes asistir, abandona la partida con suficiente antelación.</w:t>
+        <w:t>Revisa el precio y confirma.</w:t>
       </w:r>
     </w:p>
     <w:tbl>
@@ -11247,7 +14231,7 @@
                 <w:color w:val="1C1A17"/>
                 <w:sz w:val="18"/>
               </w:rPr>
-              <w:t>Tu nombre aparece entre los participantes y el número de plazas se actualiza.</w:t>
+              <w:t>Reservas tu horario habitual sin volver a buscar pista y franja.</w:t>
             </w:r>
           </w:p>
         </w:tc>
@@ -11255,15 +14239,10 @@
     </w:tbl>
     <w:p>
       <w:pPr>
-        <w:spacing w:after="0"/>
-      </w:pPr>
-    </w:p>
-    <w:p>
-      <w:pPr>
         <w:pStyle w:val="Heading2"/>
       </w:pPr>
       <w:r>
-        <w:t>Chat y valoraciones</w:t>
+        <w:t>Compartir una reserva o una partida</w:t>
       </w:r>
     </w:p>
     <w:p>
@@ -11278,7 +14257,7 @@
         <w:rPr>
           <w:rFonts w:ascii="Arial" w:hAnsi="Arial"/>
         </w:rPr>
-        <w:t>Coordinar el partido y contribuir a una comunidad de confianza.</w:t>
+        <w:t>Avisar a tus compañeros con los datos exactos, sin escribirlos a mano.</w:t>
       </w:r>
     </w:p>
     <w:p>
@@ -11286,14 +14265,11 @@
         <w:pStyle w:val="ListNumber"/>
         <w:numPr>
           <w:ilvl w:val="0"/>
-          <w:numId w:val="41"/>
+          <w:numId w:val="50"/>
         </w:numPr>
       </w:pPr>
       <w:r>
-        <w:rPr>
-          <w:rFonts w:ascii="Arial" w:hAnsi="Arial"/>
-        </w:rPr>
-        <w:t>Abre la conversación asociada a la partida o reserva.</w:t>
+        <w:t>Abre la reserva o la partida que quieres compartir.</w:t>
       </w:r>
     </w:p>
     <w:p>
@@ -11301,14 +14277,11 @@
         <w:pStyle w:val="ListNumber"/>
         <w:numPr>
           <w:ilvl w:val="0"/>
-          <w:numId w:val="41"/>
+          <w:numId w:val="50"/>
         </w:numPr>
       </w:pPr>
       <w:r>
-        <w:rPr>
-          <w:rFonts w:ascii="Arial" w:hAnsi="Arial"/>
-        </w:rPr>
-        <w:t>Escribe solo información relacionada con la organización del juego.</w:t>
+        <w:t>Pulsa el botón de compartir.</w:t>
       </w:r>
     </w:p>
     <w:p>
@@ -11316,14 +14289,11 @@
         <w:pStyle w:val="ListNumber"/>
         <w:numPr>
           <w:ilvl w:val="0"/>
-          <w:numId w:val="41"/>
+          <w:numId w:val="50"/>
         </w:numPr>
       </w:pPr>
       <w:r>
-        <w:rPr>
-          <w:rFonts w:ascii="Arial" w:hAnsi="Arial"/>
-        </w:rPr>
-        <w:t>No compartas datos personales innecesarios.</w:t>
+        <w:t>Elige la aplicación con la que enviar el mensaje, por ejemplo WhatsApp, o copia el texto si tu navegador no ofrece el menú de compartir.</w:t>
       </w:r>
     </w:p>
     <w:p>
@@ -11331,29 +14301,11 @@
         <w:pStyle w:val="ListNumber"/>
         <w:numPr>
           <w:ilvl w:val="0"/>
-          <w:numId w:val="41"/>
+          <w:numId w:val="50"/>
         </w:numPr>
       </w:pPr>
       <w:r>
-        <w:rPr>
-          <w:rFonts w:ascii="Arial" w:hAnsi="Arial"/>
-        </w:rPr>
-        <w:t>Después del partido, utiliza la valoración de forma honesta y respetuosa.</w:t>
-      </w:r>
-    </w:p>
-    <w:p>
-      <w:pPr>
-        <w:pStyle w:val="ListNumber"/>
-        <w:numPr>
-          <w:ilvl w:val="0"/>
-          <w:numId w:val="41"/>
-        </w:numPr>
-      </w:pPr>
-      <w:r>
-        <w:rPr>
-          <w:rFonts w:ascii="Arial" w:hAnsi="Arial"/>
-        </w:rPr>
-        <w:t>Informa al club si detectas abuso o contenido inapropiado.</w:t>
+        <w:t>Envía el mensaje a tus compañeros.</w:t>
       </w:r>
     </w:p>
     <w:tbl>
@@ -11423,7 +14375,7 @@
                 <w:color w:val="1C1A17"/>
                 <w:sz w:val="18"/>
               </w:rPr>
-              <w:t>La conversación ayuda a coordinar y la valoración describe la experiencia sin ataques personales.</w:t>
+              <w:t>Todos reciben pista, fecha y hora correctos y se reducen los malentendidos.</w:t>
             </w:r>
           </w:p>
         </w:tc>
@@ -11439,7 +14391,7 @@
         <w:pStyle w:val="Heading2"/>
       </w:pPr>
       <w:r>
-        <w:t>Competiciones y rankings</w:t>
+        <w:t>Usar la lista de espera</w:t>
       </w:r>
     </w:p>
     <w:p>
@@ -11454,7 +14406,7 @@
         <w:rPr>
           <w:rFonts w:ascii="Arial" w:hAnsi="Arial"/>
         </w:rPr>
-        <w:t>Seguir inscripciones, partidos, resultados y posición.</w:t>
+        <w:t>Solicitar una plaza cuando la franja esté completa.</w:t>
       </w:r>
     </w:p>
     <w:p>
@@ -11462,14 +14414,14 @@
         <w:pStyle w:val="ListNumber"/>
         <w:numPr>
           <w:ilvl w:val="0"/>
-          <w:numId w:val="42"/>
+          <w:numId w:val="39"/>
         </w:numPr>
       </w:pPr>
       <w:r>
         <w:rPr>
           <w:rFonts w:ascii="Arial" w:hAnsi="Arial"/>
         </w:rPr>
-        <w:t>Abre Competiciones y selecciona el evento.</w:t>
+        <w:t>Abre la reserva o franja completa.</w:t>
       </w:r>
     </w:p>
     <w:p>
@@ -11477,14 +14429,14 @@
         <w:pStyle w:val="ListNumber"/>
         <w:numPr>
           <w:ilvl w:val="0"/>
-          <w:numId w:val="42"/>
+          <w:numId w:val="39"/>
         </w:numPr>
       </w:pPr>
       <w:r>
         <w:rPr>
           <w:rFonts w:ascii="Arial" w:hAnsi="Arial"/>
         </w:rPr>
-        <w:t>Revisa formato, fechas, reglas e inscripción.</w:t>
+        <w:t>Pulsa la opción para entrar en lista de espera.</w:t>
       </w:r>
     </w:p>
     <w:p>
@@ -11492,14 +14444,14 @@
         <w:pStyle w:val="ListNumber"/>
         <w:numPr>
           <w:ilvl w:val="0"/>
-          <w:numId w:val="42"/>
+          <w:numId w:val="39"/>
         </w:numPr>
       </w:pPr>
       <w:r>
         <w:rPr>
           <w:rFonts w:ascii="Arial" w:hAnsi="Arial"/>
         </w:rPr>
-        <w:t>Consulta tus enfrentamientos y resultados publicados.</w:t>
+        <w:t>Comprueba que la solicitud figura en tu cuenta.</w:t>
       </w:r>
     </w:p>
     <w:p>
@@ -11507,14 +14459,14 @@
         <w:pStyle w:val="ListNumber"/>
         <w:numPr>
           <w:ilvl w:val="0"/>
-          <w:numId w:val="42"/>
+          <w:numId w:val="39"/>
         </w:numPr>
       </w:pPr>
       <w:r>
         <w:rPr>
           <w:rFonts w:ascii="Arial" w:hAnsi="Arial"/>
         </w:rPr>
-        <w:t>Abre Rankings para ver tu posición y puntuación.</w:t>
+        <w:t>Mantén activadas las notificaciones para no perder un aviso.</w:t>
       </w:r>
     </w:p>
     <w:p>
@@ -11522,14 +14474,14 @@
         <w:pStyle w:val="ListNumber"/>
         <w:numPr>
           <w:ilvl w:val="0"/>
-          <w:numId w:val="42"/>
+          <w:numId w:val="39"/>
         </w:numPr>
       </w:pPr>
       <w:r>
         <w:rPr>
           <w:rFonts w:ascii="Arial" w:hAnsi="Arial"/>
         </w:rPr>
-        <w:t>Si un resultado es incorrecto, comunícalo al club con los datos del partido.</w:t>
+        <w:t>Si ya no te interesa, retírate de la lista.</w:t>
       </w:r>
     </w:p>
     <w:tbl>
@@ -11599,12 +14551,85 @@
                 <w:color w:val="1C1A17"/>
                 <w:sz w:val="18"/>
               </w:rPr>
-              <w:t>La competición y el ranking muestran la información publicada por el club.</w:t>
+              <w:t>Tu solicitud tiene un estado visible y puedes retirarla cuando corresponda.</w:t>
             </w:r>
           </w:p>
         </w:tc>
       </w:tr>
     </w:tbl>
+    <w:tbl>
+      <w:tblPr>
+        <w:tblW w:type="auto" w:w="0"/>
+        <w:jc w:val="center"/>
+        <w:tblLayout w:type="fixed"/>
+        <w:tblLook w:firstColumn="1" w:firstRow="1" w:lastColumn="0" w:lastRow="0" w:noHBand="0" w:noVBand="1" w:val="04A0"/>
+      </w:tblPr>
+      <w:tblGrid>
+        <w:gridCol w:w="4819"/>
+        <w:gridCol w:w="4819"/>
+      </w:tblGrid>
+      <w:tr>
+        <w:trPr>
+          <w:cantSplit/>
+        </w:trPr>
+        <w:tc>
+          <w:tcPr>
+            <w:tcW w:type="dxa" w:w="172"/>
+            <w:shd w:fill="9A6817"/>
+            <w:tcMar>
+              <w:top w:w="100" w:type="dxa"/>
+              <w:start w:w="0" w:type="dxa"/>
+              <w:bottom w:w="100" w:type="dxa"/>
+              <w:end w:w="0" w:type="dxa"/>
+            </w:tcMar>
+          </w:tcPr>
+          <w:p>
+            <w:pPr>
+              <w:spacing w:after="0"/>
+            </w:pPr>
+          </w:p>
+        </w:tc>
+        <w:tc>
+          <w:tcPr>
+            <w:tcW w:type="dxa" w:w="8856"/>
+            <w:shd w:fill="F5EBD8"/>
+            <w:tcMar>
+              <w:top w:w="120" w:type="dxa"/>
+              <w:start w:w="180" w:type="dxa"/>
+              <w:bottom w:w="120" w:type="dxa"/>
+              <w:end w:w="180" w:type="dxa"/>
+            </w:tcMar>
+          </w:tcPr>
+          <w:p>
+            <w:pPr>
+              <w:spacing w:after="40"/>
+            </w:pPr>
+            <w:r>
+              <w:rPr>
+                <w:rFonts w:ascii="Arial Narrow" w:hAnsi="Arial Narrow"/>
+                <w:b/>
+                <w:color w:val="9A6817"/>
+                <w:sz w:val="18"/>
+              </w:rPr>
+              <w:t>CÓMO FUNCIONA EL AVISO</w:t>
+            </w:r>
+          </w:p>
+          <w:p>
+            <w:pPr>
+              <w:spacing w:after="0"/>
+            </w:pPr>
+            <w:r>
+              <w:rPr>
+                <w:rFonts w:ascii="Arial" w:hAnsi="Arial"/>
+                <w:color w:val="1C1A17"/>
+                <w:sz w:val="18"/>
+              </w:rPr>
+              <w:t>Cuando la franja se libera, recibes un aviso por los canales que tengas activados. La plaza es para la primera persona que confirme la reserva: actúa rápido.</w:t>
+            </w:r>
+          </w:p>
+        </w:tc>
+      </w:tr>
+    </w:tbl>
     <w:p>
       <w:pPr>
         <w:spacing w:after="0"/>
@@ -11615,7 +14640,7 @@
         <w:pStyle w:val="Heading2"/>
       </w:pPr>
       <w:r>
-        <w:t>Gestionar perfil, notificaciones y privacidad</w:t>
+        <w:t>Crear o unirse a una partida abierta</w:t>
       </w:r>
     </w:p>
     <w:p>
@@ -11630,7 +14655,7 @@
         <w:rPr>
           <w:rFonts w:ascii="Arial" w:hAnsi="Arial"/>
         </w:rPr>
-        <w:t>Mantener la cuenta actualizada y controlar tus preferencias.</w:t>
+        <w:t>Encontrar compañeros para completar un partido.</w:t>
       </w:r>
     </w:p>
     <w:p>
@@ -11638,14 +14663,14 @@
         <w:pStyle w:val="ListNumber"/>
         <w:numPr>
           <w:ilvl w:val="0"/>
-          <w:numId w:val="43"/>
+          <w:numId w:val="40"/>
         </w:numPr>
       </w:pPr>
       <w:r>
         <w:rPr>
           <w:rFonts w:ascii="Arial" w:hAnsi="Arial"/>
         </w:rPr>
-        <w:t>Abre Perfil y revisa nombre, datos visibles y preferencias.</w:t>
+        <w:t>Abre Partidas abiertas y filtra por fecha o nivel.</w:t>
       </w:r>
     </w:p>
     <w:p>
@@ -11653,14 +14678,14 @@
         <w:pStyle w:val="ListNumber"/>
         <w:numPr>
           <w:ilvl w:val="0"/>
-          <w:numId w:val="43"/>
+          <w:numId w:val="40"/>
         </w:numPr>
       </w:pPr>
       <w:r>
         <w:rPr>
           <w:rFonts w:ascii="Arial" w:hAnsi="Arial"/>
         </w:rPr>
-        <w:t>Actualiza solo la información necesaria y guarda.</w:t>
+        <w:t>Revisa pista, horario, plazas y nivel orientativo.</w:t>
       </w:r>
     </w:p>
     <w:p>
@@ -11668,14 +14693,14 @@
         <w:pStyle w:val="ListNumber"/>
         <w:numPr>
           <w:ilvl w:val="0"/>
-          <w:numId w:val="43"/>
+          <w:numId w:val="40"/>
         </w:numPr>
       </w:pPr>
       <w:r>
         <w:rPr>
           <w:rFonts w:ascii="Arial" w:hAnsi="Arial"/>
         </w:rPr>
-        <w:t>En Notificaciones, activa o desactiva los canales disponibles según tus necesidades.</w:t>
+        <w:t>Pulsa unirte o crea una nueva partida si no existe una adecuada.</w:t>
       </w:r>
     </w:p>
     <w:p>
@@ -11683,14 +14708,14 @@
         <w:pStyle w:val="ListNumber"/>
         <w:numPr>
           <w:ilvl w:val="0"/>
-          <w:numId w:val="43"/>
+          <w:numId w:val="40"/>
         </w:numPr>
       </w:pPr>
       <w:r>
         <w:rPr>
           <w:rFonts w:ascii="Arial" w:hAnsi="Arial"/>
         </w:rPr>
-        <w:t>Utiliza la exportación de datos si necesitas una copia de tu información.</w:t>
+        <w:t>Comprueba los participantes y utiliza el chat de forma respetuosa.</w:t>
       </w:r>
     </w:p>
     <w:p>
@@ -11698,14 +14723,14 @@
         <w:pStyle w:val="ListNumber"/>
         <w:numPr>
           <w:ilvl w:val="0"/>
-          <w:numId w:val="43"/>
+          <w:numId w:val="40"/>
         </w:numPr>
       </w:pPr>
       <w:r>
         <w:rPr>
           <w:rFonts w:ascii="Arial" w:hAnsi="Arial"/>
         </w:rPr>
-        <w:t>Si solicitas eliminar la cuenta, lee el impacto y confirma solo cuando estés seguro.</w:t>
+        <w:t>Si no puedes asistir, abandona la partida con suficiente antelación.</w:t>
       </w:r>
     </w:p>
     <w:tbl>
@@ -11775,17 +14800,12 @@
                 <w:color w:val="1C1A17"/>
                 <w:sz w:val="18"/>
               </w:rPr>
-              <w:t>Los datos y preferencias quedan actualizados y entiendes el efecto de cualquier solicitud de privacidad.</w:t>
+              <w:t>Tu nombre aparece entre los participantes y el número de plazas se actualiza.</w:t>
             </w:r>
           </w:p>
         </w:tc>
       </w:tr>
     </w:tbl>
-    <w:p>
-      <w:pPr>
-        <w:spacing w:after="0"/>
-      </w:pPr>
-    </w:p>
     <w:tbl>
       <w:tblPr>
         <w:tblW w:type="auto" w:w="0"/>
@@ -11840,7 +14860,7 @@
                 <w:color w:val="9A6817"/>
                 <w:sz w:val="18"/>
               </w:rPr>
-              <w:t>TEN EN CUENTA</w:t>
+              <w:t>CAPTURA PENDIENTE</w:t>
             </w:r>
           </w:p>
           <w:p>
@@ -11853,13 +14873,23 @@
                 <w:color w:val="1C1A17"/>
                 <w:sz w:val="18"/>
               </w:rPr>
-              <w:t>La eliminación de una cuenta puede ser irreversible y puede estar condicionada por obligaciones legales o por datos operativos que deban conservarse.</w:t>
+              <w:t>Sustituye este recuadro por una captura de pantalla que muestre: el listado de partidas abiertas con plazas disponibles. Antes de insertarla, difumina o recorta cualquier dato personal real.</w:t>
             </w:r>
           </w:p>
         </w:tc>
       </w:tr>
     </w:tbl>
     <w:p>
+      <w:r>
+        <w:rPr>
+          <w:i/>
+          <w:color w:val="6B665C"/>
+          <w:sz w:val="18"/>
+        </w:rPr>
+        <w:t>Figura 14 · Partidas abiertas en el portal del jugador.</w:t>
+      </w:r>
+    </w:p>
+    <w:p>
       <w:pPr>
         <w:spacing w:after="0"/>
       </w:pPr>
@@ -11869,7 +14899,7 @@
         <w:pStyle w:val="Heading2"/>
       </w:pPr>
       <w:r>
-        <w:t>Recuperar la contraseña</w:t>
+        <w:t>Chat y valoraciones</w:t>
       </w:r>
     </w:p>
     <w:p>
@@ -11884,7 +14914,7 @@
         <w:rPr>
           <w:rFonts w:ascii="Arial" w:hAnsi="Arial"/>
         </w:rPr>
-        <w:t>Volver a entrar sin crear otra cuenta.</w:t>
+        <w:t>Coordinar el partido y contribuir a una comunidad de confianza.</w:t>
       </w:r>
     </w:p>
     <w:p>
@@ -11892,14 +14922,14 @@
         <w:pStyle w:val="ListNumber"/>
         <w:numPr>
           <w:ilvl w:val="0"/>
-          <w:numId w:val="44"/>
+          <w:numId w:val="41"/>
         </w:numPr>
       </w:pPr>
       <w:r>
         <w:rPr>
           <w:rFonts w:ascii="Arial" w:hAnsi="Arial"/>
         </w:rPr>
-        <w:t>En la pantalla de acceso, pulsa la opción de recuperar contraseña.</w:t>
+        <w:t>Abre la conversación asociada a la partida o reserva.</w:t>
       </w:r>
     </w:p>
     <w:p>
@@ -11907,14 +14937,14 @@
         <w:pStyle w:val="ListNumber"/>
         <w:numPr>
           <w:ilvl w:val="0"/>
-          <w:numId w:val="44"/>
+          <w:numId w:val="41"/>
         </w:numPr>
       </w:pPr>
       <w:r>
         <w:rPr>
           <w:rFonts w:ascii="Arial" w:hAnsi="Arial"/>
         </w:rPr>
-        <w:t>Escribe exactamente el correo asociado a tu cuenta.</w:t>
+        <w:t>Escribe solo información relacionada con la organización del juego.</w:t>
       </w:r>
     </w:p>
     <w:p>
@@ -11922,14 +14952,14 @@
         <w:pStyle w:val="ListNumber"/>
         <w:numPr>
           <w:ilvl w:val="0"/>
-          <w:numId w:val="44"/>
+          <w:numId w:val="41"/>
         </w:numPr>
       </w:pPr>
       <w:r>
         <w:rPr>
           <w:rFonts w:ascii="Arial" w:hAnsi="Arial"/>
         </w:rPr>
-        <w:t>Abre el mensaje recibido y sigue el enlace dentro de su periodo de validez.</w:t>
+        <w:t>No compartas datos personales innecesarios.</w:t>
       </w:r>
     </w:p>
     <w:p>
@@ -11937,14 +14967,29 @@
         <w:pStyle w:val="ListNumber"/>
         <w:numPr>
           <w:ilvl w:val="0"/>
-          <w:numId w:val="44"/>
+          <w:numId w:val="41"/>
         </w:numPr>
       </w:pPr>
       <w:r>
         <w:rPr>
           <w:rFonts w:ascii="Arial" w:hAnsi="Arial"/>
         </w:rPr>
-        <w:t>Crea una contraseña nueva y vuelve a iniciar sesión.</w:t>
+        <w:t>Después del partido, utiliza la valoración de forma honesta y respetuosa.</w:t>
+      </w:r>
+    </w:p>
+    <w:p>
+      <w:pPr>
+        <w:pStyle w:val="ListNumber"/>
+        <w:numPr>
+          <w:ilvl w:val="0"/>
+          <w:numId w:val="41"/>
+        </w:numPr>
+      </w:pPr>
+      <w:r>
+        <w:rPr>
+          <w:rFonts w:ascii="Arial" w:hAnsi="Arial"/>
+        </w:rPr>
+        <w:t>Informa al club si detectas abuso o contenido inapropiado.</w:t>
       </w:r>
     </w:p>
     <w:tbl>
@@ -12014,7 +15059,1032 @@
                 <w:color w:val="1C1A17"/>
                 <w:sz w:val="18"/>
               </w:rPr>
+              <w:t>La conversación ayuda a coordinar y la valoración describe la experiencia sin ataques personales.</w:t>
+            </w:r>
+          </w:p>
+        </w:tc>
+      </w:tr>
+    </w:tbl>
+    <w:tbl>
+      <w:tblPr>
+        <w:tblW w:type="auto" w:w="0"/>
+        <w:jc w:val="center"/>
+        <w:tblLayout w:type="fixed"/>
+        <w:tblLook w:firstColumn="1" w:firstRow="1" w:lastColumn="0" w:lastRow="0" w:noHBand="0" w:noVBand="1" w:val="04A0"/>
+      </w:tblPr>
+      <w:tblGrid>
+        <w:gridCol w:w="4819"/>
+        <w:gridCol w:w="4819"/>
+      </w:tblGrid>
+      <w:tr>
+        <w:trPr>
+          <w:cantSplit/>
+        </w:trPr>
+        <w:tc>
+          <w:tcPr>
+            <w:tcW w:type="dxa" w:w="172"/>
+            <w:shd w:fill="9A6817"/>
+            <w:tcMar>
+              <w:top w:w="100" w:type="dxa"/>
+              <w:start w:w="0" w:type="dxa"/>
+              <w:bottom w:w="100" w:type="dxa"/>
+              <w:end w:w="0" w:type="dxa"/>
+            </w:tcMar>
+          </w:tcPr>
+          <w:p>
+            <w:pPr>
+              <w:spacing w:after="0"/>
+            </w:pPr>
+          </w:p>
+        </w:tc>
+        <w:tc>
+          <w:tcPr>
+            <w:tcW w:type="dxa" w:w="8856"/>
+            <w:shd w:fill="F5EBD8"/>
+            <w:tcMar>
+              <w:top w:w="120" w:type="dxa"/>
+              <w:start w:w="180" w:type="dxa"/>
+              <w:bottom w:w="120" w:type="dxa"/>
+              <w:end w:w="180" w:type="dxa"/>
+            </w:tcMar>
+          </w:tcPr>
+          <w:p>
+            <w:pPr>
+              <w:spacing w:after="40"/>
+            </w:pPr>
+            <w:r>
+              <w:rPr>
+                <w:rFonts w:ascii="Arial Narrow" w:hAnsi="Arial Narrow"/>
+                <w:b/>
+                <w:color w:val="9A6817"/>
+                <w:sz w:val="18"/>
+              </w:rPr>
+              <w:t>PLAZO DE VALORACIÓN</w:t>
+            </w:r>
+          </w:p>
+          <w:p>
+            <w:pPr>
+              <w:spacing w:after="0"/>
+            </w:pPr>
+            <w:r>
+              <w:rPr>
+                <w:rFonts w:ascii="Arial" w:hAnsi="Arial"/>
+                <w:color w:val="1C1A17"/>
+                <w:sz w:val="18"/>
+              </w:rPr>
+              <w:t>Puedes valorar una partida desde 30 minutos después de su inicio y durante los 7 días siguientes. Las valoraciones usan estrellas de 1 a 5 y admiten un comentario opcional.</w:t>
+            </w:r>
+          </w:p>
+        </w:tc>
+      </w:tr>
+    </w:tbl>
+    <w:p>
+      <w:pPr>
+        <w:spacing w:after="0"/>
+      </w:pPr>
+    </w:p>
+    <w:p>
+      <w:pPr>
+        <w:pStyle w:val="Heading2"/>
+      </w:pPr>
+      <w:r>
+        <w:t>Competiciones y rankings</w:t>
+      </w:r>
+    </w:p>
+    <w:p>
+      <w:r>
+        <w:rPr>
+          <w:rFonts w:ascii="Arial" w:hAnsi="Arial"/>
+          <w:b/>
+        </w:rPr>
+        <w:t xml:space="preserve">Objetivo. </w:t>
+      </w:r>
+      <w:r>
+        <w:rPr>
+          <w:rFonts w:ascii="Arial" w:hAnsi="Arial"/>
+        </w:rPr>
+        <w:t>Seguir inscripciones, partidos, resultados y posición.</w:t>
+      </w:r>
+    </w:p>
+    <w:p>
+      <w:pPr>
+        <w:pStyle w:val="ListNumber"/>
+        <w:numPr>
+          <w:ilvl w:val="0"/>
+          <w:numId w:val="42"/>
+        </w:numPr>
+      </w:pPr>
+      <w:r>
+        <w:rPr>
+          <w:rFonts w:ascii="Arial" w:hAnsi="Arial"/>
+        </w:rPr>
+        <w:t>Abre Competiciones y selecciona el evento.</w:t>
+      </w:r>
+    </w:p>
+    <w:p>
+      <w:pPr>
+        <w:pStyle w:val="ListNumber"/>
+        <w:numPr>
+          <w:ilvl w:val="0"/>
+          <w:numId w:val="42"/>
+        </w:numPr>
+      </w:pPr>
+      <w:r>
+        <w:rPr>
+          <w:rFonts w:ascii="Arial" w:hAnsi="Arial"/>
+        </w:rPr>
+        <w:t>Revisa formato, fechas, reglas e inscripción.</w:t>
+      </w:r>
+    </w:p>
+    <w:p>
+      <w:pPr>
+        <w:pStyle w:val="ListNumber"/>
+        <w:numPr>
+          <w:ilvl w:val="0"/>
+          <w:numId w:val="42"/>
+        </w:numPr>
+      </w:pPr>
+      <w:r>
+        <w:rPr>
+          <w:rFonts w:ascii="Arial" w:hAnsi="Arial"/>
+        </w:rPr>
+        <w:t>Consulta tus enfrentamientos y resultados publicados.</w:t>
+      </w:r>
+    </w:p>
+    <w:p>
+      <w:pPr>
+        <w:pStyle w:val="ListNumber"/>
+        <w:numPr>
+          <w:ilvl w:val="0"/>
+          <w:numId w:val="42"/>
+        </w:numPr>
+      </w:pPr>
+      <w:r>
+        <w:rPr>
+          <w:rFonts w:ascii="Arial" w:hAnsi="Arial"/>
+        </w:rPr>
+        <w:t>Abre Rankings para ver tu posición y puntuación.</w:t>
+      </w:r>
+    </w:p>
+    <w:p>
+      <w:pPr>
+        <w:pStyle w:val="ListNumber"/>
+        <w:numPr>
+          <w:ilvl w:val="0"/>
+          <w:numId w:val="42"/>
+        </w:numPr>
+      </w:pPr>
+      <w:r>
+        <w:rPr>
+          <w:rFonts w:ascii="Arial" w:hAnsi="Arial"/>
+        </w:rPr>
+        <w:t>Si un resultado es incorrecto, comunícalo al club con los datos del partido.</w:t>
+      </w:r>
+    </w:p>
+    <w:tbl>
+      <w:tblPr>
+        <w:tblW w:type="auto" w:w="0"/>
+        <w:jc w:val="center"/>
+        <w:tblLayout w:type="fixed"/>
+        <w:tblLook w:firstColumn="1" w:firstRow="1" w:lastColumn="0" w:lastRow="0" w:noHBand="0" w:noVBand="1" w:val="04A0"/>
+      </w:tblPr>
+      <w:tblGrid>
+        <w:gridCol w:w="4819"/>
+        <w:gridCol w:w="4819"/>
+      </w:tblGrid>
+      <w:tr>
+        <w:trPr>
+          <w:cantSplit/>
+        </w:trPr>
+        <w:tc>
+          <w:tcPr>
+            <w:tcW w:type="dxa" w:w="172"/>
+            <w:shd w:fill="157A54"/>
+            <w:tcMar>
+              <w:top w:w="100" w:type="dxa"/>
+              <w:start w:w="0" w:type="dxa"/>
+              <w:bottom w:w="100" w:type="dxa"/>
+              <w:end w:w="0" w:type="dxa"/>
+            </w:tcMar>
+          </w:tcPr>
+          <w:p>
+            <w:pPr>
+              <w:spacing w:after="0"/>
+            </w:pPr>
+          </w:p>
+        </w:tc>
+        <w:tc>
+          <w:tcPr>
+            <w:tcW w:type="dxa" w:w="8856"/>
+            <w:shd w:fill="E5F0EA"/>
+            <w:tcMar>
+              <w:top w:w="120" w:type="dxa"/>
+              <w:start w:w="180" w:type="dxa"/>
+              <w:bottom w:w="120" w:type="dxa"/>
+              <w:end w:w="180" w:type="dxa"/>
+            </w:tcMar>
+          </w:tcPr>
+          <w:p>
+            <w:pPr>
+              <w:spacing w:after="40"/>
+            </w:pPr>
+            <w:r>
+              <w:rPr>
+                <w:rFonts w:ascii="Arial Narrow" w:hAnsi="Arial Narrow"/>
+                <w:b/>
+                <w:color w:val="157A54"/>
+                <w:sz w:val="18"/>
+              </w:rPr>
+              <w:t>RESULTADO ESPERADO</w:t>
+            </w:r>
+          </w:p>
+          <w:p>
+            <w:pPr>
+              <w:spacing w:after="0"/>
+            </w:pPr>
+            <w:r>
+              <w:rPr>
+                <w:rFonts w:ascii="Arial" w:hAnsi="Arial"/>
+                <w:color w:val="1C1A17"/>
+                <w:sz w:val="18"/>
+              </w:rPr>
+              <w:t>La competición y el ranking muestran la información publicada por el club.</w:t>
+            </w:r>
+          </w:p>
+        </w:tc>
+      </w:tr>
+    </w:tbl>
+    <w:p>
+      <w:pPr>
+        <w:pStyle w:val="Heading2"/>
+      </w:pPr>
+      <w:r>
+        <w:t>Directorio de jugadores</w:t>
+      </w:r>
+    </w:p>
+    <w:p>
+      <w:r>
+        <w:rPr>
+          <w:rFonts w:ascii="Arial" w:hAnsi="Arial"/>
+          <w:b/>
+        </w:rPr>
+        <w:t xml:space="preserve">Objetivo. </w:t>
+      </w:r>
+      <w:r>
+        <w:rPr>
+          <w:rFonts w:ascii="Arial" w:hAnsi="Arial"/>
+        </w:rPr>
+        <w:t>Conocer a la comunidad del club y encontrar compañeros de nivel similar.</w:t>
+      </w:r>
+    </w:p>
+    <w:p>
+      <w:pPr>
+        <w:pStyle w:val="ListNumber"/>
+        <w:numPr>
+          <w:ilvl w:val="0"/>
+          <w:numId w:val="51"/>
+        </w:numPr>
+      </w:pPr>
+      <w:r>
+        <w:t>Abre Jugadores en el menú del portal.</w:t>
+      </w:r>
+    </w:p>
+    <w:p>
+      <w:pPr>
+        <w:pStyle w:val="ListNumber"/>
+        <w:numPr>
+          <w:ilvl w:val="0"/>
+          <w:numId w:val="51"/>
+        </w:numPr>
+      </w:pPr>
+      <w:r>
+        <w:t>Busca por nombre o filtra por nivel y posición de juego.</w:t>
+      </w:r>
+    </w:p>
+    <w:p>
+      <w:pPr>
+        <w:pStyle w:val="ListNumber"/>
+        <w:numPr>
+          <w:ilvl w:val="0"/>
+          <w:numId w:val="51"/>
+        </w:numPr>
+      </w:pPr>
+      <w:r>
+        <w:t>Abre un perfil para ver sus estadísticas, sus valoraciones y sus partidas recientes.</w:t>
+      </w:r>
+    </w:p>
+    <w:tbl>
+      <w:tblPr>
+        <w:tblW w:type="auto" w:w="0"/>
+        <w:jc w:val="center"/>
+        <w:tblLayout w:type="fixed"/>
+        <w:tblLook w:firstColumn="1" w:firstRow="1" w:lastColumn="0" w:lastRow="0" w:noHBand="0" w:noVBand="1" w:val="04A0"/>
+      </w:tblPr>
+      <w:tblGrid>
+        <w:gridCol w:w="4819"/>
+        <w:gridCol w:w="4819"/>
+      </w:tblGrid>
+      <w:tr>
+        <w:trPr>
+          <w:cantSplit/>
+        </w:trPr>
+        <w:tc>
+          <w:tcPr>
+            <w:tcW w:type="dxa" w:w="172"/>
+            <w:shd w:fill="157A54"/>
+            <w:tcMar>
+              <w:top w:w="100" w:type="dxa"/>
+              <w:start w:w="0" w:type="dxa"/>
+              <w:bottom w:w="100" w:type="dxa"/>
+              <w:end w:w="0" w:type="dxa"/>
+            </w:tcMar>
+          </w:tcPr>
+          <w:p>
+            <w:pPr>
+              <w:spacing w:after="0"/>
+            </w:pPr>
+          </w:p>
+        </w:tc>
+        <w:tc>
+          <w:tcPr>
+            <w:tcW w:type="dxa" w:w="8856"/>
+            <w:shd w:fill="E5F0EA"/>
+            <w:tcMar>
+              <w:top w:w="120" w:type="dxa"/>
+              <w:start w:w="180" w:type="dxa"/>
+              <w:bottom w:w="120" w:type="dxa"/>
+              <w:end w:w="180" w:type="dxa"/>
+            </w:tcMar>
+          </w:tcPr>
+          <w:p>
+            <w:pPr>
+              <w:spacing w:after="40"/>
+            </w:pPr>
+            <w:r>
+              <w:rPr>
+                <w:rFonts w:ascii="Arial Narrow" w:hAnsi="Arial Narrow"/>
+                <w:b/>
+                <w:color w:val="157A54"/>
+                <w:sz w:val="18"/>
+              </w:rPr>
+              <w:t>RESULTADO ESPERADO</w:t>
+            </w:r>
+          </w:p>
+          <w:p>
+            <w:pPr>
+              <w:spacing w:after="0"/>
+            </w:pPr>
+            <w:r>
+              <w:rPr>
+                <w:rFonts w:ascii="Arial" w:hAnsi="Arial"/>
+                <w:color w:val="1C1A17"/>
+                <w:sz w:val="18"/>
+              </w:rPr>
+              <w:t>Encuentras jugadores afines sin depender de cadenas de mensajes.</w:t>
+            </w:r>
+          </w:p>
+        </w:tc>
+      </w:tr>
+    </w:tbl>
+    <w:tbl>
+      <w:tblPr>
+        <w:tblW w:type="auto" w:w="0"/>
+        <w:jc w:val="center"/>
+        <w:tblLayout w:type="fixed"/>
+        <w:tblLook w:firstColumn="1" w:firstRow="1" w:lastColumn="0" w:lastRow="0" w:noHBand="0" w:noVBand="1" w:val="04A0"/>
+      </w:tblPr>
+      <w:tblGrid>
+        <w:gridCol w:w="4819"/>
+        <w:gridCol w:w="4819"/>
+      </w:tblGrid>
+      <w:tr>
+        <w:trPr>
+          <w:cantSplit/>
+        </w:trPr>
+        <w:tc>
+          <w:tcPr>
+            <w:tcW w:type="dxa" w:w="172"/>
+            <w:shd w:fill="9A6817"/>
+            <w:tcMar>
+              <w:top w:w="100" w:type="dxa"/>
+              <w:start w:w="0" w:type="dxa"/>
+              <w:bottom w:w="100" w:type="dxa"/>
+              <w:end w:w="0" w:type="dxa"/>
+            </w:tcMar>
+          </w:tcPr>
+          <w:p>
+            <w:pPr>
+              <w:spacing w:after="0"/>
+            </w:pPr>
+          </w:p>
+        </w:tc>
+        <w:tc>
+          <w:tcPr>
+            <w:tcW w:type="dxa" w:w="8856"/>
+            <w:shd w:fill="F5EBD8"/>
+            <w:tcMar>
+              <w:top w:w="120" w:type="dxa"/>
+              <w:start w:w="180" w:type="dxa"/>
+              <w:bottom w:w="120" w:type="dxa"/>
+              <w:end w:w="180" w:type="dxa"/>
+            </w:tcMar>
+          </w:tcPr>
+          <w:p>
+            <w:pPr>
+              <w:spacing w:after="40"/>
+            </w:pPr>
+            <w:r>
+              <w:rPr>
+                <w:rFonts w:ascii="Arial Narrow" w:hAnsi="Arial Narrow"/>
+                <w:b/>
+                <w:color w:val="9A6817"/>
+                <w:sz w:val="18"/>
+              </w:rPr>
+              <w:t>TEN EN CUENTA</w:t>
+            </w:r>
+          </w:p>
+          <w:p>
+            <w:pPr>
+              <w:spacing w:after="0"/>
+            </w:pPr>
+            <w:r>
+              <w:rPr>
+                <w:rFonts w:ascii="Arial" w:hAnsi="Arial"/>
+                <w:color w:val="1C1A17"/>
+                <w:sz w:val="18"/>
+              </w:rPr>
+              <w:t>El directorio solo es visible para miembros del club con la sesión iniciada. No es público.</w:t>
+            </w:r>
+          </w:p>
+        </w:tc>
+      </w:tr>
+    </w:tbl>
+    <w:p>
+      <w:pPr>
+        <w:spacing w:after="0"/>
+      </w:pPr>
+    </w:p>
+    <w:p>
+      <w:pPr>
+        <w:pStyle w:val="Heading2"/>
+      </w:pPr>
+      <w:r>
+        <w:t>Gestionar perfil, notificaciones y privacidad</w:t>
+      </w:r>
+    </w:p>
+    <w:p>
+      <w:r>
+        <w:rPr>
+          <w:rFonts w:ascii="Arial" w:hAnsi="Arial"/>
+          <w:b/>
+        </w:rPr>
+        <w:t xml:space="preserve">Objetivo. </w:t>
+      </w:r>
+      <w:r>
+        <w:rPr>
+          <w:rFonts w:ascii="Arial" w:hAnsi="Arial"/>
+        </w:rPr>
+        <w:t>Mantener la cuenta actualizada y controlar tus preferencias.</w:t>
+      </w:r>
+    </w:p>
+    <w:p>
+      <w:pPr>
+        <w:pStyle w:val="ListNumber"/>
+        <w:numPr>
+          <w:ilvl w:val="0"/>
+          <w:numId w:val="43"/>
+        </w:numPr>
+      </w:pPr>
+      <w:r>
+        <w:rPr>
+          <w:rFonts w:ascii="Arial" w:hAnsi="Arial"/>
+        </w:rPr>
+        <w:t>Abre Perfil y revisa nombre, datos visibles y preferencias.</w:t>
+      </w:r>
+    </w:p>
+    <w:p>
+      <w:pPr>
+        <w:pStyle w:val="ListNumber"/>
+        <w:numPr>
+          <w:ilvl w:val="0"/>
+          <w:numId w:val="43"/>
+        </w:numPr>
+      </w:pPr>
+      <w:r>
+        <w:rPr>
+          <w:rFonts w:ascii="Arial" w:hAnsi="Arial"/>
+        </w:rPr>
+        <w:t>Actualiza solo la información necesaria y guarda.</w:t>
+      </w:r>
+    </w:p>
+    <w:p>
+      <w:pPr>
+        <w:pStyle w:val="ListNumber"/>
+        <w:numPr>
+          <w:ilvl w:val="0"/>
+          <w:numId w:val="43"/>
+        </w:numPr>
+      </w:pPr>
+      <w:r>
+        <w:rPr>
+          <w:rFonts w:ascii="Arial" w:hAnsi="Arial"/>
+        </w:rPr>
+        <w:t>En Notificaciones, activa o desactiva los canales disponibles. Para los avisos push, el navegador pedirá permiso la primera vez; acéptalo si quieres recibir avisos con la aplicación cerrada.</w:t>
+      </w:r>
+    </w:p>
+    <w:p>
+      <w:pPr>
+        <w:pStyle w:val="ListNumber"/>
+        <w:numPr>
+          <w:ilvl w:val="0"/>
+          <w:numId w:val="43"/>
+        </w:numPr>
+      </w:pPr>
+      <w:r>
+        <w:rPr>
+          <w:rFonts w:ascii="Arial" w:hAnsi="Arial"/>
+        </w:rPr>
+        <w:t>Utiliza la exportación de datos si necesitas una copia de tu información.</w:t>
+      </w:r>
+    </w:p>
+    <w:p>
+      <w:pPr>
+        <w:pStyle w:val="ListNumber"/>
+        <w:numPr>
+          <w:ilvl w:val="0"/>
+          <w:numId w:val="43"/>
+        </w:numPr>
+      </w:pPr>
+      <w:r>
+        <w:rPr>
+          <w:rFonts w:ascii="Arial" w:hAnsi="Arial"/>
+        </w:rPr>
+        <w:t>Si solicitas eliminar la cuenta, lee el impacto y confirma solo cuando estés seguro.</w:t>
+      </w:r>
+    </w:p>
+    <w:tbl>
+      <w:tblPr>
+        <w:tblW w:type="auto" w:w="0"/>
+        <w:jc w:val="center"/>
+        <w:tblLayout w:type="fixed"/>
+        <w:tblLook w:firstColumn="1" w:firstRow="1" w:lastColumn="0" w:lastRow="0" w:noHBand="0" w:noVBand="1" w:val="04A0"/>
+      </w:tblPr>
+      <w:tblGrid>
+        <w:gridCol w:w="4819"/>
+        <w:gridCol w:w="4819"/>
+      </w:tblGrid>
+      <w:tr>
+        <w:trPr>
+          <w:cantSplit/>
+        </w:trPr>
+        <w:tc>
+          <w:tcPr>
+            <w:tcW w:type="dxa" w:w="172"/>
+            <w:shd w:fill="157A54"/>
+            <w:tcMar>
+              <w:top w:w="100" w:type="dxa"/>
+              <w:start w:w="0" w:type="dxa"/>
+              <w:bottom w:w="100" w:type="dxa"/>
+              <w:end w:w="0" w:type="dxa"/>
+            </w:tcMar>
+          </w:tcPr>
+          <w:p>
+            <w:pPr>
+              <w:spacing w:after="0"/>
+            </w:pPr>
+          </w:p>
+        </w:tc>
+        <w:tc>
+          <w:tcPr>
+            <w:tcW w:type="dxa" w:w="8856"/>
+            <w:shd w:fill="E5F0EA"/>
+            <w:tcMar>
+              <w:top w:w="120" w:type="dxa"/>
+              <w:start w:w="180" w:type="dxa"/>
+              <w:bottom w:w="120" w:type="dxa"/>
+              <w:end w:w="180" w:type="dxa"/>
+            </w:tcMar>
+          </w:tcPr>
+          <w:p>
+            <w:pPr>
+              <w:spacing w:after="40"/>
+            </w:pPr>
+            <w:r>
+              <w:rPr>
+                <w:rFonts w:ascii="Arial Narrow" w:hAnsi="Arial Narrow"/>
+                <w:b/>
+                <w:color w:val="157A54"/>
+                <w:sz w:val="18"/>
+              </w:rPr>
+              <w:t>RESULTADO ESPERADO</w:t>
+            </w:r>
+          </w:p>
+          <w:p>
+            <w:pPr>
+              <w:spacing w:after="0"/>
+            </w:pPr>
+            <w:r>
+              <w:rPr>
+                <w:rFonts w:ascii="Arial" w:hAnsi="Arial"/>
+                <w:color w:val="1C1A17"/>
+                <w:sz w:val="18"/>
+              </w:rPr>
+              <w:t>Los datos y preferencias quedan actualizados y entiendes el efecto de cualquier solicitud de privacidad.</w:t>
+            </w:r>
+          </w:p>
+        </w:tc>
+      </w:tr>
+    </w:tbl>
+    <w:tbl>
+      <w:tblPr>
+        <w:tblW w:type="auto" w:w="0"/>
+        <w:jc w:val="center"/>
+        <w:tblLayout w:type="fixed"/>
+        <w:tblLook w:firstColumn="1" w:firstRow="1" w:lastColumn="0" w:lastRow="0" w:noHBand="0" w:noVBand="1" w:val="04A0"/>
+      </w:tblPr>
+      <w:tblGrid>
+        <w:gridCol w:w="4819"/>
+        <w:gridCol w:w="4819"/>
+      </w:tblGrid>
+      <w:tr>
+        <w:trPr>
+          <w:cantSplit/>
+        </w:trPr>
+        <w:tc>
+          <w:tcPr>
+            <w:tcW w:type="dxa" w:w="172"/>
+            <w:shd w:fill="9A6817"/>
+            <w:tcMar>
+              <w:top w:w="100" w:type="dxa"/>
+              <w:start w:w="0" w:type="dxa"/>
+              <w:bottom w:w="100" w:type="dxa"/>
+              <w:end w:w="0" w:type="dxa"/>
+            </w:tcMar>
+          </w:tcPr>
+          <w:p>
+            <w:pPr>
+              <w:spacing w:after="0"/>
+            </w:pPr>
+          </w:p>
+        </w:tc>
+        <w:tc>
+          <w:tcPr>
+            <w:tcW w:type="dxa" w:w="8856"/>
+            <w:shd w:fill="F5EBD8"/>
+            <w:tcMar>
+              <w:top w:w="120" w:type="dxa"/>
+              <w:start w:w="180" w:type="dxa"/>
+              <w:bottom w:w="120" w:type="dxa"/>
+              <w:end w:w="180" w:type="dxa"/>
+            </w:tcMar>
+          </w:tcPr>
+          <w:p>
+            <w:pPr>
+              <w:spacing w:after="40"/>
+            </w:pPr>
+            <w:r>
+              <w:rPr>
+                <w:rFonts w:ascii="Arial Narrow" w:hAnsi="Arial Narrow"/>
+                <w:b/>
+                <w:color w:val="9A6817"/>
+                <w:sz w:val="18"/>
+              </w:rPr>
+              <w:t>CAPTURA PENDIENTE</w:t>
+            </w:r>
+          </w:p>
+          <w:p>
+            <w:pPr>
+              <w:spacing w:after="0"/>
+            </w:pPr>
+            <w:r>
+              <w:rPr>
+                <w:rFonts w:ascii="Arial" w:hAnsi="Arial"/>
+                <w:color w:val="1C1A17"/>
+                <w:sz w:val="18"/>
+              </w:rPr>
+              <w:t>Sustituye este recuadro por una captura de pantalla que muestre: el perfil del jugador con su historial y las acciones de reagendar y repetir. Antes de insertarla, difumina o recorta cualquier dato personal real.</w:t>
+            </w:r>
+          </w:p>
+        </w:tc>
+      </w:tr>
+    </w:tbl>
+    <w:p>
+      <w:r>
+        <w:rPr>
+          <w:i/>
+          <w:color w:val="6B665C"/>
+          <w:sz w:val="18"/>
+        </w:rPr>
+        <w:t>Figura 15 · Perfil del jugador con historial y acciones de reserva.</w:t>
+      </w:r>
+    </w:p>
+    <w:p>
+      <w:pPr>
+        <w:spacing w:after="0"/>
+      </w:pPr>
+    </w:p>
+    <w:tbl>
+      <w:tblPr>
+        <w:tblW w:type="auto" w:w="0"/>
+        <w:jc w:val="center"/>
+        <w:tblLayout w:type="fixed"/>
+        <w:tblLook w:firstColumn="1" w:firstRow="1" w:lastColumn="0" w:lastRow="0" w:noHBand="0" w:noVBand="1" w:val="04A0"/>
+      </w:tblPr>
+      <w:tblGrid>
+        <w:gridCol w:w="4819"/>
+        <w:gridCol w:w="4819"/>
+      </w:tblGrid>
+      <w:tr>
+        <w:trPr>
+          <w:cantSplit/>
+        </w:trPr>
+        <w:tc>
+          <w:tcPr>
+            <w:tcW w:type="dxa" w:w="172"/>
+            <w:shd w:fill="9A6817"/>
+            <w:tcMar>
+              <w:top w:w="100" w:type="dxa"/>
+              <w:start w:w="0" w:type="dxa"/>
+              <w:bottom w:w="100" w:type="dxa"/>
+              <w:end w:w="0" w:type="dxa"/>
+            </w:tcMar>
+          </w:tcPr>
+          <w:p>
+            <w:pPr>
+              <w:spacing w:after="0"/>
+            </w:pPr>
+          </w:p>
+        </w:tc>
+        <w:tc>
+          <w:tcPr>
+            <w:tcW w:type="dxa" w:w="8856"/>
+            <w:shd w:fill="F5EBD8"/>
+            <w:tcMar>
+              <w:top w:w="120" w:type="dxa"/>
+              <w:start w:w="180" w:type="dxa"/>
+              <w:bottom w:w="120" w:type="dxa"/>
+              <w:end w:w="180" w:type="dxa"/>
+            </w:tcMar>
+          </w:tcPr>
+          <w:p>
+            <w:pPr>
+              <w:spacing w:after="40"/>
+            </w:pPr>
+            <w:r>
+              <w:rPr>
+                <w:rFonts w:ascii="Arial Narrow" w:hAnsi="Arial Narrow"/>
+                <w:b/>
+                <w:color w:val="9A6817"/>
+                <w:sz w:val="18"/>
+              </w:rPr>
+              <w:t>TEN EN CUENTA</w:t>
+            </w:r>
+          </w:p>
+          <w:p>
+            <w:pPr>
+              <w:spacing w:after="0"/>
+            </w:pPr>
+            <w:r>
+              <w:rPr>
+                <w:rFonts w:ascii="Arial" w:hAnsi="Arial"/>
+                <w:color w:val="1C1A17"/>
+                <w:sz w:val="18"/>
+              </w:rPr>
+              <w:t>La eliminación de una cuenta puede ser irreversible y puede estar condicionada por obligaciones legales o por datos operativos que deban conservarse.</w:t>
+            </w:r>
+          </w:p>
+        </w:tc>
+      </w:tr>
+    </w:tbl>
+    <w:p>
+      <w:pPr>
+        <w:spacing w:after="0"/>
+      </w:pPr>
+    </w:p>
+    <w:p>
+      <w:pPr>
+        <w:pStyle w:val="Heading2"/>
+      </w:pPr>
+      <w:r>
+        <w:t>Recuperar la contraseña</w:t>
+      </w:r>
+    </w:p>
+    <w:p>
+      <w:r>
+        <w:rPr>
+          <w:rFonts w:ascii="Arial" w:hAnsi="Arial"/>
+          <w:b/>
+        </w:rPr>
+        <w:t xml:space="preserve">Objetivo. </w:t>
+      </w:r>
+      <w:r>
+        <w:rPr>
+          <w:rFonts w:ascii="Arial" w:hAnsi="Arial"/>
+        </w:rPr>
+        <w:t>Volver a entrar sin crear otra cuenta.</w:t>
+      </w:r>
+    </w:p>
+    <w:p>
+      <w:pPr>
+        <w:pStyle w:val="ListNumber"/>
+        <w:numPr>
+          <w:ilvl w:val="0"/>
+          <w:numId w:val="44"/>
+        </w:numPr>
+      </w:pPr>
+      <w:r>
+        <w:rPr>
+          <w:rFonts w:ascii="Arial" w:hAnsi="Arial"/>
+        </w:rPr>
+        <w:t>En la pantalla de acceso, pulsa la opción de recuperar contraseña.</w:t>
+      </w:r>
+    </w:p>
+    <w:p>
+      <w:pPr>
+        <w:pStyle w:val="ListNumber"/>
+        <w:numPr>
+          <w:ilvl w:val="0"/>
+          <w:numId w:val="44"/>
+        </w:numPr>
+      </w:pPr>
+      <w:r>
+        <w:rPr>
+          <w:rFonts w:ascii="Arial" w:hAnsi="Arial"/>
+        </w:rPr>
+        <w:t>Escribe exactamente el correo asociado a tu cuenta.</w:t>
+      </w:r>
+    </w:p>
+    <w:p>
+      <w:pPr>
+        <w:pStyle w:val="ListNumber"/>
+        <w:numPr>
+          <w:ilvl w:val="0"/>
+          <w:numId w:val="44"/>
+        </w:numPr>
+      </w:pPr>
+      <w:r>
+        <w:rPr>
+          <w:rFonts w:ascii="Arial" w:hAnsi="Arial"/>
+        </w:rPr>
+        <w:t>Abre el mensaje recibido y sigue el enlace dentro de su periodo de validez.</w:t>
+      </w:r>
+    </w:p>
+    <w:p>
+      <w:pPr>
+        <w:pStyle w:val="ListNumber"/>
+        <w:numPr>
+          <w:ilvl w:val="0"/>
+          <w:numId w:val="44"/>
+        </w:numPr>
+      </w:pPr>
+      <w:r>
+        <w:rPr>
+          <w:rFonts w:ascii="Arial" w:hAnsi="Arial"/>
+        </w:rPr>
+        <w:t>Crea una contraseña nueva y vuelve a iniciar sesión.</w:t>
+      </w:r>
+    </w:p>
+    <w:tbl>
+      <w:tblPr>
+        <w:tblW w:type="auto" w:w="0"/>
+        <w:jc w:val="center"/>
+        <w:tblLayout w:type="fixed"/>
+        <w:tblLook w:firstColumn="1" w:firstRow="1" w:lastColumn="0" w:lastRow="0" w:noHBand="0" w:noVBand="1" w:val="04A0"/>
+      </w:tblPr>
+      <w:tblGrid>
+        <w:gridCol w:w="4819"/>
+        <w:gridCol w:w="4819"/>
+      </w:tblGrid>
+      <w:tr>
+        <w:trPr>
+          <w:cantSplit/>
+        </w:trPr>
+        <w:tc>
+          <w:tcPr>
+            <w:tcW w:type="dxa" w:w="172"/>
+            <w:shd w:fill="157A54"/>
+            <w:tcMar>
+              <w:top w:w="100" w:type="dxa"/>
+              <w:start w:w="0" w:type="dxa"/>
+              <w:bottom w:w="100" w:type="dxa"/>
+              <w:end w:w="0" w:type="dxa"/>
+            </w:tcMar>
+          </w:tcPr>
+          <w:p>
+            <w:pPr>
+              <w:spacing w:after="0"/>
+            </w:pPr>
+          </w:p>
+        </w:tc>
+        <w:tc>
+          <w:tcPr>
+            <w:tcW w:type="dxa" w:w="8856"/>
+            <w:shd w:fill="E5F0EA"/>
+            <w:tcMar>
+              <w:top w:w="120" w:type="dxa"/>
+              <w:start w:w="180" w:type="dxa"/>
+              <w:bottom w:w="120" w:type="dxa"/>
+              <w:end w:w="180" w:type="dxa"/>
+            </w:tcMar>
+          </w:tcPr>
+          <w:p>
+            <w:pPr>
+              <w:spacing w:after="40"/>
+            </w:pPr>
+            <w:r>
+              <w:rPr>
+                <w:rFonts w:ascii="Arial Narrow" w:hAnsi="Arial Narrow"/>
+                <w:b/>
+                <w:color w:val="157A54"/>
+                <w:sz w:val="18"/>
+              </w:rPr>
+              <w:t>RESULTADO ESPERADO</w:t>
+            </w:r>
+          </w:p>
+          <w:p>
+            <w:pPr>
+              <w:spacing w:after="0"/>
+            </w:pPr>
+            <w:r>
+              <w:rPr>
+                <w:rFonts w:ascii="Arial" w:hAnsi="Arial"/>
+                <w:color w:val="1C1A17"/>
+                <w:sz w:val="18"/>
+              </w:rPr>
               <w:t>Puedes entrar con la contraseña nueva y tus reservas continúan vinculadas a la misma cuenta.</w:t>
+            </w:r>
+          </w:p>
+        </w:tc>
+      </w:tr>
+    </w:tbl>
+    <w:tbl>
+      <w:tblPr>
+        <w:tblW w:type="auto" w:w="0"/>
+        <w:jc w:val="center"/>
+        <w:tblLayout w:type="fixed"/>
+        <w:tblLook w:firstColumn="1" w:firstRow="1" w:lastColumn="0" w:lastRow="0" w:noHBand="0" w:noVBand="1" w:val="04A0"/>
+      </w:tblPr>
+      <w:tblGrid>
+        <w:gridCol w:w="4819"/>
+        <w:gridCol w:w="4819"/>
+      </w:tblGrid>
+      <w:tr>
+        <w:trPr>
+          <w:cantSplit/>
+        </w:trPr>
+        <w:tc>
+          <w:tcPr>
+            <w:tcW w:type="dxa" w:w="172"/>
+            <w:shd w:fill="9A6817"/>
+            <w:tcMar>
+              <w:top w:w="100" w:type="dxa"/>
+              <w:start w:w="0" w:type="dxa"/>
+              <w:bottom w:w="100" w:type="dxa"/>
+              <w:end w:w="0" w:type="dxa"/>
+            </w:tcMar>
+          </w:tcPr>
+          <w:p>
+            <w:pPr>
+              <w:spacing w:after="0"/>
+            </w:pPr>
+          </w:p>
+        </w:tc>
+        <w:tc>
+          <w:tcPr>
+            <w:tcW w:type="dxa" w:w="8856"/>
+            <w:shd w:fill="F5EBD8"/>
+            <w:tcMar>
+              <w:top w:w="120" w:type="dxa"/>
+              <w:start w:w="180" w:type="dxa"/>
+              <w:bottom w:w="120" w:type="dxa"/>
+              <w:end w:w="180" w:type="dxa"/>
+            </w:tcMar>
+          </w:tcPr>
+          <w:p>
+            <w:pPr>
+              <w:spacing w:after="40"/>
+            </w:pPr>
+            <w:r>
+              <w:rPr>
+                <w:rFonts w:ascii="Arial Narrow" w:hAnsi="Arial Narrow"/>
+                <w:b/>
+                <w:color w:val="9A6817"/>
+                <w:sz w:val="18"/>
+              </w:rPr>
+              <w:t>SEGURIDAD DEL ENLACE</w:t>
+            </w:r>
+          </w:p>
+          <w:p>
+            <w:pPr>
+              <w:spacing w:after="0"/>
+            </w:pPr>
+            <w:r>
+              <w:rPr>
+                <w:rFonts w:ascii="Arial" w:hAnsi="Arial"/>
+                <w:color w:val="1C1A17"/>
+                <w:sz w:val="18"/>
+              </w:rPr>
+              <w:t>La contraseña debe tener al menos 8 caracteres. El enlace de recuperación caduca en una hora y solo puede usarse una vez; si se agota, solicita otro.</w:t>
             </w:r>
           </w:p>
         </w:tc>
@@ -12159,7 +16229,7 @@
                 <w:color w:val="1C1A17"/>
                 <w:sz w:val="18"/>
               </w:rPr>
-              <w:t>Diagnóstico · Soporte · Checklists · Glosario</w:t>
+              <w:t>Diagnóstico · Reportes · Soporte · Checklists · Glosario</w:t>
             </w:r>
           </w:p>
         </w:tc>
@@ -12859,6 +16929,306 @@
         <w:pStyle w:val="Heading2"/>
       </w:pPr>
       <w:r>
+        <w:t>Enviar un reporte desde la aplicación</w:t>
+      </w:r>
+    </w:p>
+    <w:p>
+      <w:r>
+        <w:rPr>
+          <w:rFonts w:ascii="Arial" w:hAnsi="Arial"/>
+          <w:b/>
+        </w:rPr>
+        <w:t xml:space="preserve">Objetivo. </w:t>
+      </w:r>
+      <w:r>
+        <w:rPr>
+          <w:rFonts w:ascii="Arial" w:hAnsi="Arial"/>
+        </w:rPr>
+        <w:t>Hacer llegar un problema o una sugerencia con el contexto necesario.</w:t>
+      </w:r>
+    </w:p>
+    <w:p>
+      <w:pPr>
+        <w:pStyle w:val="ListNumber"/>
+        <w:numPr>
+          <w:ilvl w:val="0"/>
+          <w:numId w:val="52"/>
+        </w:numPr>
+      </w:pPr>
+      <w:r>
+        <w:t>Pulsa el botón de reporte visible tanto en el panel de administración como en el portal del jugador.</w:t>
+      </w:r>
+    </w:p>
+    <w:p>
+      <w:pPr>
+        <w:pStyle w:val="ListNumber"/>
+        <w:numPr>
+          <w:ilvl w:val="0"/>
+          <w:numId w:val="52"/>
+        </w:numPr>
+      </w:pPr>
+      <w:r>
+        <w:t>Elige la categoría que mejor describa la situación.</w:t>
+      </w:r>
+    </w:p>
+    <w:p>
+      <w:pPr>
+        <w:pStyle w:val="ListNumber"/>
+        <w:numPr>
+          <w:ilvl w:val="0"/>
+          <w:numId w:val="52"/>
+        </w:numPr>
+      </w:pPr>
+      <w:r>
+        <w:t>Explica qué ocurría y qué esperabas que ocurriera.</w:t>
+      </w:r>
+    </w:p>
+    <w:p>
+      <w:pPr>
+        <w:pStyle w:val="ListNumber"/>
+        <w:numPr>
+          <w:ilvl w:val="0"/>
+          <w:numId w:val="52"/>
+        </w:numPr>
+      </w:pPr>
+      <w:r>
+        <w:t>Envía el reporte. La aplicación adjunta contexto técnico mínimo, como el apartado en el que estabas; nunca contraseñas.</w:t>
+      </w:r>
+    </w:p>
+    <w:tbl>
+      <w:tblPr>
+        <w:tblW w:type="auto" w:w="0"/>
+        <w:jc w:val="center"/>
+        <w:tblLayout w:type="fixed"/>
+        <w:tblLook w:firstColumn="1" w:firstRow="1" w:lastColumn="0" w:lastRow="0" w:noHBand="0" w:noVBand="1" w:val="04A0"/>
+      </w:tblPr>
+      <w:tblGrid>
+        <w:gridCol w:w="4819"/>
+        <w:gridCol w:w="4819"/>
+      </w:tblGrid>
+      <w:tr>
+        <w:trPr>
+          <w:cantSplit/>
+        </w:trPr>
+        <w:tc>
+          <w:tcPr>
+            <w:tcW w:type="dxa" w:w="172"/>
+            <w:shd w:fill="157A54"/>
+            <w:tcMar>
+              <w:top w:w="100" w:type="dxa"/>
+              <w:start w:w="0" w:type="dxa"/>
+              <w:bottom w:w="100" w:type="dxa"/>
+              <w:end w:w="0" w:type="dxa"/>
+            </w:tcMar>
+          </w:tcPr>
+          <w:p>
+            <w:pPr>
+              <w:spacing w:after="0"/>
+            </w:pPr>
+          </w:p>
+        </w:tc>
+        <w:tc>
+          <w:tcPr>
+            <w:tcW w:type="dxa" w:w="8856"/>
+            <w:shd w:fill="E5F0EA"/>
+            <w:tcMar>
+              <w:top w:w="120" w:type="dxa"/>
+              <w:start w:w="180" w:type="dxa"/>
+              <w:bottom w:w="120" w:type="dxa"/>
+              <w:end w:w="180" w:type="dxa"/>
+            </w:tcMar>
+          </w:tcPr>
+          <w:p>
+            <w:pPr>
+              <w:spacing w:after="40"/>
+            </w:pPr>
+            <w:r>
+              <w:rPr>
+                <w:rFonts w:ascii="Arial Narrow" w:hAnsi="Arial Narrow"/>
+                <w:b/>
+                <w:color w:val="157A54"/>
+                <w:sz w:val="18"/>
+              </w:rPr>
+              <w:t>RESULTADO ESPERADO</w:t>
+            </w:r>
+          </w:p>
+          <w:p>
+            <w:pPr>
+              <w:spacing w:after="0"/>
+            </w:pPr>
+            <w:r>
+              <w:rPr>
+                <w:rFonts w:ascii="Arial" w:hAnsi="Arial"/>
+                <w:color w:val="1C1A17"/>
+                <w:sz w:val="18"/>
+              </w:rPr>
+              <w:t>El reporte queda registrado y puede revisarse y responderse de forma ordenada.</w:t>
+            </w:r>
+          </w:p>
+        </w:tc>
+      </w:tr>
+    </w:tbl>
+    <w:tbl>
+      <w:tblPr>
+        <w:tblW w:type="auto" w:w="0"/>
+        <w:jc w:val="center"/>
+        <w:tblLayout w:type="fixed"/>
+        <w:tblLook w:firstColumn="1" w:firstRow="1" w:lastColumn="0" w:lastRow="0" w:noHBand="0" w:noVBand="1" w:val="04A0"/>
+      </w:tblPr>
+      <w:tblGrid>
+        <w:gridCol w:w="4819"/>
+        <w:gridCol w:w="4819"/>
+      </w:tblGrid>
+      <w:tr>
+        <w:trPr>
+          <w:cantSplit/>
+        </w:trPr>
+        <w:tc>
+          <w:tcPr>
+            <w:tcW w:type="dxa" w:w="172"/>
+            <w:shd w:fill="9A6817"/>
+            <w:tcMar>
+              <w:top w:w="100" w:type="dxa"/>
+              <w:start w:w="0" w:type="dxa"/>
+              <w:bottom w:w="100" w:type="dxa"/>
+              <w:end w:w="0" w:type="dxa"/>
+            </w:tcMar>
+          </w:tcPr>
+          <w:p>
+            <w:pPr>
+              <w:spacing w:after="0"/>
+            </w:pPr>
+          </w:p>
+        </w:tc>
+        <w:tc>
+          <w:tcPr>
+            <w:tcW w:type="dxa" w:w="8856"/>
+            <w:shd w:fill="F5EBD8"/>
+            <w:tcMar>
+              <w:top w:w="120" w:type="dxa"/>
+              <w:start w:w="180" w:type="dxa"/>
+              <w:bottom w:w="120" w:type="dxa"/>
+              <w:end w:w="180" w:type="dxa"/>
+            </w:tcMar>
+          </w:tcPr>
+          <w:p>
+            <w:pPr>
+              <w:spacing w:after="40"/>
+            </w:pPr>
+            <w:r>
+              <w:rPr>
+                <w:rFonts w:ascii="Arial Narrow" w:hAnsi="Arial Narrow"/>
+                <w:b/>
+                <w:color w:val="9A6817"/>
+                <w:sz w:val="18"/>
+              </w:rPr>
+              <w:t>CAPTURA PENDIENTE</w:t>
+            </w:r>
+          </w:p>
+          <w:p>
+            <w:pPr>
+              <w:spacing w:after="0"/>
+            </w:pPr>
+            <w:r>
+              <w:rPr>
+                <w:rFonts w:ascii="Arial" w:hAnsi="Arial"/>
+                <w:color w:val="1C1A17"/>
+                <w:sz w:val="18"/>
+              </w:rPr>
+              <w:t>Sustituye este recuadro por una captura de pantalla que muestre: el formulario de reporte abierto dentro de la aplicación. Antes de insertarla, difumina o recorta cualquier dato personal real.</w:t>
+            </w:r>
+          </w:p>
+        </w:tc>
+      </w:tr>
+    </w:tbl>
+    <w:p>
+      <w:r>
+        <w:rPr>
+          <w:i/>
+          <w:color w:val="6B665C"/>
+          <w:sz w:val="18"/>
+        </w:rPr>
+        <w:t>Figura 16 · Formulario de reporte dentro de la aplicación.</w:t>
+      </w:r>
+    </w:p>
+    <w:tbl>
+      <w:tblPr>
+        <w:tblW w:type="auto" w:w="0"/>
+        <w:jc w:val="center"/>
+        <w:tblLayout w:type="fixed"/>
+        <w:tblLook w:firstColumn="1" w:firstRow="1" w:lastColumn="0" w:lastRow="0" w:noHBand="0" w:noVBand="1" w:val="04A0"/>
+      </w:tblPr>
+      <w:tblGrid>
+        <w:gridCol w:w="4819"/>
+        <w:gridCol w:w="4819"/>
+      </w:tblGrid>
+      <w:tr>
+        <w:trPr>
+          <w:cantSplit/>
+        </w:trPr>
+        <w:tc>
+          <w:tcPr>
+            <w:tcW w:type="dxa" w:w="172"/>
+            <w:shd w:fill="9A6817"/>
+            <w:tcMar>
+              <w:top w:w="100" w:type="dxa"/>
+              <w:start w:w="0" w:type="dxa"/>
+              <w:bottom w:w="100" w:type="dxa"/>
+              <w:end w:w="0" w:type="dxa"/>
+            </w:tcMar>
+          </w:tcPr>
+          <w:p>
+            <w:pPr>
+              <w:spacing w:after="0"/>
+            </w:pPr>
+          </w:p>
+        </w:tc>
+        <w:tc>
+          <w:tcPr>
+            <w:tcW w:type="dxa" w:w="8856"/>
+            <w:shd w:fill="F5EBD8"/>
+            <w:tcMar>
+              <w:top w:w="120" w:type="dxa"/>
+              <w:start w:w="180" w:type="dxa"/>
+              <w:bottom w:w="120" w:type="dxa"/>
+              <w:end w:w="180" w:type="dxa"/>
+            </w:tcMar>
+          </w:tcPr>
+          <w:p>
+            <w:pPr>
+              <w:spacing w:after="40"/>
+            </w:pPr>
+            <w:r>
+              <w:rPr>
+                <w:rFonts w:ascii="Arial Narrow" w:hAnsi="Arial Narrow"/>
+                <w:b/>
+                <w:color w:val="9A6817"/>
+                <w:sz w:val="18"/>
+              </w:rPr>
+              <w:t>TEN EN CUENTA</w:t>
+            </w:r>
+          </w:p>
+          <w:p>
+            <w:pPr>
+              <w:spacing w:after="0"/>
+            </w:pPr>
+            <w:r>
+              <w:rPr>
+                <w:rFonts w:ascii="Arial" w:hAnsi="Arial"/>
+                <w:color w:val="1C1A17"/>
+                <w:sz w:val="18"/>
+              </w:rPr>
+              <w:t>Para una incidencia urgente que impida operar, usa además el canal directo del club.</w:t>
+            </w:r>
+          </w:p>
+        </w:tc>
+      </w:tr>
+    </w:tbl>
+    <w:p>
+      <w:pPr>
+        <w:pStyle w:val="Heading2"/>
+      </w:pPr>
+      <w:r>
         <w:t>Cómo comunicar una incidencia</w:t>
       </w:r>
     </w:p>
@@ -13891,6 +18261,1110 @@
           </w:p>
         </w:tc>
       </w:tr>
+      <w:tr>
+        <w:trPr>
+          <w:cantSplit/>
+        </w:trPr>
+        <w:tc>
+          <w:tcPr>
+            <w:tcW w:type="dxa" w:w="2232"/>
+            <w:tcMar>
+              <w:top w:w="85" w:type="dxa"/>
+              <w:start w:w="100" w:type="dxa"/>
+              <w:bottom w:w="85" w:type="dxa"/>
+              <w:end w:w="100" w:type="dxa"/>
+            </w:tcMar>
+            <w:shd w:fill="F6F3ED"/>
+            <w:vAlign w:val="top"/>
+          </w:tcPr>
+          <w:p>
+            <w:pPr>
+              <w:spacing w:after="0"/>
+            </w:pPr>
+            <w:r>
+              <w:rPr>
+                <w:rFonts w:ascii="Arial" w:hAnsi="Arial"/>
+                <w:color w:val="1C1A17"/>
+                <w:sz w:val="16"/>
+              </w:rPr>
+              <w:t>Reagendar</w:t>
+            </w:r>
+          </w:p>
+        </w:tc>
+        <w:tc>
+          <w:tcPr>
+            <w:tcW w:type="dxa" w:w="6796"/>
+            <w:tcMar>
+              <w:top w:w="85" w:type="dxa"/>
+              <w:start w:w="100" w:type="dxa"/>
+              <w:bottom w:w="85" w:type="dxa"/>
+              <w:end w:w="100" w:type="dxa"/>
+            </w:tcMar>
+            <w:shd w:fill="F6F3ED"/>
+            <w:vAlign w:val="top"/>
+          </w:tcPr>
+          <w:p>
+            <w:pPr>
+              <w:spacing w:after="0"/>
+            </w:pPr>
+            <w:r>
+              <w:rPr>
+                <w:rFonts w:ascii="Arial" w:hAnsi="Arial"/>
+                <w:color w:val="1C1A17"/>
+                <w:sz w:val="16"/>
+              </w:rPr>
+              <w:t>Mover una reserva existente a otra fecha u hora conservando su historial.</w:t>
+            </w:r>
+          </w:p>
+        </w:tc>
+      </w:tr>
+      <w:tr>
+        <w:trPr>
+          <w:cantSplit/>
+        </w:trPr>
+        <w:tc>
+          <w:tcPr>
+            <w:tcW w:type="dxa" w:w="2232"/>
+            <w:tcMar>
+              <w:top w:w="85" w:type="dxa"/>
+              <w:start w:w="100" w:type="dxa"/>
+              <w:bottom w:w="85" w:type="dxa"/>
+              <w:end w:w="100" w:type="dxa"/>
+            </w:tcMar>
+            <w:shd w:fill="F6F3ED"/>
+            <w:vAlign w:val="top"/>
+          </w:tcPr>
+          <w:p>
+            <w:pPr>
+              <w:spacing w:after="0"/>
+            </w:pPr>
+            <w:r>
+              <w:rPr>
+                <w:rFonts w:ascii="Arial" w:hAnsi="Arial"/>
+                <w:color w:val="1C1A17"/>
+                <w:sz w:val="16"/>
+              </w:rPr>
+              <w:t>PWA</w:t>
+            </w:r>
+          </w:p>
+        </w:tc>
+        <w:tc>
+          <w:tcPr>
+            <w:tcW w:type="dxa" w:w="6796"/>
+            <w:tcMar>
+              <w:top w:w="85" w:type="dxa"/>
+              <w:start w:w="100" w:type="dxa"/>
+              <w:bottom w:w="85" w:type="dxa"/>
+              <w:end w:w="100" w:type="dxa"/>
+            </w:tcMar>
+            <w:shd w:fill="F6F3ED"/>
+            <w:vAlign w:val="top"/>
+          </w:tcPr>
+          <w:p>
+            <w:pPr>
+              <w:spacing w:after="0"/>
+            </w:pPr>
+            <w:r>
+              <w:rPr>
+                <w:rFonts w:ascii="Arial" w:hAnsi="Arial"/>
+                <w:color w:val="1C1A17"/>
+                <w:sz w:val="16"/>
+              </w:rPr>
+              <w:t>Aplicación web que puede instalarse desde el navegador, sin tienda de aplicaciones.</w:t>
+            </w:r>
+          </w:p>
+        </w:tc>
+      </w:tr>
+    </w:tbl>
+    <w:p>
+      <w:pPr>
+        <w:pStyle w:val="Heading2"/>
+      </w:pPr>
+      <w:r>
+        <w:t>Anexo: capturas pendientes de insertar</w:t>
+      </w:r>
+    </w:p>
+    <w:p>
+      <w:r>
+        <w:t>El manual contiene 16 marcadores «Captura pendiente». Esta lista resume qué debe mostrar cada una. Al insertar la captura real, elimina el recuadro del marcador y conserva el pie de figura.</w:t>
+      </w:r>
+    </w:p>
+    <w:tbl>
+      <w:tblPr>
+        <w:tblW w:type="auto" w:w="0"/>
+        <w:jc w:val="center"/>
+        <w:tblLayout w:type="fixed"/>
+        <w:tblLook w:firstColumn="1" w:firstRow="1" w:lastColumn="0" w:lastRow="0" w:noHBand="0" w:noVBand="1" w:val="04A0"/>
+      </w:tblPr>
+      <w:tblGrid>
+        <w:gridCol w:w="4819"/>
+        <w:gridCol w:w="4819"/>
+      </w:tblGrid>
+      <w:tr>
+        <w:trPr>
+          <w:tblHeader w:val="true"/>
+        </w:trPr>
+        <w:tc>
+          <w:tcPr>
+            <w:tcW w:type="dxa" w:w="2232"/>
+            <w:shd w:fill="1C1A17"/>
+            <w:tcMar>
+              <w:top w:w="100" w:type="dxa"/>
+              <w:start w:w="100" w:type="dxa"/>
+              <w:bottom w:w="100" w:type="dxa"/>
+              <w:end w:w="100" w:type="dxa"/>
+            </w:tcMar>
+            <w:vAlign w:val="center"/>
+          </w:tcPr>
+          <w:p>
+            <w:r>
+              <w:rPr>
+                <w:rFonts w:ascii="Arial Narrow" w:hAnsi="Arial Narrow"/>
+                <w:b/>
+                <w:color w:val="FFFFFF"/>
+                <w:sz w:val="17"/>
+              </w:rPr>
+              <w:t>Figura</w:t>
+            </w:r>
+          </w:p>
+        </w:tc>
+        <w:tc>
+          <w:tcPr>
+            <w:tcW w:type="dxa" w:w="6796"/>
+            <w:shd w:fill="1C1A17"/>
+            <w:tcMar>
+              <w:top w:w="100" w:type="dxa"/>
+              <w:start w:w="100" w:type="dxa"/>
+              <w:bottom w:w="100" w:type="dxa"/>
+              <w:end w:w="100" w:type="dxa"/>
+            </w:tcMar>
+            <w:vAlign w:val="center"/>
+          </w:tcPr>
+          <w:p>
+            <w:r>
+              <w:rPr>
+                <w:rFonts w:ascii="Arial Narrow" w:hAnsi="Arial Narrow"/>
+                <w:b/>
+                <w:color w:val="FFFFFF"/>
+                <w:sz w:val="17"/>
+              </w:rPr>
+              <w:t>Qué debe mostrar</w:t>
+            </w:r>
+          </w:p>
+        </w:tc>
+      </w:tr>
+      <w:tr>
+        <w:trPr>
+          <w:cantSplit/>
+        </w:trPr>
+        <w:tc>
+          <w:tcPr>
+            <w:tcW w:type="dxa" w:w="2232"/>
+            <w:tcMar>
+              <w:top w:w="85" w:type="dxa"/>
+              <w:start w:w="100" w:type="dxa"/>
+              <w:bottom w:w="85" w:type="dxa"/>
+              <w:end w:w="100" w:type="dxa"/>
+            </w:tcMar>
+            <w:shd w:fill="FFFFFF"/>
+            <w:vAlign w:val="top"/>
+          </w:tcPr>
+          <w:p>
+            <w:pPr>
+              <w:spacing w:after="0"/>
+            </w:pPr>
+            <w:r>
+              <w:rPr>
+                <w:rFonts w:ascii="Arial" w:hAnsi="Arial"/>
+                <w:color w:val="1C1A17"/>
+                <w:sz w:val="16"/>
+              </w:rPr>
+              <w:t>Figura 1</w:t>
+            </w:r>
+          </w:p>
+        </w:tc>
+        <w:tc>
+          <w:tcPr>
+            <w:tcW w:type="dxa" w:w="6796"/>
+            <w:tcMar>
+              <w:top w:w="85" w:type="dxa"/>
+              <w:start w:w="100" w:type="dxa"/>
+              <w:bottom w:w="85" w:type="dxa"/>
+              <w:end w:w="100" w:type="dxa"/>
+            </w:tcMar>
+            <w:shd w:fill="FFFFFF"/>
+            <w:vAlign w:val="top"/>
+          </w:tcPr>
+          <w:p>
+            <w:pPr>
+              <w:spacing w:after="0"/>
+            </w:pPr>
+            <w:r>
+              <w:rPr>
+                <w:rFonts w:ascii="Arial" w:hAnsi="Arial"/>
+                <w:color w:val="1C1A17"/>
+                <w:sz w:val="16"/>
+              </w:rPr>
+              <w:t>Pantalla de acceso a PadelClub OS.</w:t>
+            </w:r>
+          </w:p>
+        </w:tc>
+      </w:tr>
+      <w:tr>
+        <w:trPr>
+          <w:cantSplit/>
+        </w:trPr>
+        <w:tc>
+          <w:tcPr>
+            <w:tcW w:type="dxa" w:w="2232"/>
+            <w:tcMar>
+              <w:top w:w="85" w:type="dxa"/>
+              <w:start w:w="100" w:type="dxa"/>
+              <w:bottom w:w="85" w:type="dxa"/>
+              <w:end w:w="100" w:type="dxa"/>
+            </w:tcMar>
+            <w:shd w:fill="F6F3ED"/>
+            <w:vAlign w:val="top"/>
+          </w:tcPr>
+          <w:p>
+            <w:pPr>
+              <w:spacing w:after="0"/>
+            </w:pPr>
+            <w:r>
+              <w:rPr>
+                <w:rFonts w:ascii="Arial" w:hAnsi="Arial"/>
+                <w:color w:val="1C1A17"/>
+                <w:sz w:val="16"/>
+              </w:rPr>
+              <w:t>Figura 2</w:t>
+            </w:r>
+          </w:p>
+        </w:tc>
+        <w:tc>
+          <w:tcPr>
+            <w:tcW w:type="dxa" w:w="6796"/>
+            <w:tcMar>
+              <w:top w:w="85" w:type="dxa"/>
+              <w:start w:w="100" w:type="dxa"/>
+              <w:bottom w:w="85" w:type="dxa"/>
+              <w:end w:w="100" w:type="dxa"/>
+            </w:tcMar>
+            <w:shd w:fill="F6F3ED"/>
+            <w:vAlign w:val="top"/>
+          </w:tcPr>
+          <w:p>
+            <w:pPr>
+              <w:spacing w:after="0"/>
+            </w:pPr>
+            <w:r>
+              <w:rPr>
+                <w:rFonts w:ascii="Arial" w:hAnsi="Arial"/>
+                <w:color w:val="1C1A17"/>
+                <w:sz w:val="16"/>
+              </w:rPr>
+              <w:t>Panel de administración con la navegación agrupada.</w:t>
+            </w:r>
+          </w:p>
+        </w:tc>
+      </w:tr>
+      <w:tr>
+        <w:trPr>
+          <w:cantSplit/>
+        </w:trPr>
+        <w:tc>
+          <w:tcPr>
+            <w:tcW w:type="dxa" w:w="2232"/>
+            <w:tcMar>
+              <w:top w:w="85" w:type="dxa"/>
+              <w:start w:w="100" w:type="dxa"/>
+              <w:bottom w:w="85" w:type="dxa"/>
+              <w:end w:w="100" w:type="dxa"/>
+            </w:tcMar>
+            <w:shd w:fill="FFFFFF"/>
+            <w:vAlign w:val="top"/>
+          </w:tcPr>
+          <w:p>
+            <w:pPr>
+              <w:spacing w:after="0"/>
+            </w:pPr>
+            <w:r>
+              <w:rPr>
+                <w:rFonts w:ascii="Arial" w:hAnsi="Arial"/>
+                <w:color w:val="1C1A17"/>
+                <w:sz w:val="16"/>
+              </w:rPr>
+              <w:t>Figura 3</w:t>
+            </w:r>
+          </w:p>
+        </w:tc>
+        <w:tc>
+          <w:tcPr>
+            <w:tcW w:type="dxa" w:w="6796"/>
+            <w:tcMar>
+              <w:top w:w="85" w:type="dxa"/>
+              <w:start w:w="100" w:type="dxa"/>
+              <w:bottom w:w="85" w:type="dxa"/>
+              <w:end w:w="100" w:type="dxa"/>
+            </w:tcMar>
+            <w:shd w:fill="FFFFFF"/>
+            <w:vAlign w:val="top"/>
+          </w:tcPr>
+          <w:p>
+            <w:pPr>
+              <w:spacing w:after="0"/>
+            </w:pPr>
+            <w:r>
+              <w:rPr>
+                <w:rFonts w:ascii="Arial" w:hAnsi="Arial"/>
+                <w:color w:val="1C1A17"/>
+                <w:sz w:val="16"/>
+              </w:rPr>
+              <w:t>Ajustes del club en el panel de administración.</w:t>
+            </w:r>
+          </w:p>
+        </w:tc>
+      </w:tr>
+      <w:tr>
+        <w:trPr>
+          <w:cantSplit/>
+        </w:trPr>
+        <w:tc>
+          <w:tcPr>
+            <w:tcW w:type="dxa" w:w="2232"/>
+            <w:tcMar>
+              <w:top w:w="85" w:type="dxa"/>
+              <w:start w:w="100" w:type="dxa"/>
+              <w:bottom w:w="85" w:type="dxa"/>
+              <w:end w:w="100" w:type="dxa"/>
+            </w:tcMar>
+            <w:shd w:fill="F6F3ED"/>
+            <w:vAlign w:val="top"/>
+          </w:tcPr>
+          <w:p>
+            <w:pPr>
+              <w:spacing w:after="0"/>
+            </w:pPr>
+            <w:r>
+              <w:rPr>
+                <w:rFonts w:ascii="Arial" w:hAnsi="Arial"/>
+                <w:color w:val="1C1A17"/>
+                <w:sz w:val="16"/>
+              </w:rPr>
+              <w:t>Figura 4</w:t>
+            </w:r>
+          </w:p>
+        </w:tc>
+        <w:tc>
+          <w:tcPr>
+            <w:tcW w:type="dxa" w:w="6796"/>
+            <w:tcMar>
+              <w:top w:w="85" w:type="dxa"/>
+              <w:start w:w="100" w:type="dxa"/>
+              <w:bottom w:w="85" w:type="dxa"/>
+              <w:end w:w="100" w:type="dxa"/>
+            </w:tcMar>
+            <w:shd w:fill="F6F3ED"/>
+            <w:vAlign w:val="top"/>
+          </w:tcPr>
+          <w:p>
+            <w:pPr>
+              <w:spacing w:after="0"/>
+            </w:pPr>
+            <w:r>
+              <w:rPr>
+                <w:rFonts w:ascii="Arial" w:hAnsi="Arial"/>
+                <w:color w:val="1C1A17"/>
+                <w:sz w:val="16"/>
+              </w:rPr>
+              <w:t>Configuración de precios por día y franja horaria de una pista.</w:t>
+            </w:r>
+          </w:p>
+        </w:tc>
+      </w:tr>
+      <w:tr>
+        <w:trPr>
+          <w:cantSplit/>
+        </w:trPr>
+        <w:tc>
+          <w:tcPr>
+            <w:tcW w:type="dxa" w:w="2232"/>
+            <w:tcMar>
+              <w:top w:w="85" w:type="dxa"/>
+              <w:start w:w="100" w:type="dxa"/>
+              <w:bottom w:w="85" w:type="dxa"/>
+              <w:end w:w="100" w:type="dxa"/>
+            </w:tcMar>
+            <w:shd w:fill="FFFFFF"/>
+            <w:vAlign w:val="top"/>
+          </w:tcPr>
+          <w:p>
+            <w:pPr>
+              <w:spacing w:after="0"/>
+            </w:pPr>
+            <w:r>
+              <w:rPr>
+                <w:rFonts w:ascii="Arial" w:hAnsi="Arial"/>
+                <w:color w:val="1C1A17"/>
+                <w:sz w:val="16"/>
+              </w:rPr>
+              <w:t>Figura 5</w:t>
+            </w:r>
+          </w:p>
+        </w:tc>
+        <w:tc>
+          <w:tcPr>
+            <w:tcW w:type="dxa" w:w="6796"/>
+            <w:tcMar>
+              <w:top w:w="85" w:type="dxa"/>
+              <w:start w:w="100" w:type="dxa"/>
+              <w:bottom w:w="85" w:type="dxa"/>
+              <w:end w:w="100" w:type="dxa"/>
+            </w:tcMar>
+            <w:shd w:fill="FFFFFF"/>
+            <w:vAlign w:val="top"/>
+          </w:tcPr>
+          <w:p>
+            <w:pPr>
+              <w:spacing w:after="0"/>
+            </w:pPr>
+            <w:r>
+              <w:rPr>
+                <w:rFonts w:ascii="Arial" w:hAnsi="Arial"/>
+                <w:color w:val="1C1A17"/>
+                <w:sz w:val="16"/>
+              </w:rPr>
+              <w:t>Importación de datos con vista previa y validación por filas.</w:t>
+            </w:r>
+          </w:p>
+        </w:tc>
+      </w:tr>
+      <w:tr>
+        <w:trPr>
+          <w:cantSplit/>
+        </w:trPr>
+        <w:tc>
+          <w:tcPr>
+            <w:tcW w:type="dxa" w:w="2232"/>
+            <w:tcMar>
+              <w:top w:w="85" w:type="dxa"/>
+              <w:start w:w="100" w:type="dxa"/>
+              <w:bottom w:w="85" w:type="dxa"/>
+              <w:end w:w="100" w:type="dxa"/>
+            </w:tcMar>
+            <w:shd w:fill="FFFFFF"/>
+            <w:vAlign w:val="top"/>
+          </w:tcPr>
+          <w:p>
+            <w:pPr>
+              <w:spacing w:after="0"/>
+            </w:pPr>
+            <w:r>
+              <w:rPr>
+                <w:rFonts w:ascii="Arial" w:hAnsi="Arial"/>
+                <w:color w:val="1C1A17"/>
+                <w:sz w:val="16"/>
+              </w:rPr>
+              <w:t>Figura 6</w:t>
+            </w:r>
+          </w:p>
+        </w:tc>
+        <w:tc>
+          <w:tcPr>
+            <w:tcW w:type="dxa" w:w="6796"/>
+            <w:tcMar>
+              <w:top w:w="85" w:type="dxa"/>
+              <w:start w:w="100" w:type="dxa"/>
+              <w:bottom w:w="85" w:type="dxa"/>
+              <w:end w:w="100" w:type="dxa"/>
+            </w:tcMar>
+            <w:shd w:fill="FFFFFF"/>
+            <w:vAlign w:val="top"/>
+          </w:tcPr>
+          <w:p>
+            <w:pPr>
+              <w:spacing w:after="0"/>
+            </w:pPr>
+            <w:r>
+              <w:rPr>
+                <w:rFonts w:ascii="Arial" w:hAnsi="Arial"/>
+                <w:color w:val="1C1A17"/>
+                <w:sz w:val="16"/>
+              </w:rPr>
+              <w:t>Panel de inicio con la agenda del día.</w:t>
+            </w:r>
+          </w:p>
+        </w:tc>
+      </w:tr>
+      <w:tr>
+        <w:trPr>
+          <w:cantSplit/>
+        </w:trPr>
+        <w:tc>
+          <w:tcPr>
+            <w:tcW w:type="dxa" w:w="2232"/>
+            <w:tcMar>
+              <w:top w:w="85" w:type="dxa"/>
+              <w:start w:w="100" w:type="dxa"/>
+              <w:bottom w:w="85" w:type="dxa"/>
+              <w:end w:w="100" w:type="dxa"/>
+            </w:tcMar>
+            <w:shd w:fill="FFFFFF"/>
+            <w:vAlign w:val="top"/>
+          </w:tcPr>
+          <w:p>
+            <w:pPr>
+              <w:spacing w:after="0"/>
+            </w:pPr>
+            <w:r>
+              <w:rPr>
+                <w:rFonts w:ascii="Arial" w:hAnsi="Arial"/>
+                <w:color w:val="1C1A17"/>
+                <w:sz w:val="16"/>
+              </w:rPr>
+              <w:t>Figura 7</w:t>
+            </w:r>
+          </w:p>
+        </w:tc>
+        <w:tc>
+          <w:tcPr>
+            <w:tcW w:type="dxa" w:w="6796"/>
+            <w:tcMar>
+              <w:top w:w="85" w:type="dxa"/>
+              <w:start w:w="100" w:type="dxa"/>
+              <w:bottom w:w="85" w:type="dxa"/>
+              <w:end w:w="100" w:type="dxa"/>
+            </w:tcMar>
+            <w:shd w:fill="FFFFFF"/>
+            <w:vAlign w:val="top"/>
+          </w:tcPr>
+          <w:p>
+            <w:pPr>
+              <w:spacing w:after="0"/>
+            </w:pPr>
+            <w:r>
+              <w:rPr>
+                <w:rFonts w:ascii="Arial" w:hAnsi="Arial"/>
+                <w:color w:val="1C1A17"/>
+                <w:sz w:val="16"/>
+              </w:rPr>
+              <w:t>Gestión de reservas recurrentes.</w:t>
+            </w:r>
+          </w:p>
+        </w:tc>
+      </w:tr>
+      <w:tr>
+        <w:trPr>
+          <w:cantSplit/>
+        </w:trPr>
+        <w:tc>
+          <w:tcPr>
+            <w:tcW w:type="dxa" w:w="2232"/>
+            <w:tcMar>
+              <w:top w:w="85" w:type="dxa"/>
+              <w:start w:w="100" w:type="dxa"/>
+              <w:bottom w:w="85" w:type="dxa"/>
+              <w:end w:w="100" w:type="dxa"/>
+            </w:tcMar>
+            <w:shd w:fill="FFFFFF"/>
+            <w:vAlign w:val="top"/>
+          </w:tcPr>
+          <w:p>
+            <w:pPr>
+              <w:spacing w:after="0"/>
+            </w:pPr>
+            <w:r>
+              <w:rPr>
+                <w:rFonts w:ascii="Arial" w:hAnsi="Arial"/>
+                <w:color w:val="1C1A17"/>
+                <w:sz w:val="16"/>
+              </w:rPr>
+              <w:t>Figura 8</w:t>
+            </w:r>
+          </w:p>
+        </w:tc>
+        <w:tc>
+          <w:tcPr>
+            <w:tcW w:type="dxa" w:w="6796"/>
+            <w:tcMar>
+              <w:top w:w="85" w:type="dxa"/>
+              <w:start w:w="100" w:type="dxa"/>
+              <w:bottom w:w="85" w:type="dxa"/>
+              <w:end w:w="100" w:type="dxa"/>
+            </w:tcMar>
+            <w:shd w:fill="FFFFFF"/>
+            <w:vAlign w:val="top"/>
+          </w:tcPr>
+          <w:p>
+            <w:pPr>
+              <w:spacing w:after="0"/>
+            </w:pPr>
+            <w:r>
+              <w:rPr>
+                <w:rFonts w:ascii="Arial" w:hAnsi="Arial"/>
+                <w:color w:val="1C1A17"/>
+                <w:sz w:val="16"/>
+              </w:rPr>
+              <w:t>Detalle de una reserva con el desglose de pagos por jugador.</w:t>
+            </w:r>
+          </w:p>
+        </w:tc>
+      </w:tr>
+      <w:tr>
+        <w:trPr>
+          <w:cantSplit/>
+        </w:trPr>
+        <w:tc>
+          <w:tcPr>
+            <w:tcW w:type="dxa" w:w="2232"/>
+            <w:tcMar>
+              <w:top w:w="85" w:type="dxa"/>
+              <w:start w:w="100" w:type="dxa"/>
+              <w:bottom w:w="85" w:type="dxa"/>
+              <w:end w:w="100" w:type="dxa"/>
+            </w:tcMar>
+            <w:shd w:fill="FFFFFF"/>
+            <w:vAlign w:val="top"/>
+          </w:tcPr>
+          <w:p>
+            <w:pPr>
+              <w:spacing w:after="0"/>
+            </w:pPr>
+            <w:r>
+              <w:rPr>
+                <w:rFonts w:ascii="Arial" w:hAnsi="Arial"/>
+                <w:color w:val="1C1A17"/>
+                <w:sz w:val="16"/>
+              </w:rPr>
+              <w:t>Figura 9</w:t>
+            </w:r>
+          </w:p>
+        </w:tc>
+        <w:tc>
+          <w:tcPr>
+            <w:tcW w:type="dxa" w:w="6796"/>
+            <w:tcMar>
+              <w:top w:w="85" w:type="dxa"/>
+              <w:start w:w="100" w:type="dxa"/>
+              <w:bottom w:w="85" w:type="dxa"/>
+              <w:end w:w="100" w:type="dxa"/>
+            </w:tcMar>
+            <w:shd w:fill="FFFFFF"/>
+            <w:vAlign w:val="top"/>
+          </w:tcPr>
+          <w:p>
+            <w:pPr>
+              <w:spacing w:after="0"/>
+            </w:pPr>
+            <w:r>
+              <w:rPr>
+                <w:rFonts w:ascii="Arial" w:hAnsi="Arial"/>
+                <w:color w:val="1C1A17"/>
+                <w:sz w:val="16"/>
+              </w:rPr>
+              <w:t>Competición con clasificación actualizada.</w:t>
+            </w:r>
+          </w:p>
+        </w:tc>
+      </w:tr>
+      <w:tr>
+        <w:trPr>
+          <w:cantSplit/>
+        </w:trPr>
+        <w:tc>
+          <w:tcPr>
+            <w:tcW w:type="dxa" w:w="2232"/>
+            <w:tcMar>
+              <w:top w:w="85" w:type="dxa"/>
+              <w:start w:w="100" w:type="dxa"/>
+              <w:bottom w:w="85" w:type="dxa"/>
+              <w:end w:w="100" w:type="dxa"/>
+            </w:tcMar>
+            <w:shd w:fill="FFFFFF"/>
+            <w:vAlign w:val="top"/>
+          </w:tcPr>
+          <w:p>
+            <w:pPr>
+              <w:spacing w:after="0"/>
+            </w:pPr>
+            <w:r>
+              <w:rPr>
+                <w:rFonts w:ascii="Arial" w:hAnsi="Arial"/>
+                <w:color w:val="1C1A17"/>
+                <w:sz w:val="16"/>
+              </w:rPr>
+              <w:t>Figura 10</w:t>
+            </w:r>
+          </w:p>
+        </w:tc>
+        <w:tc>
+          <w:tcPr>
+            <w:tcW w:type="dxa" w:w="6796"/>
+            <w:tcMar>
+              <w:top w:w="85" w:type="dxa"/>
+              <w:start w:w="100" w:type="dxa"/>
+              <w:bottom w:w="85" w:type="dxa"/>
+              <w:end w:w="100" w:type="dxa"/>
+            </w:tcMar>
+            <w:shd w:fill="FFFFFF"/>
+            <w:vAlign w:val="top"/>
+          </w:tcPr>
+          <w:p>
+            <w:pPr>
+              <w:spacing w:after="0"/>
+            </w:pPr>
+            <w:r>
+              <w:rPr>
+                <w:rFonts w:ascii="Arial" w:hAnsi="Arial"/>
+                <w:color w:val="1C1A17"/>
+                <w:sz w:val="16"/>
+              </w:rPr>
+              <w:t>Redacción de una comunicación con audiencia y canales.</w:t>
+            </w:r>
+          </w:p>
+        </w:tc>
+      </w:tr>
+      <w:tr>
+        <w:trPr>
+          <w:cantSplit/>
+        </w:trPr>
+        <w:tc>
+          <w:tcPr>
+            <w:tcW w:type="dxa" w:w="2232"/>
+            <w:tcMar>
+              <w:top w:w="85" w:type="dxa"/>
+              <w:start w:w="100" w:type="dxa"/>
+              <w:bottom w:w="85" w:type="dxa"/>
+              <w:end w:w="100" w:type="dxa"/>
+            </w:tcMar>
+            <w:shd w:fill="FFFFFF"/>
+            <w:vAlign w:val="top"/>
+          </w:tcPr>
+          <w:p>
+            <w:pPr>
+              <w:spacing w:after="0"/>
+            </w:pPr>
+            <w:r>
+              <w:rPr>
+                <w:rFonts w:ascii="Arial" w:hAnsi="Arial"/>
+                <w:color w:val="1C1A17"/>
+                <w:sz w:val="16"/>
+              </w:rPr>
+              <w:t>Figura 11</w:t>
+            </w:r>
+          </w:p>
+        </w:tc>
+        <w:tc>
+          <w:tcPr>
+            <w:tcW w:type="dxa" w:w="6796"/>
+            <w:tcMar>
+              <w:top w:w="85" w:type="dxa"/>
+              <w:start w:w="100" w:type="dxa"/>
+              <w:bottom w:w="85" w:type="dxa"/>
+              <w:end w:w="100" w:type="dxa"/>
+            </w:tcMar>
+            <w:shd w:fill="FFFFFF"/>
+            <w:vAlign w:val="top"/>
+          </w:tcPr>
+          <w:p>
+            <w:pPr>
+              <w:spacing w:after="0"/>
+            </w:pPr>
+            <w:r>
+              <w:rPr>
+                <w:rFonts w:ascii="Arial" w:hAnsi="Arial"/>
+                <w:color w:val="1C1A17"/>
+                <w:sz w:val="16"/>
+              </w:rPr>
+              <w:t>Panel de analíticas del club.</w:t>
+            </w:r>
+          </w:p>
+        </w:tc>
+      </w:tr>
+      <w:tr>
+        <w:trPr>
+          <w:cantSplit/>
+        </w:trPr>
+        <w:tc>
+          <w:tcPr>
+            <w:tcW w:type="dxa" w:w="2232"/>
+            <w:tcMar>
+              <w:top w:w="85" w:type="dxa"/>
+              <w:start w:w="100" w:type="dxa"/>
+              <w:bottom w:w="85" w:type="dxa"/>
+              <w:end w:w="100" w:type="dxa"/>
+            </w:tcMar>
+            <w:shd w:fill="FFFFFF"/>
+            <w:vAlign w:val="top"/>
+          </w:tcPr>
+          <w:p>
+            <w:pPr>
+              <w:spacing w:after="0"/>
+            </w:pPr>
+            <w:r>
+              <w:rPr>
+                <w:rFonts w:ascii="Arial" w:hAnsi="Arial"/>
+                <w:color w:val="1C1A17"/>
+                <w:sz w:val="16"/>
+              </w:rPr>
+              <w:t>Figura 12</w:t>
+            </w:r>
+          </w:p>
+        </w:tc>
+        <w:tc>
+          <w:tcPr>
+            <w:tcW w:type="dxa" w:w="6796"/>
+            <w:tcMar>
+              <w:top w:w="85" w:type="dxa"/>
+              <w:start w:w="100" w:type="dxa"/>
+              <w:bottom w:w="85" w:type="dxa"/>
+              <w:end w:w="100" w:type="dxa"/>
+            </w:tcMar>
+            <w:shd w:fill="FFFFFF"/>
+            <w:vAlign w:val="top"/>
+          </w:tcPr>
+          <w:p>
+            <w:pPr>
+              <w:spacing w:after="0"/>
+            </w:pPr>
+            <w:r>
+              <w:rPr>
+                <w:rFonts w:ascii="Arial" w:hAnsi="Arial"/>
+                <w:color w:val="1C1A17"/>
+                <w:sz w:val="16"/>
+              </w:rPr>
+              <w:t>Inicio del portal del jugador con la marca del club.</w:t>
+            </w:r>
+          </w:p>
+        </w:tc>
+      </w:tr>
+      <w:tr>
+        <w:trPr>
+          <w:cantSplit/>
+        </w:trPr>
+        <w:tc>
+          <w:tcPr>
+            <w:tcW w:type="dxa" w:w="2232"/>
+            <w:tcMar>
+              <w:top w:w="85" w:type="dxa"/>
+              <w:start w:w="100" w:type="dxa"/>
+              <w:bottom w:w="85" w:type="dxa"/>
+              <w:end w:w="100" w:type="dxa"/>
+            </w:tcMar>
+            <w:shd w:fill="FFFFFF"/>
+            <w:vAlign w:val="top"/>
+          </w:tcPr>
+          <w:p>
+            <w:pPr>
+              <w:spacing w:after="0"/>
+            </w:pPr>
+            <w:r>
+              <w:rPr>
+                <w:rFonts w:ascii="Arial" w:hAnsi="Arial"/>
+                <w:color w:val="1C1A17"/>
+                <w:sz w:val="16"/>
+              </w:rPr>
+              <w:t>Figura 13</w:t>
+            </w:r>
+          </w:p>
+        </w:tc>
+        <w:tc>
+          <w:tcPr>
+            <w:tcW w:type="dxa" w:w="6796"/>
+            <w:tcMar>
+              <w:top w:w="85" w:type="dxa"/>
+              <w:start w:w="100" w:type="dxa"/>
+              <w:bottom w:w="85" w:type="dxa"/>
+              <w:end w:w="100" w:type="dxa"/>
+            </w:tcMar>
+            <w:shd w:fill="FFFFFF"/>
+            <w:vAlign w:val="top"/>
+          </w:tcPr>
+          <w:p>
+            <w:pPr>
+              <w:spacing w:after="0"/>
+            </w:pPr>
+            <w:r>
+              <w:rPr>
+                <w:rFonts w:ascii="Arial" w:hAnsi="Arial"/>
+                <w:color w:val="1C1A17"/>
+                <w:sz w:val="16"/>
+              </w:rPr>
+              <w:t>Parrilla de reservas del portal del jugador.</w:t>
+            </w:r>
+          </w:p>
+        </w:tc>
+      </w:tr>
+      <w:tr>
+        <w:trPr>
+          <w:cantSplit/>
+        </w:trPr>
+        <w:tc>
+          <w:tcPr>
+            <w:tcW w:type="dxa" w:w="2232"/>
+            <w:tcMar>
+              <w:top w:w="85" w:type="dxa"/>
+              <w:start w:w="100" w:type="dxa"/>
+              <w:bottom w:w="85" w:type="dxa"/>
+              <w:end w:w="100" w:type="dxa"/>
+            </w:tcMar>
+            <w:shd w:fill="FFFFFF"/>
+            <w:vAlign w:val="top"/>
+          </w:tcPr>
+          <w:p>
+            <w:pPr>
+              <w:spacing w:after="0"/>
+            </w:pPr>
+            <w:r>
+              <w:rPr>
+                <w:rFonts w:ascii="Arial" w:hAnsi="Arial"/>
+                <w:color w:val="1C1A17"/>
+                <w:sz w:val="16"/>
+              </w:rPr>
+              <w:t>Figura 14</w:t>
+            </w:r>
+          </w:p>
+        </w:tc>
+        <w:tc>
+          <w:tcPr>
+            <w:tcW w:type="dxa" w:w="6796"/>
+            <w:tcMar>
+              <w:top w:w="85" w:type="dxa"/>
+              <w:start w:w="100" w:type="dxa"/>
+              <w:bottom w:w="85" w:type="dxa"/>
+              <w:end w:w="100" w:type="dxa"/>
+            </w:tcMar>
+            <w:shd w:fill="FFFFFF"/>
+            <w:vAlign w:val="top"/>
+          </w:tcPr>
+          <w:p>
+            <w:pPr>
+              <w:spacing w:after="0"/>
+            </w:pPr>
+            <w:r>
+              <w:rPr>
+                <w:rFonts w:ascii="Arial" w:hAnsi="Arial"/>
+                <w:color w:val="1C1A17"/>
+                <w:sz w:val="16"/>
+              </w:rPr>
+              <w:t>Partidas abiertas en el portal del jugador.</w:t>
+            </w:r>
+          </w:p>
+        </w:tc>
+      </w:tr>
+      <w:tr>
+        <w:trPr>
+          <w:cantSplit/>
+        </w:trPr>
+        <w:tc>
+          <w:tcPr>
+            <w:tcW w:type="dxa" w:w="2232"/>
+            <w:tcMar>
+              <w:top w:w="85" w:type="dxa"/>
+              <w:start w:w="100" w:type="dxa"/>
+              <w:bottom w:w="85" w:type="dxa"/>
+              <w:end w:w="100" w:type="dxa"/>
+            </w:tcMar>
+            <w:shd w:fill="FFFFFF"/>
+            <w:vAlign w:val="top"/>
+          </w:tcPr>
+          <w:p>
+            <w:pPr>
+              <w:spacing w:after="0"/>
+            </w:pPr>
+            <w:r>
+              <w:rPr>
+                <w:rFonts w:ascii="Arial" w:hAnsi="Arial"/>
+                <w:color w:val="1C1A17"/>
+                <w:sz w:val="16"/>
+              </w:rPr>
+              <w:t>Figura 15</w:t>
+            </w:r>
+          </w:p>
+        </w:tc>
+        <w:tc>
+          <w:tcPr>
+            <w:tcW w:type="dxa" w:w="6796"/>
+            <w:tcMar>
+              <w:top w:w="85" w:type="dxa"/>
+              <w:start w:w="100" w:type="dxa"/>
+              <w:bottom w:w="85" w:type="dxa"/>
+              <w:end w:w="100" w:type="dxa"/>
+            </w:tcMar>
+            <w:shd w:fill="FFFFFF"/>
+            <w:vAlign w:val="top"/>
+          </w:tcPr>
+          <w:p>
+            <w:pPr>
+              <w:spacing w:after="0"/>
+            </w:pPr>
+            <w:r>
+              <w:rPr>
+                <w:rFonts w:ascii="Arial" w:hAnsi="Arial"/>
+                <w:color w:val="1C1A17"/>
+                <w:sz w:val="16"/>
+              </w:rPr>
+              <w:t>Perfil del jugador con historial y acciones de reserva.</w:t>
+            </w:r>
+          </w:p>
+        </w:tc>
+      </w:tr>
+      <w:tr>
+        <w:trPr>
+          <w:cantSplit/>
+        </w:trPr>
+        <w:tc>
+          <w:tcPr>
+            <w:tcW w:type="dxa" w:w="2232"/>
+            <w:tcMar>
+              <w:top w:w="85" w:type="dxa"/>
+              <w:start w:w="100" w:type="dxa"/>
+              <w:bottom w:w="85" w:type="dxa"/>
+              <w:end w:w="100" w:type="dxa"/>
+            </w:tcMar>
+            <w:shd w:fill="FFFFFF"/>
+            <w:vAlign w:val="top"/>
+          </w:tcPr>
+          <w:p>
+            <w:pPr>
+              <w:spacing w:after="0"/>
+            </w:pPr>
+            <w:r>
+              <w:rPr>
+                <w:rFonts w:ascii="Arial" w:hAnsi="Arial"/>
+                <w:color w:val="1C1A17"/>
+                <w:sz w:val="16"/>
+              </w:rPr>
+              <w:t>Figura 16</w:t>
+            </w:r>
+          </w:p>
+        </w:tc>
+        <w:tc>
+          <w:tcPr>
+            <w:tcW w:type="dxa" w:w="6796"/>
+            <w:tcMar>
+              <w:top w:w="85" w:type="dxa"/>
+              <w:start w:w="100" w:type="dxa"/>
+              <w:bottom w:w="85" w:type="dxa"/>
+              <w:end w:w="100" w:type="dxa"/>
+            </w:tcMar>
+            <w:shd w:fill="FFFFFF"/>
+            <w:vAlign w:val="top"/>
+          </w:tcPr>
+          <w:p>
+            <w:pPr>
+              <w:spacing w:after="0"/>
+            </w:pPr>
+            <w:r>
+              <w:rPr>
+                <w:rFonts w:ascii="Arial" w:hAnsi="Arial"/>
+                <w:color w:val="1C1A17"/>
+                <w:sz w:val="16"/>
+              </w:rPr>
+              <w:t>Formulario de reporte dentro de la aplicación.</w:t>
+            </w:r>
+          </w:p>
+        </w:tc>
+      </w:tr>
     </w:tbl>
     <w:p>
       <w:pPr>
@@ -14107,7 +19581,7 @@
           <w:color w:val="157A54"/>
           <w:sz w:val="18"/>
         </w:rPr>
-        <w:t>Fin del manual  ·  Edición 1.0  ·  21 de agosto de 2026</w:t>
+        <w:t>Fin del manual  ·  Edición 1.1  ·  21 de agosto de 2026</w:t>
       </w:r>
     </w:p>
     <w:sectPr>
@@ -14632,6 +20106,30 @@
     <w:lvlOverride w:ilvl="0">
       <w:startOverride w:val="1"/>
     </w:lvlOverride>
+  </w:num>
+  <w:num w:numId="46">
+    <w:abstractNumId w:val="7"/>
+  </w:num>
+  <w:num w:numId="47">
+    <w:abstractNumId w:val="7"/>
+  </w:num>
+  <w:num w:numId="48">
+    <w:abstractNumId w:val="7"/>
+  </w:num>
+  <w:num w:numId="49">
+    <w:abstractNumId w:val="7"/>
+  </w:num>
+  <w:num w:numId="50">
+    <w:abstractNumId w:val="7"/>
+  </w:num>
+  <w:num w:numId="51">
+    <w:abstractNumId w:val="7"/>
+  </w:num>
+  <w:num w:numId="52">
+    <w:abstractNumId w:val="7"/>
+  </w:num>
+  <w:num w:numId="53">
+    <w:abstractNumId w:val="7"/>
   </w:num>
 </w:numbering>
 </file>
